--- a/CodingChallenge6/CodingChallenge6.docx
+++ b/CodingChallenge6/CodingChallenge6.docx
@@ -1,13 +1,13 @@
 
 <file path=word/document.xml><?xml version="1.0" encoding="utf-8"?>
-<w:document xmlns:w="http://schemas.openxmlformats.org/wordprocessingml/2006/main" xmlns:m="http://schemas.openxmlformats.org/officeDocument/2006/math" xmlns:r="http://schemas.openxmlformats.org/officeDocument/2006/relationships" xmlns:o="urn:schemas-microsoft-com:office:office" xmlns:v="urn:schemas-microsoft-com:vml" xmlns:w10="urn:schemas-microsoft-com:office:word" xmlns:a="http://schemas.openxmlformats.org/drawingml/2006/main" xmlns:pic="http://schemas.openxmlformats.org/drawingml/2006/picture" xmlns:wp="http://schemas.openxmlformats.org/drawingml/2006/wordprocessingDrawing">
+<w:document xmlns:wpc="http://schemas.microsoft.com/office/word/2010/wordprocessingCanvas" xmlns:cx="http://schemas.microsoft.com/office/drawing/2014/chartex" xmlns:cx1="http://schemas.microsoft.com/office/drawing/2015/9/8/chartex" xmlns:cx2="http://schemas.microsoft.com/office/drawing/2015/10/21/chartex" xmlns:cx3="http://schemas.microsoft.com/office/drawing/2016/5/9/chartex" xmlns:cx4="http://schemas.microsoft.com/office/drawing/2016/5/10/chartex" xmlns:cx5="http://schemas.microsoft.com/office/drawing/2016/5/11/chartex" xmlns:cx6="http://schemas.microsoft.com/office/drawing/2016/5/12/chartex" xmlns:cx7="http://schemas.microsoft.com/office/drawing/2016/5/13/chartex" xmlns:cx8="http://schemas.microsoft.com/office/drawing/2016/5/14/chartex" xmlns:mc="http://schemas.openxmlformats.org/markup-compatibility/2006" xmlns:aink="http://schemas.microsoft.com/office/drawing/2016/ink" xmlns:am3d="http://schemas.microsoft.com/office/drawing/2017/model3d" xmlns:o="urn:schemas-microsoft-com:office:office" xmlns:oel="http://schemas.microsoft.com/office/2019/extlst" xmlns:r="http://schemas.openxmlformats.org/officeDocument/2006/relationships" xmlns:m="http://schemas.openxmlformats.org/officeDocument/2006/math" xmlns:v="urn:schemas-microsoft-com:vml" xmlns:wp14="http://schemas.microsoft.com/office/word/2010/wordprocessingDrawing" xmlns:wp="http://schemas.openxmlformats.org/drawingml/2006/wordprocessingDrawing" xmlns:w10="urn:schemas-microsoft-com:office:word" xmlns:w="http://schemas.openxmlformats.org/wordprocessingml/2006/main" xmlns:w14="http://schemas.microsoft.com/office/word/2010/wordml" xmlns:w15="http://schemas.microsoft.com/office/word/2012/wordml" xmlns:w16cex="http://schemas.microsoft.com/office/word/2018/wordml/cex" xmlns:w16cid="http://schemas.microsoft.com/office/word/2016/wordml/cid" xmlns:w16="http://schemas.microsoft.com/office/word/2018/wordml" xmlns:w16du="http://schemas.microsoft.com/office/word/2023/wordml/word16du" xmlns:w16sdtdh="http://schemas.microsoft.com/office/word/2020/wordml/sdtdatahash" xmlns:w16sdtfl="http://schemas.microsoft.com/office/word/2024/wordml/sdtformatlock" xmlns:w16se="http://schemas.microsoft.com/office/word/2015/wordml/symex" xmlns:wpg="http://schemas.microsoft.com/office/word/2010/wordprocessingGroup" xmlns:wpi="http://schemas.microsoft.com/office/word/2010/wordprocessingInk" xmlns:wne="http://schemas.microsoft.com/office/word/2006/wordml" xmlns:wps="http://schemas.microsoft.com/office/word/2010/wordprocessingShape" mc:Ignorable="w14 w15 w16se w16cid w16 w16cex w16sdtdh w16sdtfl w16du wp14">
   <w:body>
     <w:p>
       <w:pPr>
         <w:pStyle w:val="Title"/>
       </w:pPr>
       <w:r>
-        <w:t xml:space="preserve">Coding Challenge 6</w:t>
+        <w:t>Coding Challenge 6</w:t>
       </w:r>
     </w:p>
     <w:p>
@@ -15,7 +15,7 @@
         <w:pStyle w:val="Author"/>
       </w:pPr>
       <w:r>
-        <w:t xml:space="preserve">Gibi Thomas</w:t>
+        <w:t>Gibi Thomas</w:t>
       </w:r>
     </w:p>
     <w:p>
@@ -23,19 +23,24 @@
         <w:pStyle w:val="Date"/>
       </w:pPr>
       <w:r>
-        <w:t xml:space="preserve">2026-03-19</w:t>
-      </w:r>
+        <w:t>2026-03-19</w:t>
+      </w:r>
+    </w:p>
+    <w:p>
+      <w:pPr>
+        <w:pStyle w:val="BodyText"/>
+      </w:pPr>
     </w:p>
     <w:p>
       <w:pPr>
         <w:pStyle w:val="Compact"/>
         <w:numPr>
           <w:ilvl w:val="0"/>
-          <w:numId w:val="1001"/>
+          <w:numId w:val="2"/>
         </w:numPr>
       </w:pPr>
       <w:r>
-        <w:t xml:space="preserve">Regarding reproducibility, what is the main point of writing your own functions and iterations?</w:t>
+        <w:t>Regarding reproducibility, what is the main point of writing your own functions and iterations?</w:t>
       </w:r>
     </w:p>
     <w:p>
@@ -43,13 +48,7 @@
         <w:pStyle w:val="FirstParagraph"/>
       </w:pPr>
       <w:r>
-        <w:t xml:space="preserve">Functions are like those written into packages. They are useful when you need to perform the same code on different data and you want to avoid copy and paste errors.</w:t>
-      </w:r>
-      <w:r>
-        <w:t xml:space="preserve"> </w:t>
-      </w:r>
-      <w:r>
-        <w:t xml:space="preserve">Iterations helps reduce copy and paste errors for something that we would like to do over and over again. It is also helpful for sanity checks through data simulation.</w:t>
+        <w:t>Functions are like those written into packages. They are useful when you need to perform the same code on different data and you want to avoid copy and paste errors. Iterations helps reduce copy and paste errors for something that we would like to do over and over again. It is also helpful for sanity checks through data simulation.</w:t>
       </w:r>
     </w:p>
     <w:p>
@@ -57,11 +56,11 @@
         <w:pStyle w:val="Compact"/>
         <w:numPr>
           <w:ilvl w:val="0"/>
-          <w:numId w:val="1002"/>
+          <w:numId w:val="3"/>
         </w:numPr>
       </w:pPr>
       <w:r>
-        <w:t xml:space="preserve">In your own words, describe: 1) how to write a function in R, and 2) how to write a for loop in R. In your answer, be specific about: basic syntax, where the code is written, and how results are returned or stored.</w:t>
+        <w:t>In your own words, describe: 1) how to write a function in R, and 2) how to write a for loop in R. In your answer, be specific about: basic syntax, where the code is written, and how results are returned or stored.</w:t>
       </w:r>
     </w:p>
     <w:p>
@@ -69,7 +68,7 @@
         <w:pStyle w:val="FirstParagraph"/>
       </w:pPr>
       <w:r>
-        <w:t xml:space="preserve">First we start by naming the function with the backward arrow. After opening a new function we type the curly brackets. We will type the code we want to perform within the curly brackets.Inside the parentheses after function is where we put our variables separated by commas.</w:t>
+        <w:t>First we start by naming the function with the backward arrow. After opening a new function we type the curly brackets. We will type the code we want to perform within the curly brackets.Inside the parentheses after function is where we put our variables separated by commas.</w:t>
       </w:r>
     </w:p>
     <w:p>
@@ -77,7 +76,7 @@
         <w:pStyle w:val="BodyText"/>
       </w:pPr>
       <w:r>
-        <w:t xml:space="preserve">The for loop is classic coding. To write a for loop in R, you use the for keyword followed by parentheses containing a loop variable and a sequence to iterate over, and then curly brackets {} containing the code to be executed during each iteration.</w:t>
+        <w:t>The for loop is classic coding. To write a for loop in R, you use the for keyword followed by parentheses containing a loop variable and a sequence to iterate over, and then curly brackets {} containing the code to be executed during each iteration.</w:t>
       </w:r>
     </w:p>
     <w:p>
@@ -94,7 +93,7 @@
         <w:rPr>
           <w:rStyle w:val="OtherTok"/>
         </w:rPr>
-        <w:t xml:space="preserve">&lt;-</w:t>
+        <w:t>&lt;-</w:t>
       </w:r>
       <w:r>
         <w:rPr>
@@ -106,34 +105,34 @@
         <w:rPr>
           <w:rStyle w:val="FunctionTok"/>
         </w:rPr>
-        <w:t xml:space="preserve">read.csv</w:t>
-      </w:r>
-      <w:r>
-        <w:rPr>
-          <w:rStyle w:val="NormalTok"/>
-        </w:rPr>
-        <w:t xml:space="preserve">(</w:t>
+        <w:t>read.csv</w:t>
+      </w:r>
+      <w:r>
+        <w:rPr>
+          <w:rStyle w:val="NormalTok"/>
+        </w:rPr>
+        <w:t>(</w:t>
       </w:r>
       <w:r>
         <w:rPr>
           <w:rStyle w:val="StringTok"/>
         </w:rPr>
-        <w:t xml:space="preserve">"Cities.csv"</w:t>
-      </w:r>
-      <w:r>
-        <w:rPr>
-          <w:rStyle w:val="NormalTok"/>
-        </w:rPr>
-        <w:t xml:space="preserve">)</w:t>
-      </w:r>
-      <w:r>
-        <w:br/>
-      </w:r>
-      <w:r>
-        <w:rPr>
-          <w:rStyle w:val="NormalTok"/>
-        </w:rPr>
-        <w:t xml:space="preserve">Cities.data</w:t>
+        <w:t>"Cities.csv"</w:t>
+      </w:r>
+      <w:r>
+        <w:rPr>
+          <w:rStyle w:val="NormalTok"/>
+        </w:rPr>
+        <w:t>)</w:t>
+      </w:r>
+      <w:r>
+        <w:br/>
+      </w:r>
+      <w:r>
+        <w:rPr>
+          <w:rStyle w:val="NormalTok"/>
+        </w:rPr>
+        <w:t>Cities.data</w:t>
       </w:r>
     </w:p>
     <w:p>
@@ -144,736 +143,738 @@
         <w:rPr>
           <w:rStyle w:val="VerbatimChar"/>
         </w:rPr>
-        <w:t xml:space="preserve">##             city    city_ascii state_id           state_name county_fips</w:t>
-      </w:r>
-      <w:r>
-        <w:br/>
-      </w:r>
-      <w:r>
-        <w:rPr>
-          <w:rStyle w:val="VerbatimChar"/>
-        </w:rPr>
-        <w:t xml:space="preserve">## 1       New York      New York       NY             New York       36081</w:t>
-      </w:r>
-      <w:r>
-        <w:br/>
-      </w:r>
-      <w:r>
-        <w:rPr>
-          <w:rStyle w:val="VerbatimChar"/>
-        </w:rPr>
-        <w:t xml:space="preserve">## 2    Los Angeles   Los Angeles       CA           California        6037</w:t>
-      </w:r>
-      <w:r>
-        <w:br/>
-      </w:r>
-      <w:r>
-        <w:rPr>
-          <w:rStyle w:val="VerbatimChar"/>
-        </w:rPr>
-        <w:t xml:space="preserve">## 3        Chicago       Chicago       IL             Illinois       17031</w:t>
-      </w:r>
-      <w:r>
-        <w:br/>
-      </w:r>
-      <w:r>
-        <w:rPr>
-          <w:rStyle w:val="VerbatimChar"/>
-        </w:rPr>
-        <w:t xml:space="preserve">## 4          Miami         Miami       FL              Florida       12086</w:t>
-      </w:r>
-      <w:r>
-        <w:br/>
-      </w:r>
-      <w:r>
-        <w:rPr>
-          <w:rStyle w:val="VerbatimChar"/>
-        </w:rPr>
-        <w:t xml:space="preserve">## 5        Houston       Houston       TX                Texas       48201</w:t>
-      </w:r>
-      <w:r>
-        <w:br/>
-      </w:r>
-      <w:r>
-        <w:rPr>
-          <w:rStyle w:val="VerbatimChar"/>
-        </w:rPr>
-        <w:t xml:space="preserve">## 6         Dallas        Dallas       TX                Texas       48113</w:t>
-      </w:r>
-      <w:r>
-        <w:br/>
-      </w:r>
-      <w:r>
-        <w:rPr>
-          <w:rStyle w:val="VerbatimChar"/>
-        </w:rPr>
-        <w:t xml:space="preserve">## 7   Philadelphia  Philadelphia       PA         Pennsylvania       42101</w:t>
-      </w:r>
-      <w:r>
-        <w:br/>
-      </w:r>
-      <w:r>
-        <w:rPr>
-          <w:rStyle w:val="VerbatimChar"/>
-        </w:rPr>
-        <w:t xml:space="preserve">## 8        Atlanta       Atlanta       GA              Georgia       13121</w:t>
-      </w:r>
-      <w:r>
-        <w:br/>
-      </w:r>
-      <w:r>
-        <w:rPr>
-          <w:rStyle w:val="VerbatimChar"/>
-        </w:rPr>
-        <w:t xml:space="preserve">## 9     Washington    Washington       DC District of Columbia       11001</w:t>
-      </w:r>
-      <w:r>
-        <w:br/>
-      </w:r>
-      <w:r>
-        <w:rPr>
-          <w:rStyle w:val="VerbatimChar"/>
-        </w:rPr>
-        <w:t xml:space="preserve">## 10        Boston        Boston       MA        Massachusetts       25025</w:t>
-      </w:r>
-      <w:r>
-        <w:br/>
-      </w:r>
-      <w:r>
-        <w:rPr>
-          <w:rStyle w:val="VerbatimChar"/>
-        </w:rPr>
-        <w:t xml:space="preserve">## 11       Phoenix       Phoenix       AZ              Arizona        4013</w:t>
-      </w:r>
-      <w:r>
-        <w:br/>
-      </w:r>
-      <w:r>
-        <w:rPr>
-          <w:rStyle w:val="VerbatimChar"/>
-        </w:rPr>
-        <w:t xml:space="preserve">## 12       Detroit       Detroit       MI             Michigan       26163</w:t>
-      </w:r>
-      <w:r>
-        <w:br/>
-      </w:r>
-      <w:r>
-        <w:rPr>
-          <w:rStyle w:val="VerbatimChar"/>
-        </w:rPr>
-        <w:t xml:space="preserve">## 13       Seattle       Seattle       WA           Washington       53033</w:t>
-      </w:r>
-      <w:r>
-        <w:br/>
-      </w:r>
-      <w:r>
-        <w:rPr>
-          <w:rStyle w:val="VerbatimChar"/>
-        </w:rPr>
-        <w:t xml:space="preserve">## 14 San Francisco San Francisco       CA           California        6075</w:t>
-      </w:r>
-      <w:r>
-        <w:br/>
-      </w:r>
-      <w:r>
-        <w:rPr>
-          <w:rStyle w:val="VerbatimChar"/>
-        </w:rPr>
-        <w:t xml:space="preserve">## 15     San Diego     San Diego       CA           California        6073</w:t>
-      </w:r>
-      <w:r>
-        <w:br/>
-      </w:r>
-      <w:r>
-        <w:rPr>
-          <w:rStyle w:val="VerbatimChar"/>
-        </w:rPr>
-        <w:t xml:space="preserve">## 16   Minneapolis   Minneapolis       MN            Minnesota       27053</w:t>
-      </w:r>
-      <w:r>
-        <w:br/>
-      </w:r>
-      <w:r>
-        <w:rPr>
-          <w:rStyle w:val="VerbatimChar"/>
-        </w:rPr>
-        <w:t xml:space="preserve">## 17         Tampa         Tampa       FL              Florida       12057</w:t>
-      </w:r>
-      <w:r>
-        <w:br/>
-      </w:r>
-      <w:r>
-        <w:rPr>
-          <w:rStyle w:val="VerbatimChar"/>
-        </w:rPr>
-        <w:t xml:space="preserve">## 18      Brooklyn      Brooklyn       NY             New York       36047</w:t>
-      </w:r>
-      <w:r>
-        <w:br/>
-      </w:r>
-      <w:r>
-        <w:rPr>
-          <w:rStyle w:val="VerbatimChar"/>
-        </w:rPr>
-        <w:t xml:space="preserve">## 19        Denver        Denver       CO             Colorado        8031</w:t>
-      </w:r>
-      <w:r>
-        <w:br/>
-      </w:r>
-      <w:r>
-        <w:rPr>
-          <w:rStyle w:val="VerbatimChar"/>
-        </w:rPr>
-        <w:t xml:space="preserve">## 20        Queens        Queens       NY             New York       36081</w:t>
-      </w:r>
-      <w:r>
-        <w:br/>
-      </w:r>
-      <w:r>
-        <w:rPr>
-          <w:rStyle w:val="VerbatimChar"/>
-        </w:rPr>
-        <w:t xml:space="preserve">## 21     Riverside     Riverside       CA           California        6065</w:t>
-      </w:r>
-      <w:r>
-        <w:br/>
-      </w:r>
-      <w:r>
-        <w:rPr>
-          <w:rStyle w:val="VerbatimChar"/>
-        </w:rPr>
-        <w:t xml:space="preserve">## 22     Las Vegas     Las Vegas       NV               Nevada       32003</w:t>
-      </w:r>
-      <w:r>
-        <w:br/>
-      </w:r>
-      <w:r>
-        <w:rPr>
-          <w:rStyle w:val="VerbatimChar"/>
-        </w:rPr>
-        <w:t xml:space="preserve">## 23     Baltimore     Baltimore       MD             Maryland       24510</w:t>
-      </w:r>
-      <w:r>
-        <w:br/>
-      </w:r>
-      <w:r>
-        <w:rPr>
-          <w:rStyle w:val="VerbatimChar"/>
-        </w:rPr>
-        <w:t xml:space="preserve">## 24     St. Louis     St. Louis       MO             Missouri       29510</w:t>
-      </w:r>
-      <w:r>
-        <w:br/>
-      </w:r>
-      <w:r>
-        <w:rPr>
-          <w:rStyle w:val="VerbatimChar"/>
-        </w:rPr>
-        <w:t xml:space="preserve">## 25      Portland      Portland       OR               Oregon       41051</w:t>
-      </w:r>
-      <w:r>
-        <w:br/>
-      </w:r>
-      <w:r>
-        <w:rPr>
-          <w:rStyle w:val="VerbatimChar"/>
-        </w:rPr>
-        <w:t xml:space="preserve">## 26   San Antonio   San Antonio       TX                Texas       48029</w:t>
-      </w:r>
-      <w:r>
-        <w:br/>
-      </w:r>
-      <w:r>
-        <w:rPr>
-          <w:rStyle w:val="VerbatimChar"/>
-        </w:rPr>
-        <w:t xml:space="preserve">## 27    Sacramento    Sacramento       CA           California        6067</w:t>
-      </w:r>
-      <w:r>
-        <w:br/>
-      </w:r>
-      <w:r>
-        <w:rPr>
-          <w:rStyle w:val="VerbatimChar"/>
-        </w:rPr>
-        <w:t xml:space="preserve">## 28        Austin        Austin       TX                Texas       48453</w:t>
-      </w:r>
-      <w:r>
-        <w:br/>
-      </w:r>
-      <w:r>
-        <w:rPr>
-          <w:rStyle w:val="VerbatimChar"/>
-        </w:rPr>
-        <w:t xml:space="preserve">## 29       Orlando       Orlando       FL              Florida       12095</w:t>
-      </w:r>
-      <w:r>
-        <w:br/>
-      </w:r>
-      <w:r>
-        <w:rPr>
-          <w:rStyle w:val="VerbatimChar"/>
-        </w:rPr>
-        <w:t xml:space="preserve">## 30      San Juan      San Juan       PR          Puerto Rico       72127</w:t>
-      </w:r>
-      <w:r>
-        <w:br/>
-      </w:r>
-      <w:r>
-        <w:rPr>
-          <w:rStyle w:val="VerbatimChar"/>
-        </w:rPr>
-        <w:t xml:space="preserve">## 31      San Jose      San Jose       CA           California        6085</w:t>
-      </w:r>
-      <w:r>
-        <w:br/>
-      </w:r>
-      <w:r>
-        <w:rPr>
-          <w:rStyle w:val="VerbatimChar"/>
-        </w:rPr>
-        <w:t xml:space="preserve">## 32  Indianapolis  Indianapolis       IN              Indiana       18097</w:t>
-      </w:r>
-      <w:r>
-        <w:br/>
-      </w:r>
-      <w:r>
-        <w:rPr>
-          <w:rStyle w:val="VerbatimChar"/>
-        </w:rPr>
-        <w:t xml:space="preserve">## 33    Pittsburgh    Pittsburgh       PA         Pennsylvania       42003</w:t>
-      </w:r>
-      <w:r>
-        <w:br/>
-      </w:r>
-      <w:r>
-        <w:rPr>
-          <w:rStyle w:val="VerbatimChar"/>
-        </w:rPr>
-        <w:t xml:space="preserve">## 34    Cincinnati    Cincinnati       OH                 Ohio       39061</w:t>
-      </w:r>
-      <w:r>
-        <w:br/>
-      </w:r>
-      <w:r>
-        <w:rPr>
-          <w:rStyle w:val="VerbatimChar"/>
-        </w:rPr>
-        <w:t xml:space="preserve">## 35     Manhattan     Manhattan       NY             New York       36061</w:t>
-      </w:r>
-      <w:r>
-        <w:br/>
-      </w:r>
-      <w:r>
-        <w:rPr>
-          <w:rStyle w:val="VerbatimChar"/>
-        </w:rPr>
-        <w:t xml:space="preserve">## 36   Kansas City   Kansas City       MO             Missouri       29095</w:t>
-      </w:r>
-      <w:r>
-        <w:br/>
-      </w:r>
-      <w:r>
-        <w:rPr>
-          <w:rStyle w:val="VerbatimChar"/>
-        </w:rPr>
-        <w:t xml:space="preserve">## 37     Cleveland     Cleveland       OH                 Ohio       39035</w:t>
-      </w:r>
-      <w:r>
-        <w:br/>
-      </w:r>
-      <w:r>
-        <w:rPr>
-          <w:rStyle w:val="VerbatimChar"/>
-        </w:rPr>
-        <w:t xml:space="preserve">## 38      Columbus      Columbus       OH                 Ohio       39049</w:t>
-      </w:r>
-      <w:r>
-        <w:br/>
-      </w:r>
-      <w:r>
-        <w:rPr>
-          <w:rStyle w:val="VerbatimChar"/>
-        </w:rPr>
-        <w:t xml:space="preserve">## 39         Bronx         Bronx       NY             New York       36005</w:t>
-      </w:r>
-      <w:r>
-        <w:br/>
-      </w:r>
-      <w:r>
-        <w:rPr>
-          <w:rStyle w:val="VerbatimChar"/>
-        </w:rPr>
-        <w:t xml:space="preserve">## 40        Auburn        Auburn       AL              Alabama        1081</w:t>
-      </w:r>
-      <w:r>
-        <w:br/>
-      </w:r>
-      <w:r>
-        <w:rPr>
-          <w:rStyle w:val="VerbatimChar"/>
-        </w:rPr>
-        <w:t xml:space="preserve">##             county_name     lat      long population density</w:t>
-      </w:r>
-      <w:r>
-        <w:br/>
-      </w:r>
-      <w:r>
-        <w:rPr>
-          <w:rStyle w:val="VerbatimChar"/>
-        </w:rPr>
-        <w:t xml:space="preserve">## 1                Queens 40.6943  -73.9249   18832416 10943.7</w:t>
-      </w:r>
-      <w:r>
-        <w:br/>
-      </w:r>
-      <w:r>
-        <w:rPr>
-          <w:rStyle w:val="VerbatimChar"/>
-        </w:rPr>
-        <w:t xml:space="preserve">## 2           Los Angeles 34.1141 -118.4068   11885717  3165.8</w:t>
-      </w:r>
-      <w:r>
-        <w:br/>
-      </w:r>
-      <w:r>
-        <w:rPr>
-          <w:rStyle w:val="VerbatimChar"/>
-        </w:rPr>
-        <w:t xml:space="preserve">## 3                  Cook 41.8375  -87.6866    8489066  4590.3</w:t>
-      </w:r>
-      <w:r>
-        <w:br/>
-      </w:r>
-      <w:r>
-        <w:rPr>
-          <w:rStyle w:val="VerbatimChar"/>
-        </w:rPr>
-        <w:t xml:space="preserve">## 4            Miami-Dade 25.7840  -80.2101    6113982  4791.1</w:t>
-      </w:r>
-      <w:r>
-        <w:br/>
-      </w:r>
-      <w:r>
-        <w:rPr>
-          <w:rStyle w:val="VerbatimChar"/>
-        </w:rPr>
-        <w:t xml:space="preserve">## 5                Harris 29.7860  -95.3885    6046392  1386.5</w:t>
-      </w:r>
-      <w:r>
-        <w:br/>
-      </w:r>
-      <w:r>
-        <w:rPr>
-          <w:rStyle w:val="VerbatimChar"/>
-        </w:rPr>
-        <w:t xml:space="preserve">## 6                Dallas 32.7935  -96.7667    5843632  1477.2</w:t>
-      </w:r>
-      <w:r>
-        <w:br/>
-      </w:r>
-      <w:r>
-        <w:rPr>
-          <w:rStyle w:val="VerbatimChar"/>
-        </w:rPr>
-        <w:t xml:space="preserve">## 7          Philadelphia 40.0077  -75.1339    5696588  4547.5</w:t>
-      </w:r>
-      <w:r>
-        <w:br/>
-      </w:r>
-      <w:r>
-        <w:rPr>
-          <w:rStyle w:val="VerbatimChar"/>
-        </w:rPr>
-        <w:t xml:space="preserve">## 8                Fulton 33.7628  -84.4220    5211164  1425.3</w:t>
-      </w:r>
-      <w:r>
-        <w:br/>
-      </w:r>
-      <w:r>
-        <w:rPr>
-          <w:rStyle w:val="VerbatimChar"/>
-        </w:rPr>
-        <w:t xml:space="preserve">## 9  District of Columbia 38.9047  -77.0163    5146120  4245.2</w:t>
-      </w:r>
-      <w:r>
-        <w:br/>
-      </w:r>
-      <w:r>
-        <w:rPr>
-          <w:rStyle w:val="VerbatimChar"/>
-        </w:rPr>
-        <w:t xml:space="preserve">## 10              Suffolk 42.3188  -71.0852    4355184  5303.3</w:t>
-      </w:r>
-      <w:r>
-        <w:br/>
-      </w:r>
-      <w:r>
-        <w:rPr>
-          <w:rStyle w:val="VerbatimChar"/>
-        </w:rPr>
-        <w:t xml:space="preserve">## 11             Maricopa 33.5722 -112.0892    4065338  1210.3</w:t>
-      </w:r>
-      <w:r>
-        <w:br/>
-      </w:r>
-      <w:r>
-        <w:rPr>
-          <w:rStyle w:val="VerbatimChar"/>
-        </w:rPr>
-        <w:t xml:space="preserve">## 12                Wayne 42.3834  -83.1024    3716929  1771.8</w:t>
-      </w:r>
-      <w:r>
-        <w:br/>
-      </w:r>
-      <w:r>
-        <w:rPr>
-          <w:rStyle w:val="VerbatimChar"/>
-        </w:rPr>
-        <w:t xml:space="preserve">## 13                 King 47.6211 -122.3244    3555253  3408.0</w:t>
-      </w:r>
-      <w:r>
-        <w:br/>
-      </w:r>
-      <w:r>
-        <w:rPr>
-          <w:rStyle w:val="VerbatimChar"/>
-        </w:rPr>
-        <w:t xml:space="preserve">## 14        San Francisco 37.7558 -122.4449    3364862  6914.5</w:t>
-      </w:r>
-      <w:r>
-        <w:br/>
-      </w:r>
-      <w:r>
-        <w:rPr>
-          <w:rStyle w:val="VerbatimChar"/>
-        </w:rPr>
-        <w:t xml:space="preserve">## 15            San Diego 32.8313 -117.1222    3057778  1640.0</w:t>
-      </w:r>
-      <w:r>
-        <w:br/>
-      </w:r>
-      <w:r>
-        <w:rPr>
-          <w:rStyle w:val="VerbatimChar"/>
-        </w:rPr>
-        <w:t xml:space="preserve">## 16             Hennepin 44.9635  -93.2678    2906807  3052.0</w:t>
-      </w:r>
-      <w:r>
-        <w:br/>
-      </w:r>
-      <w:r>
-        <w:rPr>
-          <w:rStyle w:val="VerbatimChar"/>
-        </w:rPr>
-        <w:t xml:space="preserve">## 17         Hillsborough 27.9945  -82.4447    2906035  1336.6</w:t>
-      </w:r>
-      <w:r>
-        <w:br/>
-      </w:r>
-      <w:r>
-        <w:rPr>
-          <w:rStyle w:val="VerbatimChar"/>
-        </w:rPr>
-        <w:t xml:space="preserve">## 18                Kings 40.6501  -73.9496    2736074 15200.5</w:t>
-      </w:r>
-      <w:r>
-        <w:br/>
-      </w:r>
-      <w:r>
-        <w:rPr>
-          <w:rStyle w:val="VerbatimChar"/>
-        </w:rPr>
-        <w:t xml:space="preserve">## 19               Denver 39.7620 -104.8758    2691349  1800.3</w:t>
-      </w:r>
-      <w:r>
-        <w:br/>
-      </w:r>
-      <w:r>
-        <w:rPr>
-          <w:rStyle w:val="VerbatimChar"/>
-        </w:rPr>
-        <w:t xml:space="preserve">## 20               Queens 40.7498  -73.7976    2405464  8503.7</w:t>
-      </w:r>
-      <w:r>
-        <w:br/>
-      </w:r>
-      <w:r>
-        <w:rPr>
-          <w:rStyle w:val="VerbatimChar"/>
-        </w:rPr>
-        <w:t xml:space="preserve">## 21            Riverside 33.9381 -117.3949    2288508  1504.7</w:t>
-      </w:r>
-      <w:r>
-        <w:br/>
-      </w:r>
-      <w:r>
-        <w:rPr>
-          <w:rStyle w:val="VerbatimChar"/>
-        </w:rPr>
-        <w:t xml:space="preserve">## 22                Clark 36.2333 -115.2654    2256509  1771.5</w:t>
-      </w:r>
-      <w:r>
-        <w:br/>
-      </w:r>
-      <w:r>
-        <w:rPr>
-          <w:rStyle w:val="VerbatimChar"/>
-        </w:rPr>
-        <w:t xml:space="preserve">## 23            Baltimore 39.3051  -76.6144    2189589  2753.1</w:t>
-      </w:r>
-      <w:r>
-        <w:br/>
-      </w:r>
-      <w:r>
-        <w:rPr>
-          <w:rStyle w:val="VerbatimChar"/>
-        </w:rPr>
-        <w:t xml:space="preserve">## 24            St. Louis 38.6359  -90.2451    2127843  1833.6</w:t>
-      </w:r>
-      <w:r>
-        <w:br/>
-      </w:r>
-      <w:r>
-        <w:rPr>
-          <w:rStyle w:val="VerbatimChar"/>
-        </w:rPr>
-        <w:t xml:space="preserve">## 25            Multnomah 45.5371 -122.6500    2084045  1859.0</w:t>
-      </w:r>
-      <w:r>
-        <w:br/>
-      </w:r>
-      <w:r>
-        <w:rPr>
-          <w:rStyle w:val="VerbatimChar"/>
-        </w:rPr>
-        <w:t xml:space="preserve">## 26                Bexar 29.4632  -98.5238    2069843  1129.0</w:t>
-      </w:r>
-      <w:r>
-        <w:br/>
-      </w:r>
-      <w:r>
-        <w:rPr>
-          <w:rStyle w:val="VerbatimChar"/>
-        </w:rPr>
-        <w:t xml:space="preserve">## 27           Sacramento 38.5677 -121.4685    1962998  2054.1</w:t>
-      </w:r>
-      <w:r>
-        <w:br/>
-      </w:r>
-      <w:r>
-        <w:rPr>
-          <w:rStyle w:val="VerbatimChar"/>
-        </w:rPr>
-        <w:t xml:space="preserve">## 28               Travis 30.3005  -97.7522    1915031  1145.0</w:t>
-      </w:r>
-      <w:r>
-        <w:br/>
-      </w:r>
-      <w:r>
-        <w:rPr>
-          <w:rStyle w:val="VerbatimChar"/>
-        </w:rPr>
-        <w:t xml:space="preserve">## 29               Orange 28.4773  -81.3370    1913597  1082.0</w:t>
-      </w:r>
-      <w:r>
-        <w:br/>
-      </w:r>
-      <w:r>
-        <w:rPr>
-          <w:rStyle w:val="VerbatimChar"/>
-        </w:rPr>
-        <w:t xml:space="preserve">## 30             San Juan 18.3985  -66.0610    1809800  3110.1</w:t>
-      </w:r>
-      <w:r>
-        <w:br/>
-      </w:r>
-      <w:r>
-        <w:rPr>
-          <w:rStyle w:val="VerbatimChar"/>
-        </w:rPr>
-        <w:t xml:space="preserve">## 31          Santa Clara 37.3012 -121.8480    1771563  2148.3</w:t>
-      </w:r>
-      <w:r>
-        <w:br/>
-      </w:r>
-      <w:r>
-        <w:rPr>
-          <w:rStyle w:val="VerbatimChar"/>
-        </w:rPr>
-        <w:t xml:space="preserve">## 32               Marion 39.7771  -86.1458    1740984   943.3</w:t>
-      </w:r>
-      <w:r>
-        <w:br/>
-      </w:r>
-      <w:r>
-        <w:rPr>
-          <w:rStyle w:val="VerbatimChar"/>
-        </w:rPr>
-        <w:t xml:space="preserve">## 33            Allegheny 40.4397  -79.9763    1712828  2116.9</w:t>
-      </w:r>
-      <w:r>
-        <w:br/>
-      </w:r>
-      <w:r>
-        <w:rPr>
-          <w:rStyle w:val="VerbatimChar"/>
-        </w:rPr>
-        <w:t xml:space="preserve">## 34             Hamilton 39.1413  -84.5060    1704916  1534.2</w:t>
-      </w:r>
-      <w:r>
-        <w:br/>
-      </w:r>
-      <w:r>
-        <w:rPr>
-          <w:rStyle w:val="VerbatimChar"/>
-        </w:rPr>
-        <w:t xml:space="preserve">## 35             New York 40.7834  -73.9662    1694263 28653.9</w:t>
-      </w:r>
-      <w:r>
-        <w:br/>
-      </w:r>
-      <w:r>
-        <w:rPr>
-          <w:rStyle w:val="VerbatimChar"/>
-        </w:rPr>
-        <w:t xml:space="preserve">## 36              Jackson 39.1238  -94.5541    1686807   623.6</w:t>
-      </w:r>
-      <w:r>
-        <w:br/>
-      </w:r>
-      <w:r>
-        <w:rPr>
-          <w:rStyle w:val="VerbatimChar"/>
-        </w:rPr>
-        <w:t xml:space="preserve">## 37             Cuyahoga 41.4764  -81.6805    1679247  1825.4</w:t>
-      </w:r>
-      <w:r>
-        <w:br/>
-      </w:r>
-      <w:r>
-        <w:rPr>
-          <w:rStyle w:val="VerbatimChar"/>
-        </w:rPr>
-        <w:t xml:space="preserve">## 38             Franklin 39.9862  -82.9855    1578153  1585.7</w:t>
-      </w:r>
-      <w:r>
-        <w:br/>
-      </w:r>
-      <w:r>
-        <w:rPr>
-          <w:rStyle w:val="VerbatimChar"/>
-        </w:rPr>
-        <w:t xml:space="preserve">## 39                Bronx 40.8501  -73.8662    1472654 13356.3</w:t>
-      </w:r>
-      <w:r>
-        <w:br/>
-      </w:r>
-      <w:r>
-        <w:rPr>
-          <w:rStyle w:val="VerbatimChar"/>
-        </w:rPr>
-        <w:t xml:space="preserve">## 40                  Lee 32.6087  -85.4903     108327   486.5</w:t>
+        <w:t>##             city    city_ascii state_id           state_name county_fips</w:t>
+      </w:r>
+      <w:r>
+        <w:br/>
+      </w:r>
+      <w:r>
+        <w:rPr>
+          <w:rStyle w:val="VerbatimChar"/>
+        </w:rPr>
+        <w:t>## 1       New York      New York       NY             New York       36081</w:t>
+      </w:r>
+      <w:r>
+        <w:br/>
+      </w:r>
+      <w:r>
+        <w:rPr>
+          <w:rStyle w:val="VerbatimChar"/>
+        </w:rPr>
+        <w:t>## 2    Los Angeles   Los Angeles       CA           California        6037</w:t>
+      </w:r>
+      <w:r>
+        <w:br/>
+      </w:r>
+      <w:r>
+        <w:rPr>
+          <w:rStyle w:val="VerbatimChar"/>
+        </w:rPr>
+        <w:t>## 3        Chicago       Chicago       IL             Illinois       17031</w:t>
+      </w:r>
+      <w:r>
+        <w:br/>
+      </w:r>
+      <w:r>
+        <w:rPr>
+          <w:rStyle w:val="VerbatimChar"/>
+        </w:rPr>
+        <w:t>## 4          Miami         Miami       FL              Florida       12086</w:t>
+      </w:r>
+      <w:r>
+        <w:br/>
+      </w:r>
+      <w:r>
+        <w:rPr>
+          <w:rStyle w:val="VerbatimChar"/>
+        </w:rPr>
+        <w:t>## 5        Houston       Houston       TX                Texas       48201</w:t>
+      </w:r>
+      <w:r>
+        <w:br/>
+      </w:r>
+      <w:r>
+        <w:rPr>
+          <w:rStyle w:val="VerbatimChar"/>
+        </w:rPr>
+        <w:t>## 6         Dallas        Dallas       TX                Texas       48113</w:t>
+      </w:r>
+      <w:r>
+        <w:br/>
+      </w:r>
+      <w:r>
+        <w:rPr>
+          <w:rStyle w:val="VerbatimChar"/>
+        </w:rPr>
+        <w:t>## 7   Philadelphia  Philadelphia       PA         Pennsylvania       42101</w:t>
+      </w:r>
+      <w:r>
+        <w:br/>
+      </w:r>
+      <w:r>
+        <w:rPr>
+          <w:rStyle w:val="VerbatimChar"/>
+        </w:rPr>
+        <w:t>## 8        Atlanta       Atlanta       GA              Georgia       13121</w:t>
+      </w:r>
+      <w:r>
+        <w:br/>
+      </w:r>
+      <w:r>
+        <w:rPr>
+          <w:rStyle w:val="VerbatimChar"/>
+        </w:rPr>
+        <w:t>## 9     Washington    Washington       DC District of Columbia       11001</w:t>
+      </w:r>
+      <w:r>
+        <w:br/>
+      </w:r>
+      <w:r>
+        <w:rPr>
+          <w:rStyle w:val="VerbatimChar"/>
+        </w:rPr>
+        <w:t>## 10        Boston        Boston       MA        Massachusetts       25025</w:t>
+      </w:r>
+      <w:r>
+        <w:br/>
+      </w:r>
+      <w:r>
+        <w:rPr>
+          <w:rStyle w:val="VerbatimChar"/>
+        </w:rPr>
+        <w:t>## 11       Phoenix       Phoenix       AZ              Arizona        4013</w:t>
+      </w:r>
+      <w:r>
+        <w:br/>
+      </w:r>
+      <w:r>
+        <w:rPr>
+          <w:rStyle w:val="VerbatimChar"/>
+        </w:rPr>
+        <w:t>## 12       Detroit       Detroit       MI             Michigan       26163</w:t>
+      </w:r>
+      <w:r>
+        <w:br/>
+      </w:r>
+      <w:r>
+        <w:rPr>
+          <w:rStyle w:val="VerbatimChar"/>
+        </w:rPr>
+        <w:t>## 13       Seattle       Seattle       WA           Washington       53033</w:t>
+      </w:r>
+      <w:r>
+        <w:br/>
+      </w:r>
+      <w:r>
+        <w:rPr>
+          <w:rStyle w:val="VerbatimChar"/>
+        </w:rPr>
+        <w:t>## 14 San Francisco San Francisco       CA           California        6075</w:t>
+      </w:r>
+      <w:r>
+        <w:br/>
+      </w:r>
+      <w:r>
+        <w:rPr>
+          <w:rStyle w:val="VerbatimChar"/>
+        </w:rPr>
+        <w:t>## 15     San Diego     San Diego       CA           California        6073</w:t>
+      </w:r>
+      <w:r>
+        <w:br/>
+      </w:r>
+      <w:r>
+        <w:rPr>
+          <w:rStyle w:val="VerbatimChar"/>
+        </w:rPr>
+        <w:t>## 16   Minneapolis   Minneapolis       MN            Minnesota       27053</w:t>
+      </w:r>
+      <w:r>
+        <w:br/>
+      </w:r>
+      <w:r>
+        <w:rPr>
+          <w:rStyle w:val="VerbatimChar"/>
+        </w:rPr>
+        <w:lastRenderedPageBreak/>
+        <w:t>## 17         Tampa         Tampa       FL              Florida       12057</w:t>
+      </w:r>
+      <w:r>
+        <w:br/>
+      </w:r>
+      <w:r>
+        <w:rPr>
+          <w:rStyle w:val="VerbatimChar"/>
+        </w:rPr>
+        <w:t>## 18      Brooklyn      Brooklyn       NY             New York       36047</w:t>
+      </w:r>
+      <w:r>
+        <w:br/>
+      </w:r>
+      <w:r>
+        <w:rPr>
+          <w:rStyle w:val="VerbatimChar"/>
+        </w:rPr>
+        <w:t>## 19        Denver        Denver       CO             Colorado        8031</w:t>
+      </w:r>
+      <w:r>
+        <w:br/>
+      </w:r>
+      <w:r>
+        <w:rPr>
+          <w:rStyle w:val="VerbatimChar"/>
+        </w:rPr>
+        <w:t>## 20        Queens        Queens       NY             New York       36081</w:t>
+      </w:r>
+      <w:r>
+        <w:br/>
+      </w:r>
+      <w:r>
+        <w:rPr>
+          <w:rStyle w:val="VerbatimChar"/>
+        </w:rPr>
+        <w:t>## 21     Riverside     Riverside       CA           California        6065</w:t>
+      </w:r>
+      <w:r>
+        <w:br/>
+      </w:r>
+      <w:r>
+        <w:rPr>
+          <w:rStyle w:val="VerbatimChar"/>
+        </w:rPr>
+        <w:t>## 22     Las Vegas     Las Vegas       NV               Nevada       32003</w:t>
+      </w:r>
+      <w:r>
+        <w:br/>
+      </w:r>
+      <w:r>
+        <w:rPr>
+          <w:rStyle w:val="VerbatimChar"/>
+        </w:rPr>
+        <w:t>## 23     Baltimore     Baltimore       MD             Maryland       24510</w:t>
+      </w:r>
+      <w:r>
+        <w:br/>
+      </w:r>
+      <w:r>
+        <w:rPr>
+          <w:rStyle w:val="VerbatimChar"/>
+        </w:rPr>
+        <w:t>## 24     St. Louis     St. Louis       MO             Missouri       29510</w:t>
+      </w:r>
+      <w:r>
+        <w:br/>
+      </w:r>
+      <w:r>
+        <w:rPr>
+          <w:rStyle w:val="VerbatimChar"/>
+        </w:rPr>
+        <w:t>## 25      Portland      Portland       OR               Oregon       41051</w:t>
+      </w:r>
+      <w:r>
+        <w:br/>
+      </w:r>
+      <w:r>
+        <w:rPr>
+          <w:rStyle w:val="VerbatimChar"/>
+        </w:rPr>
+        <w:t>## 26   San Antonio   San Antonio       TX                Texas       48029</w:t>
+      </w:r>
+      <w:r>
+        <w:br/>
+      </w:r>
+      <w:r>
+        <w:rPr>
+          <w:rStyle w:val="VerbatimChar"/>
+        </w:rPr>
+        <w:t>## 27    Sacramento    Sacramento       CA           California        6067</w:t>
+      </w:r>
+      <w:r>
+        <w:br/>
+      </w:r>
+      <w:r>
+        <w:rPr>
+          <w:rStyle w:val="VerbatimChar"/>
+        </w:rPr>
+        <w:t>## 28        Austin        Austin       TX                Texas       48453</w:t>
+      </w:r>
+      <w:r>
+        <w:br/>
+      </w:r>
+      <w:r>
+        <w:rPr>
+          <w:rStyle w:val="VerbatimChar"/>
+        </w:rPr>
+        <w:t>## 29       Orlando       Orlando       FL              Florida       12095</w:t>
+      </w:r>
+      <w:r>
+        <w:br/>
+      </w:r>
+      <w:r>
+        <w:rPr>
+          <w:rStyle w:val="VerbatimChar"/>
+        </w:rPr>
+        <w:t>## 30      San Juan      San Juan       PR          Puerto Rico       72127</w:t>
+      </w:r>
+      <w:r>
+        <w:br/>
+      </w:r>
+      <w:r>
+        <w:rPr>
+          <w:rStyle w:val="VerbatimChar"/>
+        </w:rPr>
+        <w:t>## 31      San Jose      San Jose       CA           California        6085</w:t>
+      </w:r>
+      <w:r>
+        <w:br/>
+      </w:r>
+      <w:r>
+        <w:rPr>
+          <w:rStyle w:val="VerbatimChar"/>
+        </w:rPr>
+        <w:t>## 32  Indianapolis  Indianapolis       IN              Indiana       18097</w:t>
+      </w:r>
+      <w:r>
+        <w:br/>
+      </w:r>
+      <w:r>
+        <w:rPr>
+          <w:rStyle w:val="VerbatimChar"/>
+        </w:rPr>
+        <w:t>## 33    Pittsburgh    Pittsburgh       PA         Pennsylvania       42003</w:t>
+      </w:r>
+      <w:r>
+        <w:br/>
+      </w:r>
+      <w:r>
+        <w:rPr>
+          <w:rStyle w:val="VerbatimChar"/>
+        </w:rPr>
+        <w:t>## 34    Cincinnati    Cincinnati       OH                 Ohio       39061</w:t>
+      </w:r>
+      <w:r>
+        <w:br/>
+      </w:r>
+      <w:r>
+        <w:rPr>
+          <w:rStyle w:val="VerbatimChar"/>
+        </w:rPr>
+        <w:t>## 35     Manhattan     Manhattan       NY             New York       36061</w:t>
+      </w:r>
+      <w:r>
+        <w:br/>
+      </w:r>
+      <w:r>
+        <w:rPr>
+          <w:rStyle w:val="VerbatimChar"/>
+        </w:rPr>
+        <w:t>## 36   Kansas City   Kansas City       MO             Missouri       29095</w:t>
+      </w:r>
+      <w:r>
+        <w:br/>
+      </w:r>
+      <w:r>
+        <w:rPr>
+          <w:rStyle w:val="VerbatimChar"/>
+        </w:rPr>
+        <w:t>## 37     Cleveland     Cleveland       OH                 Ohio       39035</w:t>
+      </w:r>
+      <w:r>
+        <w:br/>
+      </w:r>
+      <w:r>
+        <w:rPr>
+          <w:rStyle w:val="VerbatimChar"/>
+        </w:rPr>
+        <w:t>## 38      Columbus      Columbus       OH                 Ohio       39049</w:t>
+      </w:r>
+      <w:r>
+        <w:br/>
+      </w:r>
+      <w:r>
+        <w:rPr>
+          <w:rStyle w:val="VerbatimChar"/>
+        </w:rPr>
+        <w:t>## 39         Bronx         Bronx       NY             New York       36005</w:t>
+      </w:r>
+      <w:r>
+        <w:br/>
+      </w:r>
+      <w:r>
+        <w:rPr>
+          <w:rStyle w:val="VerbatimChar"/>
+        </w:rPr>
+        <w:t>## 40        Auburn        Auburn       AL              Alabama        1081</w:t>
+      </w:r>
+      <w:r>
+        <w:br/>
+      </w:r>
+      <w:r>
+        <w:rPr>
+          <w:rStyle w:val="VerbatimChar"/>
+        </w:rPr>
+        <w:t>##             county_name     lat      long population density</w:t>
+      </w:r>
+      <w:r>
+        <w:br/>
+      </w:r>
+      <w:r>
+        <w:rPr>
+          <w:rStyle w:val="VerbatimChar"/>
+        </w:rPr>
+        <w:t>## 1                Queens 40.6943  -73.9249   18832416 10943.7</w:t>
+      </w:r>
+      <w:r>
+        <w:br/>
+      </w:r>
+      <w:r>
+        <w:rPr>
+          <w:rStyle w:val="VerbatimChar"/>
+        </w:rPr>
+        <w:t>## 2           Los Angeles 34.1141 -118.4068   11885717  3165.8</w:t>
+      </w:r>
+      <w:r>
+        <w:br/>
+      </w:r>
+      <w:r>
+        <w:rPr>
+          <w:rStyle w:val="VerbatimChar"/>
+        </w:rPr>
+        <w:t>## 3                  Cook 41.8375  -87.6866    8489066  4590.3</w:t>
+      </w:r>
+      <w:r>
+        <w:br/>
+      </w:r>
+      <w:r>
+        <w:rPr>
+          <w:rStyle w:val="VerbatimChar"/>
+        </w:rPr>
+        <w:t>## 4            Miami-Dade 25.7840  -80.2101    6113982  4791.1</w:t>
+      </w:r>
+      <w:r>
+        <w:br/>
+      </w:r>
+      <w:r>
+        <w:rPr>
+          <w:rStyle w:val="VerbatimChar"/>
+        </w:rPr>
+        <w:t>## 5                Harris 29.7860  -95.3885    6046392  1386.5</w:t>
+      </w:r>
+      <w:r>
+        <w:br/>
+      </w:r>
+      <w:r>
+        <w:rPr>
+          <w:rStyle w:val="VerbatimChar"/>
+        </w:rPr>
+        <w:t>## 6                Dallas 32.7935  -96.7667    5843632  1477.2</w:t>
+      </w:r>
+      <w:r>
+        <w:br/>
+      </w:r>
+      <w:r>
+        <w:rPr>
+          <w:rStyle w:val="VerbatimChar"/>
+        </w:rPr>
+        <w:t>## 7          Philadelphia 40.0077  -75.1339    5696588  4547.5</w:t>
+      </w:r>
+      <w:r>
+        <w:br/>
+      </w:r>
+      <w:r>
+        <w:rPr>
+          <w:rStyle w:val="VerbatimChar"/>
+        </w:rPr>
+        <w:t>## 8                Fulton 33.7628  -84.4220    5211164  1425.3</w:t>
+      </w:r>
+      <w:r>
+        <w:br/>
+      </w:r>
+      <w:r>
+        <w:rPr>
+          <w:rStyle w:val="VerbatimChar"/>
+        </w:rPr>
+        <w:t>## 9  District of Columbia 38.9047  -77.0163    5146120  4245.2</w:t>
+      </w:r>
+      <w:r>
+        <w:br/>
+      </w:r>
+      <w:r>
+        <w:rPr>
+          <w:rStyle w:val="VerbatimChar"/>
+        </w:rPr>
+        <w:t>## 10              Suffolk 42.3188  -71.0852    4355184  5303.3</w:t>
+      </w:r>
+      <w:r>
+        <w:br/>
+      </w:r>
+      <w:r>
+        <w:rPr>
+          <w:rStyle w:val="VerbatimChar"/>
+        </w:rPr>
+        <w:t>## 11             Maricopa 33.5722 -112.0892    4065338  1210.3</w:t>
+      </w:r>
+      <w:r>
+        <w:br/>
+      </w:r>
+      <w:r>
+        <w:rPr>
+          <w:rStyle w:val="VerbatimChar"/>
+        </w:rPr>
+        <w:t>## 12                Wayne 42.3834  -83.1024    3716929  1771.8</w:t>
+      </w:r>
+      <w:r>
+        <w:br/>
+      </w:r>
+      <w:r>
+        <w:rPr>
+          <w:rStyle w:val="VerbatimChar"/>
+        </w:rPr>
+        <w:t>## 13                 King 47.6211 -122.3244    3555253  3408.0</w:t>
+      </w:r>
+      <w:r>
+        <w:br/>
+      </w:r>
+      <w:r>
+        <w:rPr>
+          <w:rStyle w:val="VerbatimChar"/>
+        </w:rPr>
+        <w:t>## 14        San Francisco 37.7558 -122.4449    3364862  6914.5</w:t>
+      </w:r>
+      <w:r>
+        <w:br/>
+      </w:r>
+      <w:r>
+        <w:rPr>
+          <w:rStyle w:val="VerbatimChar"/>
+        </w:rPr>
+        <w:t>## 15            San Diego 32.8313 -117.1222    3057778  1640.0</w:t>
+      </w:r>
+      <w:r>
+        <w:br/>
+      </w:r>
+      <w:r>
+        <w:rPr>
+          <w:rStyle w:val="VerbatimChar"/>
+        </w:rPr>
+        <w:t>## 16             Hennepin 44.9635  -93.2678    2906807  3052.0</w:t>
+      </w:r>
+      <w:r>
+        <w:br/>
+      </w:r>
+      <w:r>
+        <w:rPr>
+          <w:rStyle w:val="VerbatimChar"/>
+        </w:rPr>
+        <w:t>## 17         Hillsborough 27.9945  -82.4447    2906035  1336.6</w:t>
+      </w:r>
+      <w:r>
+        <w:br/>
+      </w:r>
+      <w:r>
+        <w:rPr>
+          <w:rStyle w:val="VerbatimChar"/>
+        </w:rPr>
+        <w:t>## 18                Kings 40.6501  -73.9496    2736074 15200.5</w:t>
+      </w:r>
+      <w:r>
+        <w:br/>
+      </w:r>
+      <w:r>
+        <w:rPr>
+          <w:rStyle w:val="VerbatimChar"/>
+        </w:rPr>
+        <w:t>## 19               Denver 39.7620 -104.8758    2691349  1800.3</w:t>
+      </w:r>
+      <w:r>
+        <w:br/>
+      </w:r>
+      <w:r>
+        <w:rPr>
+          <w:rStyle w:val="VerbatimChar"/>
+        </w:rPr>
+        <w:t>## 20               Queens 40.7498  -73.7976    2405464  8503.7</w:t>
+      </w:r>
+      <w:r>
+        <w:br/>
+      </w:r>
+      <w:r>
+        <w:rPr>
+          <w:rStyle w:val="VerbatimChar"/>
+        </w:rPr>
+        <w:t>## 21            Riverside 33.9381 -117.3949    2288508  1504.7</w:t>
+      </w:r>
+      <w:r>
+        <w:br/>
+      </w:r>
+      <w:r>
+        <w:rPr>
+          <w:rStyle w:val="VerbatimChar"/>
+        </w:rPr>
+        <w:t>## 22                Clark 36.2333 -115.2654    2256509  1771.5</w:t>
+      </w:r>
+      <w:r>
+        <w:br/>
+      </w:r>
+      <w:r>
+        <w:rPr>
+          <w:rStyle w:val="VerbatimChar"/>
+        </w:rPr>
+        <w:t>## 23            Baltimore 39.3051  -76.6144    2189589  2753.1</w:t>
+      </w:r>
+      <w:r>
+        <w:br/>
+      </w:r>
+      <w:r>
+        <w:rPr>
+          <w:rStyle w:val="VerbatimChar"/>
+        </w:rPr>
+        <w:t>## 24            St. Louis 38.6359  -90.2451    2127843  1833.6</w:t>
+      </w:r>
+      <w:r>
+        <w:br/>
+      </w:r>
+      <w:r>
+        <w:rPr>
+          <w:rStyle w:val="VerbatimChar"/>
+        </w:rPr>
+        <w:t>## 25            Multnomah 45.5371 -122.6500    2084045  1859.0</w:t>
+      </w:r>
+      <w:r>
+        <w:br/>
+      </w:r>
+      <w:r>
+        <w:rPr>
+          <w:rStyle w:val="VerbatimChar"/>
+        </w:rPr>
+        <w:lastRenderedPageBreak/>
+        <w:t>## 26                Bexar 29.4632  -98.5238    2069843  1129.0</w:t>
+      </w:r>
+      <w:r>
+        <w:br/>
+      </w:r>
+      <w:r>
+        <w:rPr>
+          <w:rStyle w:val="VerbatimChar"/>
+        </w:rPr>
+        <w:t>## 27           Sacramento 38.5677 -121.4685    1962998  2054.1</w:t>
+      </w:r>
+      <w:r>
+        <w:br/>
+      </w:r>
+      <w:r>
+        <w:rPr>
+          <w:rStyle w:val="VerbatimChar"/>
+        </w:rPr>
+        <w:t>## 28               Travis 30.3005  -97.7522    1915031  1145.0</w:t>
+      </w:r>
+      <w:r>
+        <w:br/>
+      </w:r>
+      <w:r>
+        <w:rPr>
+          <w:rStyle w:val="VerbatimChar"/>
+        </w:rPr>
+        <w:t>## 29               Orange 28.4773  -81.3370    1913597  1082.0</w:t>
+      </w:r>
+      <w:r>
+        <w:br/>
+      </w:r>
+      <w:r>
+        <w:rPr>
+          <w:rStyle w:val="VerbatimChar"/>
+        </w:rPr>
+        <w:t>## 30             San Juan 18.3985  -66.0610    1809800  3110.1</w:t>
+      </w:r>
+      <w:r>
+        <w:br/>
+      </w:r>
+      <w:r>
+        <w:rPr>
+          <w:rStyle w:val="VerbatimChar"/>
+        </w:rPr>
+        <w:t>## 31          Santa Clara 37.3012 -121.8480    1771563  2148.3</w:t>
+      </w:r>
+      <w:r>
+        <w:br/>
+      </w:r>
+      <w:r>
+        <w:rPr>
+          <w:rStyle w:val="VerbatimChar"/>
+        </w:rPr>
+        <w:t>## 32               Marion 39.7771  -86.1458    1740984   943.3</w:t>
+      </w:r>
+      <w:r>
+        <w:br/>
+      </w:r>
+      <w:r>
+        <w:rPr>
+          <w:rStyle w:val="VerbatimChar"/>
+        </w:rPr>
+        <w:t>## 33            Allegheny 40.4397  -79.9763    1712828  2116.9</w:t>
+      </w:r>
+      <w:r>
+        <w:br/>
+      </w:r>
+      <w:r>
+        <w:rPr>
+          <w:rStyle w:val="VerbatimChar"/>
+        </w:rPr>
+        <w:t>## 34             Hamilton 39.1413  -84.5060    1704916  1534.2</w:t>
+      </w:r>
+      <w:r>
+        <w:br/>
+      </w:r>
+      <w:r>
+        <w:rPr>
+          <w:rStyle w:val="VerbatimChar"/>
+        </w:rPr>
+        <w:t>## 35             New York 40.7834  -73.9662    1694263 28653.9</w:t>
+      </w:r>
+      <w:r>
+        <w:br/>
+      </w:r>
+      <w:r>
+        <w:rPr>
+          <w:rStyle w:val="VerbatimChar"/>
+        </w:rPr>
+        <w:t>## 36              Jackson 39.1238  -94.5541    1686807   623.6</w:t>
+      </w:r>
+      <w:r>
+        <w:br/>
+      </w:r>
+      <w:r>
+        <w:rPr>
+          <w:rStyle w:val="VerbatimChar"/>
+        </w:rPr>
+        <w:t>## 37             Cuyahoga 41.4764  -81.6805    1679247  1825.4</w:t>
+      </w:r>
+      <w:r>
+        <w:br/>
+      </w:r>
+      <w:r>
+        <w:rPr>
+          <w:rStyle w:val="VerbatimChar"/>
+        </w:rPr>
+        <w:t>## 38             Franklin 39.9862  -82.9855    1578153  1585.7</w:t>
+      </w:r>
+      <w:r>
+        <w:br/>
+      </w:r>
+      <w:r>
+        <w:rPr>
+          <w:rStyle w:val="VerbatimChar"/>
+        </w:rPr>
+        <w:t>## 39                Bronx 40.8501  -73.8662    1472654 13356.3</w:t>
+      </w:r>
+      <w:r>
+        <w:br/>
+      </w:r>
+      <w:r>
+        <w:rPr>
+          <w:rStyle w:val="VerbatimChar"/>
+        </w:rPr>
+        <w:t>## 40                  Lee 32.6087  -85.4903     108327   486.5</w:t>
       </w:r>
     </w:p>
     <w:p>
@@ -890,7 +891,7 @@
         <w:rPr>
           <w:rStyle w:val="OtherTok"/>
         </w:rPr>
-        <w:t xml:space="preserve">&lt;-</w:t>
+        <w:t>&lt;-</w:t>
       </w:r>
       <w:r>
         <w:rPr>
@@ -902,13 +903,13 @@
         <w:rPr>
           <w:rStyle w:val="ControlFlowTok"/>
         </w:rPr>
-        <w:t xml:space="preserve">function</w:t>
-      </w:r>
-      <w:r>
-        <w:rPr>
-          <w:rStyle w:val="NormalTok"/>
-        </w:rPr>
-        <w:t xml:space="preserve">(lat1, lon1, lat2, lon2) {</w:t>
+        <w:t>function</w:t>
+      </w:r>
+      <w:r>
+        <w:rPr>
+          <w:rStyle w:val="NormalTok"/>
+        </w:rPr>
+        <w:t>(lat1, lon1, lat2, lon2) {</w:t>
       </w:r>
       <w:r>
         <w:br/>
@@ -932,7 +933,7 @@
         <w:rPr>
           <w:rStyle w:val="CommentTok"/>
         </w:rPr>
-        <w:t xml:space="preserve"># convert to radians</w:t>
+        <w:t># convert to radians</w:t>
       </w:r>
       <w:r>
         <w:br/>
@@ -947,7 +948,7 @@
         <w:rPr>
           <w:rStyle w:val="OtherTok"/>
         </w:rPr>
-        <w:t xml:space="preserve">&lt;-</w:t>
+        <w:t>&lt;-</w:t>
       </w:r>
       <w:r>
         <w:rPr>
@@ -959,7 +960,7 @@
         <w:rPr>
           <w:rStyle w:val="SpecialCharTok"/>
         </w:rPr>
-        <w:t xml:space="preserve">*</w:t>
+        <w:t>*</w:t>
       </w:r>
       <w:r>
         <w:rPr>
@@ -971,13 +972,13 @@
         <w:rPr>
           <w:rStyle w:val="SpecialCharTok"/>
         </w:rPr>
-        <w:t xml:space="preserve">/</w:t>
+        <w:t>/</w:t>
       </w:r>
       <w:r>
         <w:rPr>
           <w:rStyle w:val="DecValTok"/>
         </w:rPr>
-        <w:t xml:space="preserve">180</w:t>
+        <w:t>180</w:t>
       </w:r>
       <w:r>
         <w:br/>
@@ -992,7 +993,7 @@
         <w:rPr>
           <w:rStyle w:val="OtherTok"/>
         </w:rPr>
-        <w:t xml:space="preserve">&lt;-</w:t>
+        <w:t>&lt;-</w:t>
       </w:r>
       <w:r>
         <w:rPr>
@@ -1004,7 +1005,7 @@
         <w:rPr>
           <w:rStyle w:val="SpecialCharTok"/>
         </w:rPr>
-        <w:t xml:space="preserve">*</w:t>
+        <w:t>*</w:t>
       </w:r>
       <w:r>
         <w:rPr>
@@ -1016,13 +1017,13 @@
         <w:rPr>
           <w:rStyle w:val="SpecialCharTok"/>
         </w:rPr>
-        <w:t xml:space="preserve">/</w:t>
+        <w:t>/</w:t>
       </w:r>
       <w:r>
         <w:rPr>
           <w:rStyle w:val="DecValTok"/>
         </w:rPr>
-        <w:t xml:space="preserve">180</w:t>
+        <w:t>180</w:t>
       </w:r>
       <w:r>
         <w:br/>
@@ -1037,7 +1038,7 @@
         <w:rPr>
           <w:rStyle w:val="OtherTok"/>
         </w:rPr>
-        <w:t xml:space="preserve">&lt;-</w:t>
+        <w:t>&lt;-</w:t>
       </w:r>
       <w:r>
         <w:rPr>
@@ -1049,7 +1050,7 @@
         <w:rPr>
           <w:rStyle w:val="SpecialCharTok"/>
         </w:rPr>
-        <w:t xml:space="preserve">*</w:t>
+        <w:t>*</w:t>
       </w:r>
       <w:r>
         <w:rPr>
@@ -1061,13 +1062,13 @@
         <w:rPr>
           <w:rStyle w:val="SpecialCharTok"/>
         </w:rPr>
-        <w:t xml:space="preserve">/</w:t>
+        <w:t>/</w:t>
       </w:r>
       <w:r>
         <w:rPr>
           <w:rStyle w:val="DecValTok"/>
         </w:rPr>
-        <w:t xml:space="preserve">180</w:t>
+        <w:t>180</w:t>
       </w:r>
       <w:r>
         <w:br/>
@@ -1082,7 +1083,7 @@
         <w:rPr>
           <w:rStyle w:val="OtherTok"/>
         </w:rPr>
-        <w:t xml:space="preserve">&lt;-</w:t>
+        <w:t>&lt;-</w:t>
       </w:r>
       <w:r>
         <w:rPr>
@@ -1094,7 +1095,7 @@
         <w:rPr>
           <w:rStyle w:val="SpecialCharTok"/>
         </w:rPr>
-        <w:t xml:space="preserve">*</w:t>
+        <w:t>*</w:t>
       </w:r>
       <w:r>
         <w:rPr>
@@ -1106,13 +1107,13 @@
         <w:rPr>
           <w:rStyle w:val="SpecialCharTok"/>
         </w:rPr>
-        <w:t xml:space="preserve">/</w:t>
+        <w:t>/</w:t>
       </w:r>
       <w:r>
         <w:rPr>
           <w:rStyle w:val="DecValTok"/>
         </w:rPr>
-        <w:t xml:space="preserve">180</w:t>
+        <w:t>180</w:t>
       </w:r>
       <w:r>
         <w:br/>
@@ -1136,7 +1137,7 @@
         <w:rPr>
           <w:rStyle w:val="CommentTok"/>
         </w:rPr>
-        <w:t xml:space="preserve"># Haversine formula</w:t>
+        <w:t># Haversine formula</w:t>
       </w:r>
       <w:r>
         <w:br/>
@@ -1151,7 +1152,7 @@
         <w:rPr>
           <w:rStyle w:val="OtherTok"/>
         </w:rPr>
-        <w:t xml:space="preserve">&lt;-</w:t>
+        <w:t>&lt;-</w:t>
       </w:r>
       <w:r>
         <w:rPr>
@@ -1163,7 +1164,7 @@
         <w:rPr>
           <w:rStyle w:val="SpecialCharTok"/>
         </w:rPr>
-        <w:t xml:space="preserve">-</w:t>
+        <w:t>-</w:t>
       </w:r>
       <w:r>
         <w:rPr>
@@ -1184,7 +1185,7 @@
         <w:rPr>
           <w:rStyle w:val="OtherTok"/>
         </w:rPr>
-        <w:t xml:space="preserve">&lt;-</w:t>
+        <w:t>&lt;-</w:t>
       </w:r>
       <w:r>
         <w:rPr>
@@ -1196,7 +1197,7 @@
         <w:rPr>
           <w:rStyle w:val="SpecialCharTok"/>
         </w:rPr>
-        <w:t xml:space="preserve">-</w:t>
+        <w:t>-</w:t>
       </w:r>
       <w:r>
         <w:rPr>
@@ -1217,7 +1218,7 @@
         <w:rPr>
           <w:rStyle w:val="OtherTok"/>
         </w:rPr>
-        <w:t xml:space="preserve">&lt;-</w:t>
+        <w:t>&lt;-</w:t>
       </w:r>
       <w:r>
         <w:rPr>
@@ -1229,7 +1230,7 @@
         <w:rPr>
           <w:rStyle w:val="FunctionTok"/>
         </w:rPr>
-        <w:t xml:space="preserve">sin</w:t>
+        <w:t>sin</w:t>
       </w:r>
       <w:r>
         <w:rPr>
@@ -1241,7 +1242,7 @@
         <w:rPr>
           <w:rStyle w:val="SpecialCharTok"/>
         </w:rPr>
-        <w:t xml:space="preserve">/</w:t>
+        <w:t>/</w:t>
       </w:r>
       <w:r>
         <w:rPr>
@@ -1253,25 +1254,25 @@
         <w:rPr>
           <w:rStyle w:val="DecValTok"/>
         </w:rPr>
-        <w:t xml:space="preserve">2</w:t>
-      </w:r>
-      <w:r>
-        <w:rPr>
-          <w:rStyle w:val="NormalTok"/>
-        </w:rPr>
-        <w:t xml:space="preserve">)</w:t>
+        <w:t>2</w:t>
+      </w:r>
+      <w:r>
+        <w:rPr>
+          <w:rStyle w:val="NormalTok"/>
+        </w:rPr>
+        <w:t>)</w:t>
       </w:r>
       <w:r>
         <w:rPr>
           <w:rStyle w:val="SpecialCharTok"/>
         </w:rPr>
-        <w:t xml:space="preserve">^</w:t>
+        <w:t>^</w:t>
       </w:r>
       <w:r>
         <w:rPr>
           <w:rStyle w:val="DecValTok"/>
         </w:rPr>
-        <w:t xml:space="preserve">2</w:t>
+        <w:t>2</w:t>
       </w:r>
       <w:r>
         <w:rPr>
@@ -1283,7 +1284,7 @@
         <w:rPr>
           <w:rStyle w:val="SpecialCharTok"/>
         </w:rPr>
-        <w:t xml:space="preserve">+</w:t>
+        <w:t>+</w:t>
       </w:r>
       <w:r>
         <w:rPr>
@@ -1295,7 +1296,7 @@
         <w:rPr>
           <w:rStyle w:val="FunctionTok"/>
         </w:rPr>
-        <w:t xml:space="preserve">cos</w:t>
+        <w:t>cos</w:t>
       </w:r>
       <w:r>
         <w:rPr>
@@ -1307,7 +1308,7 @@
         <w:rPr>
           <w:rStyle w:val="SpecialCharTok"/>
         </w:rPr>
-        <w:t xml:space="preserve">*</w:t>
+        <w:t>*</w:t>
       </w:r>
       <w:r>
         <w:rPr>
@@ -1319,7 +1320,7 @@
         <w:rPr>
           <w:rStyle w:val="FunctionTok"/>
         </w:rPr>
-        <w:t xml:space="preserve">cos</w:t>
+        <w:t>cos</w:t>
       </w:r>
       <w:r>
         <w:rPr>
@@ -1331,7 +1332,7 @@
         <w:rPr>
           <w:rStyle w:val="SpecialCharTok"/>
         </w:rPr>
-        <w:t xml:space="preserve">*</w:t>
+        <w:t>*</w:t>
       </w:r>
       <w:r>
         <w:rPr>
@@ -1343,7 +1344,7 @@
         <w:rPr>
           <w:rStyle w:val="FunctionTok"/>
         </w:rPr>
-        <w:t xml:space="preserve">sin</w:t>
+        <w:t>sin</w:t>
       </w:r>
       <w:r>
         <w:rPr>
@@ -1355,7 +1356,7 @@
         <w:rPr>
           <w:rStyle w:val="SpecialCharTok"/>
         </w:rPr>
-        <w:t xml:space="preserve">/</w:t>
+        <w:t>/</w:t>
       </w:r>
       <w:r>
         <w:rPr>
@@ -1367,25 +1368,25 @@
         <w:rPr>
           <w:rStyle w:val="DecValTok"/>
         </w:rPr>
-        <w:t xml:space="preserve">2</w:t>
-      </w:r>
-      <w:r>
-        <w:rPr>
-          <w:rStyle w:val="NormalTok"/>
-        </w:rPr>
-        <w:t xml:space="preserve">)</w:t>
+        <w:t>2</w:t>
+      </w:r>
+      <w:r>
+        <w:rPr>
+          <w:rStyle w:val="NormalTok"/>
+        </w:rPr>
+        <w:t>)</w:t>
       </w:r>
       <w:r>
         <w:rPr>
           <w:rStyle w:val="SpecialCharTok"/>
         </w:rPr>
-        <w:t xml:space="preserve">^</w:t>
+        <w:t>^</w:t>
       </w:r>
       <w:r>
         <w:rPr>
           <w:rStyle w:val="DecValTok"/>
         </w:rPr>
-        <w:t xml:space="preserve">2</w:t>
+        <w:t>2</w:t>
       </w:r>
       <w:r>
         <w:br/>
@@ -1400,7 +1401,7 @@
         <w:rPr>
           <w:rStyle w:val="OtherTok"/>
         </w:rPr>
-        <w:t xml:space="preserve">&lt;-</w:t>
+        <w:t>&lt;-</w:t>
       </w:r>
       <w:r>
         <w:rPr>
@@ -1412,7 +1413,7 @@
         <w:rPr>
           <w:rStyle w:val="DecValTok"/>
         </w:rPr>
-        <w:t xml:space="preserve">2</w:t>
+        <w:t>2</w:t>
       </w:r>
       <w:r>
         <w:rPr>
@@ -1424,7 +1425,7 @@
         <w:rPr>
           <w:rStyle w:val="SpecialCharTok"/>
         </w:rPr>
-        <w:t xml:space="preserve">*</w:t>
+        <w:t>*</w:t>
       </w:r>
       <w:r>
         <w:rPr>
@@ -1436,19 +1437,19 @@
         <w:rPr>
           <w:rStyle w:val="FunctionTok"/>
         </w:rPr>
-        <w:t xml:space="preserve">asin</w:t>
-      </w:r>
-      <w:r>
-        <w:rPr>
-          <w:rStyle w:val="NormalTok"/>
-        </w:rPr>
-        <w:t xml:space="preserve">(</w:t>
+        <w:t>asin</w:t>
+      </w:r>
+      <w:r>
+        <w:rPr>
+          <w:rStyle w:val="NormalTok"/>
+        </w:rPr>
+        <w:t>(</w:t>
       </w:r>
       <w:r>
         <w:rPr>
           <w:rStyle w:val="FunctionTok"/>
         </w:rPr>
-        <w:t xml:space="preserve">sqrt</w:t>
+        <w:t>sqrt</w:t>
       </w:r>
       <w:r>
         <w:rPr>
@@ -1478,7 +1479,7 @@
         <w:rPr>
           <w:rStyle w:val="CommentTok"/>
         </w:rPr>
-        <w:t xml:space="preserve"># Earth's radius in kilometers</w:t>
+        <w:t># Earth's radius in kilometers</w:t>
       </w:r>
       <w:r>
         <w:br/>
@@ -1493,7 +1494,7 @@
         <w:rPr>
           <w:rStyle w:val="OtherTok"/>
         </w:rPr>
-        <w:t xml:space="preserve">&lt;-</w:t>
+        <w:t>&lt;-</w:t>
       </w:r>
       <w:r>
         <w:rPr>
@@ -1505,7 +1506,7 @@
         <w:rPr>
           <w:rStyle w:val="DecValTok"/>
         </w:rPr>
-        <w:t xml:space="preserve">6378137</w:t>
+        <w:t>6378137</w:t>
       </w:r>
       <w:r>
         <w:br/>
@@ -1529,7 +1530,7 @@
         <w:rPr>
           <w:rStyle w:val="CommentTok"/>
         </w:rPr>
-        <w:t xml:space="preserve"># Calculate the distance</w:t>
+        <w:t># Calculate the distance</w:t>
       </w:r>
       <w:r>
         <w:br/>
@@ -1544,7 +1545,7 @@
         <w:rPr>
           <w:rStyle w:val="OtherTok"/>
         </w:rPr>
-        <w:t xml:space="preserve">&lt;-</w:t>
+        <w:t>&lt;-</w:t>
       </w:r>
       <w:r>
         <w:rPr>
@@ -1556,7 +1557,7 @@
         <w:rPr>
           <w:rStyle w:val="SpecialCharTok"/>
         </w:rPr>
-        <w:t xml:space="preserve">*</w:t>
+        <w:t>*</w:t>
       </w:r>
       <w:r>
         <w:rPr>
@@ -1568,13 +1569,13 @@
         <w:rPr>
           <w:rStyle w:val="SpecialCharTok"/>
         </w:rPr>
-        <w:t xml:space="preserve">/</w:t>
+        <w:t>/</w:t>
       </w:r>
       <w:r>
         <w:rPr>
           <w:rStyle w:val="DecValTok"/>
         </w:rPr>
-        <w:t xml:space="preserve">1000</w:t>
+        <w:t>1000</w:t>
       </w:r>
       <w:r>
         <w:br/>
@@ -1598,22 +1599,22 @@
         <w:rPr>
           <w:rStyle w:val="FunctionTok"/>
         </w:rPr>
-        <w:t xml:space="preserve">return</w:t>
-      </w:r>
-      <w:r>
-        <w:rPr>
-          <w:rStyle w:val="NormalTok"/>
-        </w:rPr>
-        <w:t xml:space="preserve">(distance_km)</w:t>
-      </w:r>
-      <w:r>
-        <w:br/>
-      </w:r>
-      <w:r>
-        <w:rPr>
-          <w:rStyle w:val="NormalTok"/>
-        </w:rPr>
-        <w:t xml:space="preserve">}</w:t>
+        <w:t>return</w:t>
+      </w:r>
+      <w:r>
+        <w:rPr>
+          <w:rStyle w:val="NormalTok"/>
+        </w:rPr>
+        <w:t>(distance_km)</w:t>
+      </w:r>
+      <w:r>
+        <w:br/>
+      </w:r>
+      <w:r>
+        <w:rPr>
+          <w:rStyle w:val="NormalTok"/>
+        </w:rPr>
+        <w:t>}</w:t>
       </w:r>
       <w:r>
         <w:br/>
@@ -1642,61 +1643,61 @@
         <w:rPr>
           <w:rStyle w:val="VerbatimChar"/>
         </w:rPr>
-        <w:t xml:space="preserve">## {</w:t>
-      </w:r>
-      <w:r>
-        <w:br/>
-      </w:r>
-      <w:r>
-        <w:rPr>
-          <w:rStyle w:val="VerbatimChar"/>
-        </w:rPr>
-        <w:t xml:space="preserve">##     rad.lat1 &lt;- lat1 * pi/180</w:t>
-      </w:r>
-      <w:r>
-        <w:br/>
-      </w:r>
-      <w:r>
-        <w:rPr>
-          <w:rStyle w:val="VerbatimChar"/>
-        </w:rPr>
-        <w:t xml:space="preserve">##     rad.lon1 &lt;- lon1 * pi/180</w:t>
-      </w:r>
-      <w:r>
-        <w:br/>
-      </w:r>
-      <w:r>
-        <w:rPr>
-          <w:rStyle w:val="VerbatimChar"/>
-        </w:rPr>
-        <w:t xml:space="preserve">##     rad.lat2 &lt;- lat2 * pi/180</w:t>
-      </w:r>
-      <w:r>
-        <w:br/>
-      </w:r>
-      <w:r>
-        <w:rPr>
-          <w:rStyle w:val="VerbatimChar"/>
-        </w:rPr>
-        <w:t xml:space="preserve">##     rad.lon2 &lt;- lon2 * pi/180</w:t>
-      </w:r>
-      <w:r>
-        <w:br/>
-      </w:r>
-      <w:r>
-        <w:rPr>
-          <w:rStyle w:val="VerbatimChar"/>
-        </w:rPr>
-        <w:t xml:space="preserve">##     delta_lat &lt;- rad.lat2 - rad.lat1</w:t>
-      </w:r>
-      <w:r>
-        <w:br/>
-      </w:r>
-      <w:r>
-        <w:rPr>
-          <w:rStyle w:val="VerbatimChar"/>
-        </w:rPr>
-        <w:t xml:space="preserve">##     delta_lon &lt;- rad.lon2 - rad.lon1</w:t>
+        <w:t>## {</w:t>
+      </w:r>
+      <w:r>
+        <w:br/>
+      </w:r>
+      <w:r>
+        <w:rPr>
+          <w:rStyle w:val="VerbatimChar"/>
+        </w:rPr>
+        <w:t>##     rad.lat1 &lt;- lat1 * pi/180</w:t>
+      </w:r>
+      <w:r>
+        <w:br/>
+      </w:r>
+      <w:r>
+        <w:rPr>
+          <w:rStyle w:val="VerbatimChar"/>
+        </w:rPr>
+        <w:t>##     rad.lon1 &lt;- lon1 * pi/180</w:t>
+      </w:r>
+      <w:r>
+        <w:br/>
+      </w:r>
+      <w:r>
+        <w:rPr>
+          <w:rStyle w:val="VerbatimChar"/>
+        </w:rPr>
+        <w:t>##     rad.lat2 &lt;- lat2 * pi/180</w:t>
+      </w:r>
+      <w:r>
+        <w:br/>
+      </w:r>
+      <w:r>
+        <w:rPr>
+          <w:rStyle w:val="VerbatimChar"/>
+        </w:rPr>
+        <w:t>##     rad.lon2 &lt;- lon2 * pi/180</w:t>
+      </w:r>
+      <w:r>
+        <w:br/>
+      </w:r>
+      <w:r>
+        <w:rPr>
+          <w:rStyle w:val="VerbatimChar"/>
+        </w:rPr>
+        <w:t>##     delta_lat &lt;- rad.lat2 - rad.lat1</w:t>
+      </w:r>
+      <w:r>
+        <w:br/>
+      </w:r>
+      <w:r>
+        <w:rPr>
+          <w:rStyle w:val="VerbatimChar"/>
+        </w:rPr>
+        <w:t>##     delta_lon &lt;- rad.lon2 - rad.lon1</w:t>
       </w:r>
       <w:r>
         <w:br/>
@@ -1714,52 +1715,53 @@
         <w:rPr>
           <w:rStyle w:val="VerbatimChar"/>
         </w:rPr>
-        <w:t xml:space="preserve">##         sin(delta_lon/2)^2</w:t>
-      </w:r>
-      <w:r>
-        <w:br/>
-      </w:r>
-      <w:r>
-        <w:rPr>
-          <w:rStyle w:val="VerbatimChar"/>
-        </w:rPr>
-        <w:t xml:space="preserve">##     c &lt;- 2 * asin(sqrt(a))</w:t>
-      </w:r>
-      <w:r>
-        <w:br/>
-      </w:r>
-      <w:r>
-        <w:rPr>
-          <w:rStyle w:val="VerbatimChar"/>
-        </w:rPr>
-        <w:t xml:space="preserve">##     earth_radius &lt;- 6378137</w:t>
-      </w:r>
-      <w:r>
-        <w:br/>
-      </w:r>
-      <w:r>
-        <w:rPr>
-          <w:rStyle w:val="VerbatimChar"/>
-        </w:rPr>
-        <w:t xml:space="preserve">##     distance_km &lt;- (earth_radius * c)/1000</w:t>
-      </w:r>
-      <w:r>
-        <w:br/>
-      </w:r>
-      <w:r>
-        <w:rPr>
-          <w:rStyle w:val="VerbatimChar"/>
-        </w:rPr>
-        <w:t xml:space="preserve">##     return(distance_km)</w:t>
-      </w:r>
-      <w:r>
-        <w:br/>
-      </w:r>
-      <w:r>
-        <w:rPr>
-          <w:rStyle w:val="VerbatimChar"/>
-        </w:rPr>
-        <w:t xml:space="preserve">## }</w:t>
+        <w:lastRenderedPageBreak/>
+        <w:t>##         sin(delta_lon/2)^2</w:t>
+      </w:r>
+      <w:r>
+        <w:br/>
+      </w:r>
+      <w:r>
+        <w:rPr>
+          <w:rStyle w:val="VerbatimChar"/>
+        </w:rPr>
+        <w:t>##     c &lt;- 2 * asin(sqrt(a))</w:t>
+      </w:r>
+      <w:r>
+        <w:br/>
+      </w:r>
+      <w:r>
+        <w:rPr>
+          <w:rStyle w:val="VerbatimChar"/>
+        </w:rPr>
+        <w:t>##     earth_radius &lt;- 6378137</w:t>
+      </w:r>
+      <w:r>
+        <w:br/>
+      </w:r>
+      <w:r>
+        <w:rPr>
+          <w:rStyle w:val="VerbatimChar"/>
+        </w:rPr>
+        <w:t>##     distance_km &lt;- (earth_radius * c)/1000</w:t>
+      </w:r>
+      <w:r>
+        <w:br/>
+      </w:r>
+      <w:r>
+        <w:rPr>
+          <w:rStyle w:val="VerbatimChar"/>
+        </w:rPr>
+        <w:t>##     return(distance_km)</w:t>
+      </w:r>
+      <w:r>
+        <w:br/>
+      </w:r>
+      <w:r>
+        <w:rPr>
+          <w:rStyle w:val="VerbatimChar"/>
+        </w:rPr>
+        <w:t>## }</w:t>
       </w:r>
     </w:p>
     <w:p>
@@ -1767,11 +1769,11 @@
         <w:pStyle w:val="Compact"/>
         <w:numPr>
           <w:ilvl w:val="0"/>
-          <w:numId w:val="1003"/>
+          <w:numId w:val="4"/>
         </w:numPr>
       </w:pPr>
       <w:r>
-        <w:t xml:space="preserve">Using your function from question 4, calculate the distance between Auburn, AL and New York City.</w:t>
+        <w:t>Using your function from question 4, calculate the distance between Auburn, AL and New York City.</w:t>
       </w:r>
     </w:p>
     <w:p>
@@ -1779,11 +1781,11 @@
         <w:pStyle w:val="Compact"/>
         <w:numPr>
           <w:ilvl w:val="0"/>
-          <w:numId w:val="1004"/>
+          <w:numId w:val="5"/>
         </w:numPr>
       </w:pPr>
       <w:r>
-        <w:t xml:space="preserve">Subset or extract only the latitude and longitude values needed from Cities.csv</w:t>
+        <w:t>Subset or extract only the latitude and longitude values needed from Cities.csv</w:t>
       </w:r>
     </w:p>
     <w:p>
@@ -1791,11 +1793,11 @@
         <w:pStyle w:val="Compact"/>
         <w:numPr>
           <w:ilvl w:val="0"/>
-          <w:numId w:val="1004"/>
+          <w:numId w:val="5"/>
         </w:numPr>
       </w:pPr>
       <w:r>
-        <w:t xml:space="preserve">Pass those values into your function</w:t>
+        <w:t>Pass those values into your function</w:t>
       </w:r>
     </w:p>
     <w:p>
@@ -1803,11 +1805,11 @@
         <w:pStyle w:val="Compact"/>
         <w:numPr>
           <w:ilvl w:val="0"/>
-          <w:numId w:val="1004"/>
+          <w:numId w:val="5"/>
         </w:numPr>
       </w:pPr>
       <w:r>
-        <w:t xml:space="preserve">Store the result in an object</w:t>
+        <w:t>Store the result in an object</w:t>
       </w:r>
     </w:p>
     <w:p>
@@ -1815,7 +1817,7 @@
         <w:pStyle w:val="FirstParagraph"/>
       </w:pPr>
       <w:r>
-        <w:t xml:space="preserve">The expected output is 1367.854 km (small rounding differences are acceptable).</w:t>
+        <w:t>The expected output is 1367.854 km (small rounding differences are acceptable).</w:t>
       </w:r>
     </w:p>
     <w:p>
@@ -1826,13 +1828,13 @@
         <w:rPr>
           <w:rStyle w:val="FunctionTok"/>
         </w:rPr>
-        <w:t xml:space="preserve">library</w:t>
-      </w:r>
-      <w:r>
-        <w:rPr>
-          <w:rStyle w:val="NormalTok"/>
-        </w:rPr>
-        <w:t xml:space="preserve">(dplyr)</w:t>
+        <w:t>library</w:t>
+      </w:r>
+      <w:r>
+        <w:rPr>
+          <w:rStyle w:val="NormalTok"/>
+        </w:rPr>
+        <w:t>(dplyr)</w:t>
       </w:r>
     </w:p>
     <w:p>
@@ -1843,7 +1845,7 @@
         <w:rPr>
           <w:rStyle w:val="VerbatimChar"/>
         </w:rPr>
-        <w:t xml:space="preserve">## Warning: package 'dplyr' was built under R version 4.5.2</w:t>
+        <w:t>## Warning: package 'dplyr' was built under R version 4.5.2</w:t>
       </w:r>
     </w:p>
     <w:p>
@@ -1863,7 +1865,7 @@
         <w:rPr>
           <w:rStyle w:val="VerbatimChar"/>
         </w:rPr>
-        <w:t xml:space="preserve">## Attaching package: 'dplyr'</w:t>
+        <w:t>## Attaching package: 'dplyr'</w:t>
       </w:r>
     </w:p>
     <w:p>
@@ -1874,7 +1876,7 @@
         <w:rPr>
           <w:rStyle w:val="VerbatimChar"/>
         </w:rPr>
-        <w:t xml:space="preserve">## The following objects are masked from 'package:stats':</w:t>
+        <w:t>## The following objects are masked from 'package:stats':</w:t>
       </w:r>
       <w:r>
         <w:br/>
@@ -1892,7 +1894,7 @@
         <w:rPr>
           <w:rStyle w:val="VerbatimChar"/>
         </w:rPr>
-        <w:t xml:space="preserve">##     filter, lag</w:t>
+        <w:t>##     filter, lag</w:t>
       </w:r>
     </w:p>
     <w:p>
@@ -1903,7 +1905,7 @@
         <w:rPr>
           <w:rStyle w:val="VerbatimChar"/>
         </w:rPr>
-        <w:t xml:space="preserve">## The following objects are masked from 'package:base':</w:t>
+        <w:t>## The following objects are masked from 'package:base':</w:t>
       </w:r>
       <w:r>
         <w:br/>
@@ -1921,7 +1923,7 @@
         <w:rPr>
           <w:rStyle w:val="VerbatimChar"/>
         </w:rPr>
-        <w:t xml:space="preserve">##     intersect, setdiff, setequal, union</w:t>
+        <w:t>##     intersect, setdiff, setequal, union</w:t>
       </w:r>
     </w:p>
     <w:p>
@@ -1938,7 +1940,7 @@
         <w:rPr>
           <w:rStyle w:val="OtherTok"/>
         </w:rPr>
-        <w:t xml:space="preserve">&lt;-</w:t>
+        <w:t>&lt;-</w:t>
       </w:r>
       <w:r>
         <w:rPr>
@@ -1950,7 +1952,7 @@
         <w:rPr>
           <w:rStyle w:val="SpecialCharTok"/>
         </w:rPr>
-        <w:t xml:space="preserve">%&gt;%</w:t>
+        <w:t>%&gt;%</w:t>
       </w:r>
       <w:r>
         <w:br/>
@@ -1965,7 +1967,7 @@
         <w:rPr>
           <w:rStyle w:val="FunctionTok"/>
         </w:rPr>
-        <w:t xml:space="preserve">filter</w:t>
+        <w:t>filter</w:t>
       </w:r>
       <w:r>
         <w:rPr>
@@ -1977,7 +1979,7 @@
         <w:rPr>
           <w:rStyle w:val="SpecialCharTok"/>
         </w:rPr>
-        <w:t xml:space="preserve">==</w:t>
+        <w:t>==</w:t>
       </w:r>
       <w:r>
         <w:rPr>
@@ -1989,7 +1991,7 @@
         <w:rPr>
           <w:rStyle w:val="StringTok"/>
         </w:rPr>
-        <w:t xml:space="preserve">"Auburn"</w:t>
+        <w:t>"Auburn"</w:t>
       </w:r>
       <w:r>
         <w:rPr>
@@ -2001,7 +2003,7 @@
         <w:rPr>
           <w:rStyle w:val="SpecialCharTok"/>
         </w:rPr>
-        <w:t xml:space="preserve">&amp;</w:t>
+        <w:t>&amp;</w:t>
       </w:r>
       <w:r>
         <w:rPr>
@@ -2013,7 +2015,7 @@
         <w:rPr>
           <w:rStyle w:val="SpecialCharTok"/>
         </w:rPr>
-        <w:t xml:space="preserve">==</w:t>
+        <w:t>==</w:t>
       </w:r>
       <w:r>
         <w:rPr>
@@ -2025,13 +2027,13 @@
         <w:rPr>
           <w:rStyle w:val="StringTok"/>
         </w:rPr>
-        <w:t xml:space="preserve">"AL"</w:t>
-      </w:r>
-      <w:r>
-        <w:rPr>
-          <w:rStyle w:val="NormalTok"/>
-        </w:rPr>
-        <w:t xml:space="preserve">)</w:t>
+        <w:t>"AL"</w:t>
+      </w:r>
+      <w:r>
+        <w:rPr>
+          <w:rStyle w:val="NormalTok"/>
+        </w:rPr>
+        <w:t>)</w:t>
       </w:r>
       <w:r>
         <w:br/>
@@ -2049,7 +2051,7 @@
         <w:rPr>
           <w:rStyle w:val="OtherTok"/>
         </w:rPr>
-        <w:t xml:space="preserve">&lt;-</w:t>
+        <w:t>&lt;-</w:t>
       </w:r>
       <w:r>
         <w:rPr>
@@ -2061,7 +2063,7 @@
         <w:rPr>
           <w:rStyle w:val="SpecialCharTok"/>
         </w:rPr>
-        <w:t xml:space="preserve">%&gt;%</w:t>
+        <w:t>%&gt;%</w:t>
       </w:r>
       <w:r>
         <w:br/>
@@ -2076,7 +2078,7 @@
         <w:rPr>
           <w:rStyle w:val="FunctionTok"/>
         </w:rPr>
-        <w:t xml:space="preserve">filter</w:t>
+        <w:t>filter</w:t>
       </w:r>
       <w:r>
         <w:rPr>
@@ -2088,7 +2090,7 @@
         <w:rPr>
           <w:rStyle w:val="SpecialCharTok"/>
         </w:rPr>
-        <w:t xml:space="preserve">==</w:t>
+        <w:t>==</w:t>
       </w:r>
       <w:r>
         <w:rPr>
@@ -2100,7 +2102,7 @@
         <w:rPr>
           <w:rStyle w:val="StringTok"/>
         </w:rPr>
-        <w:t xml:space="preserve">"New York"</w:t>
+        <w:t>"New York"</w:t>
       </w:r>
       <w:r>
         <w:rPr>
@@ -2112,7 +2114,7 @@
         <w:rPr>
           <w:rStyle w:val="SpecialCharTok"/>
         </w:rPr>
-        <w:t xml:space="preserve">&amp;</w:t>
+        <w:t>&amp;</w:t>
       </w:r>
       <w:r>
         <w:rPr>
@@ -2124,7 +2126,7 @@
         <w:rPr>
           <w:rStyle w:val="SpecialCharTok"/>
         </w:rPr>
-        <w:t xml:space="preserve">==</w:t>
+        <w:t>==</w:t>
       </w:r>
       <w:r>
         <w:rPr>
@@ -2136,22 +2138,22 @@
         <w:rPr>
           <w:rStyle w:val="StringTok"/>
         </w:rPr>
-        <w:t xml:space="preserve">"NY"</w:t>
-      </w:r>
-      <w:r>
-        <w:rPr>
-          <w:rStyle w:val="NormalTok"/>
-        </w:rPr>
-        <w:t xml:space="preserve">)</w:t>
-      </w:r>
-      <w:r>
-        <w:br/>
-      </w:r>
-      <w:r>
-        <w:rPr>
-          <w:rStyle w:val="NormalTok"/>
-        </w:rPr>
-        <w:t xml:space="preserve">auburn</w:t>
+        <w:t>"NY"</w:t>
+      </w:r>
+      <w:r>
+        <w:rPr>
+          <w:rStyle w:val="NormalTok"/>
+        </w:rPr>
+        <w:t>)</w:t>
+      </w:r>
+      <w:r>
+        <w:br/>
+      </w:r>
+      <w:r>
+        <w:rPr>
+          <w:rStyle w:val="NormalTok"/>
+        </w:rPr>
+        <w:t>auburn</w:t>
       </w:r>
     </w:p>
     <w:p>
@@ -2162,34 +2164,34 @@
         <w:rPr>
           <w:rStyle w:val="VerbatimChar"/>
         </w:rPr>
-        <w:t xml:space="preserve">##     city city_ascii state_id state_name county_fips county_name     lat</w:t>
-      </w:r>
-      <w:r>
-        <w:br/>
-      </w:r>
-      <w:r>
-        <w:rPr>
-          <w:rStyle w:val="VerbatimChar"/>
-        </w:rPr>
-        <w:t xml:space="preserve">## 1 Auburn     Auburn       AL    Alabama        1081         Lee 32.6087</w:t>
-      </w:r>
-      <w:r>
-        <w:br/>
-      </w:r>
-      <w:r>
-        <w:rPr>
-          <w:rStyle w:val="VerbatimChar"/>
-        </w:rPr>
-        <w:t xml:space="preserve">##       long population density</w:t>
-      </w:r>
-      <w:r>
-        <w:br/>
-      </w:r>
-      <w:r>
-        <w:rPr>
-          <w:rStyle w:val="VerbatimChar"/>
-        </w:rPr>
-        <w:t xml:space="preserve">## 1 -85.4903     108327   486.5</w:t>
+        <w:t>##     city city_ascii state_id state_name county_fips county_name     lat</w:t>
+      </w:r>
+      <w:r>
+        <w:br/>
+      </w:r>
+      <w:r>
+        <w:rPr>
+          <w:rStyle w:val="VerbatimChar"/>
+        </w:rPr>
+        <w:t>## 1 Auburn     Auburn       AL    Alabama        1081         Lee 32.6087</w:t>
+      </w:r>
+      <w:r>
+        <w:br/>
+      </w:r>
+      <w:r>
+        <w:rPr>
+          <w:rStyle w:val="VerbatimChar"/>
+        </w:rPr>
+        <w:t>##       long population density</w:t>
+      </w:r>
+      <w:r>
+        <w:br/>
+      </w:r>
+      <w:r>
+        <w:rPr>
+          <w:rStyle w:val="VerbatimChar"/>
+        </w:rPr>
+        <w:t>## 1 -85.4903     108327   486.5</w:t>
       </w:r>
     </w:p>
     <w:p>
@@ -2200,7 +2202,7 @@
         <w:rPr>
           <w:rStyle w:val="NormalTok"/>
         </w:rPr>
-        <w:t xml:space="preserve">nyc</w:t>
+        <w:t>nyc</w:t>
       </w:r>
     </w:p>
     <w:p>
@@ -2211,34 +2213,34 @@
         <w:rPr>
           <w:rStyle w:val="VerbatimChar"/>
         </w:rPr>
-        <w:t xml:space="preserve">##       city city_ascii state_id state_name county_fips county_name     lat</w:t>
-      </w:r>
-      <w:r>
-        <w:br/>
-      </w:r>
-      <w:r>
-        <w:rPr>
-          <w:rStyle w:val="VerbatimChar"/>
-        </w:rPr>
-        <w:t xml:space="preserve">## 1 New York   New York       NY   New York       36081      Queens 40.6943</w:t>
-      </w:r>
-      <w:r>
-        <w:br/>
-      </w:r>
-      <w:r>
-        <w:rPr>
-          <w:rStyle w:val="VerbatimChar"/>
-        </w:rPr>
-        <w:t xml:space="preserve">##       long population density</w:t>
-      </w:r>
-      <w:r>
-        <w:br/>
-      </w:r>
-      <w:r>
-        <w:rPr>
-          <w:rStyle w:val="VerbatimChar"/>
-        </w:rPr>
-        <w:t xml:space="preserve">## 1 -73.9249   18832416 10943.7</w:t>
+        <w:t>##       city city_ascii state_id state_name county_fips county_name     lat</w:t>
+      </w:r>
+      <w:r>
+        <w:br/>
+      </w:r>
+      <w:r>
+        <w:rPr>
+          <w:rStyle w:val="VerbatimChar"/>
+        </w:rPr>
+        <w:t>## 1 New York   New York       NY   New York       36081      Queens 40.6943</w:t>
+      </w:r>
+      <w:r>
+        <w:br/>
+      </w:r>
+      <w:r>
+        <w:rPr>
+          <w:rStyle w:val="VerbatimChar"/>
+        </w:rPr>
+        <w:t>##       long population density</w:t>
+      </w:r>
+      <w:r>
+        <w:br/>
+      </w:r>
+      <w:r>
+        <w:rPr>
+          <w:rStyle w:val="VerbatimChar"/>
+        </w:rPr>
+        <w:t>## 1 -73.9249   18832416 10943.7</w:t>
       </w:r>
     </w:p>
     <w:p>
@@ -2246,23 +2248,12 @@
         <w:pStyle w:val="Compact"/>
         <w:numPr>
           <w:ilvl w:val="0"/>
-          <w:numId w:val="1005"/>
+          <w:numId w:val="6"/>
         </w:numPr>
       </w:pPr>
       <w:r>
-        <w:t xml:space="preserve">Use your distance function inside a for loop to calculate the distance between</w:t>
-      </w:r>
-      <w:r>
-        <w:t xml:space="preserve"> </w:t>
-      </w:r>
-      <w:r>
-        <w:t xml:space="preserve">Auburn, AL and every other city in Cities.csv. Each iteration should calculate the</w:t>
-      </w:r>
-      <w:r>
-        <w:t xml:space="preserve"> </w:t>
-      </w:r>
-      <w:r>
-        <w:t xml:space="preserve">distance for one city.</w:t>
+        <w:lastRenderedPageBreak/>
+        <w:t>Use your distance function inside a for loop to calculate the distance between Auburn, AL and every other city in Cities.csv. Each iteration should calculate the distance for one city.</w:t>
       </w:r>
     </w:p>
     <w:p>
@@ -2273,13 +2264,13 @@
         <w:rPr>
           <w:rStyle w:val="FunctionTok"/>
         </w:rPr>
-        <w:t xml:space="preserve">library</w:t>
-      </w:r>
-      <w:r>
-        <w:rPr>
-          <w:rStyle w:val="NormalTok"/>
-        </w:rPr>
-        <w:t xml:space="preserve">(dplyr)</w:t>
+        <w:t>library</w:t>
+      </w:r>
+      <w:r>
+        <w:rPr>
+          <w:rStyle w:val="NormalTok"/>
+        </w:rPr>
+        <w:t>(dplyr)</w:t>
       </w:r>
       <w:r>
         <w:br/>
@@ -2294,7 +2285,7 @@
         <w:rPr>
           <w:rStyle w:val="OtherTok"/>
         </w:rPr>
-        <w:t xml:space="preserve">&lt;-</w:t>
+        <w:t>&lt;-</w:t>
       </w:r>
       <w:r>
         <w:rPr>
@@ -2306,7 +2297,7 @@
         <w:rPr>
           <w:rStyle w:val="SpecialCharTok"/>
         </w:rPr>
-        <w:t xml:space="preserve">%&gt;%</w:t>
+        <w:t>%&gt;%</w:t>
       </w:r>
       <w:r>
         <w:br/>
@@ -2321,13 +2312,13 @@
         <w:rPr>
           <w:rStyle w:val="SpecialCharTok"/>
         </w:rPr>
-        <w:t xml:space="preserve">::</w:t>
+        <w:t>::</w:t>
       </w:r>
       <w:r>
         <w:rPr>
           <w:rStyle w:val="FunctionTok"/>
         </w:rPr>
-        <w:t xml:space="preserve">filter</w:t>
+        <w:t>filter</w:t>
       </w:r>
       <w:r>
         <w:rPr>
@@ -2339,7 +2330,7 @@
         <w:rPr>
           <w:rStyle w:val="SpecialCharTok"/>
         </w:rPr>
-        <w:t xml:space="preserve">==</w:t>
+        <w:t>==</w:t>
       </w:r>
       <w:r>
         <w:rPr>
@@ -2351,7 +2342,7 @@
         <w:rPr>
           <w:rStyle w:val="StringTok"/>
         </w:rPr>
-        <w:t xml:space="preserve">"Auburn"</w:t>
+        <w:t>"Auburn"</w:t>
       </w:r>
       <w:r>
         <w:rPr>
@@ -2363,7 +2354,7 @@
         <w:rPr>
           <w:rStyle w:val="SpecialCharTok"/>
         </w:rPr>
-        <w:t xml:space="preserve">&amp;</w:t>
+        <w:t>&amp;</w:t>
       </w:r>
       <w:r>
         <w:rPr>
@@ -2375,7 +2366,7 @@
         <w:rPr>
           <w:rStyle w:val="SpecialCharTok"/>
         </w:rPr>
-        <w:t xml:space="preserve">==</w:t>
+        <w:t>==</w:t>
       </w:r>
       <w:r>
         <w:rPr>
@@ -2387,13 +2378,13 @@
         <w:rPr>
           <w:rStyle w:val="StringTok"/>
         </w:rPr>
-        <w:t xml:space="preserve">"AL"</w:t>
-      </w:r>
-      <w:r>
-        <w:rPr>
-          <w:rStyle w:val="NormalTok"/>
-        </w:rPr>
-        <w:t xml:space="preserve">)</w:t>
+        <w:t>"AL"</w:t>
+      </w:r>
+      <w:r>
+        <w:rPr>
+          <w:rStyle w:val="NormalTok"/>
+        </w:rPr>
+        <w:t>)</w:t>
       </w:r>
       <w:r>
         <w:br/>
@@ -2411,7 +2402,7 @@
         <w:rPr>
           <w:rStyle w:val="OtherTok"/>
         </w:rPr>
-        <w:t xml:space="preserve">&lt;-</w:t>
+        <w:t>&lt;-</w:t>
       </w:r>
       <w:r>
         <w:rPr>
@@ -2423,13 +2414,13 @@
         <w:rPr>
           <w:rStyle w:val="SpecialCharTok"/>
         </w:rPr>
-        <w:t xml:space="preserve">$</w:t>
-      </w:r>
-      <w:r>
-        <w:rPr>
-          <w:rStyle w:val="NormalTok"/>
-        </w:rPr>
-        <w:t xml:space="preserve">lat</w:t>
+        <w:t>$</w:t>
+      </w:r>
+      <w:r>
+        <w:rPr>
+          <w:rStyle w:val="NormalTok"/>
+        </w:rPr>
+        <w:t>lat</w:t>
       </w:r>
       <w:r>
         <w:br/>
@@ -2444,7 +2435,7 @@
         <w:rPr>
           <w:rStyle w:val="OtherTok"/>
         </w:rPr>
-        <w:t xml:space="preserve">&lt;-</w:t>
+        <w:t>&lt;-</w:t>
       </w:r>
       <w:r>
         <w:rPr>
@@ -2456,13 +2447,13 @@
         <w:rPr>
           <w:rStyle w:val="SpecialCharTok"/>
         </w:rPr>
-        <w:t xml:space="preserve">$</w:t>
-      </w:r>
-      <w:r>
-        <w:rPr>
-          <w:rStyle w:val="NormalTok"/>
-        </w:rPr>
-        <w:t xml:space="preserve">long</w:t>
+        <w:t>$</w:t>
+      </w:r>
+      <w:r>
+        <w:rPr>
+          <w:rStyle w:val="NormalTok"/>
+        </w:rPr>
+        <w:t>long</w:t>
       </w:r>
       <w:r>
         <w:br/>
@@ -2480,7 +2471,7 @@
         <w:rPr>
           <w:rStyle w:val="OtherTok"/>
         </w:rPr>
-        <w:t xml:space="preserve">&lt;-</w:t>
+        <w:t>&lt;-</w:t>
       </w:r>
       <w:r>
         <w:rPr>
@@ -2492,25 +2483,25 @@
         <w:rPr>
           <w:rStyle w:val="FunctionTok"/>
         </w:rPr>
-        <w:t xml:space="preserve">numeric</w:t>
-      </w:r>
-      <w:r>
-        <w:rPr>
-          <w:rStyle w:val="NormalTok"/>
-        </w:rPr>
-        <w:t xml:space="preserve">(</w:t>
+        <w:t>numeric</w:t>
+      </w:r>
+      <w:r>
+        <w:rPr>
+          <w:rStyle w:val="NormalTok"/>
+        </w:rPr>
+        <w:t>(</w:t>
       </w:r>
       <w:r>
         <w:rPr>
           <w:rStyle w:val="FunctionTok"/>
         </w:rPr>
-        <w:t xml:space="preserve">nrow</w:t>
-      </w:r>
-      <w:r>
-        <w:rPr>
-          <w:rStyle w:val="NormalTok"/>
-        </w:rPr>
-        <w:t xml:space="preserve">(Cities.data))</w:t>
+        <w:t>nrow</w:t>
+      </w:r>
+      <w:r>
+        <w:rPr>
+          <w:rStyle w:val="NormalTok"/>
+        </w:rPr>
+        <w:t>(Cities.data))</w:t>
       </w:r>
       <w:r>
         <w:br/>
@@ -2522,7 +2513,7 @@
         <w:rPr>
           <w:rStyle w:val="ControlFlowTok"/>
         </w:rPr>
-        <w:t xml:space="preserve">for</w:t>
+        <w:t>for</w:t>
       </w:r>
       <w:r>
         <w:rPr>
@@ -2534,7 +2525,7 @@
         <w:rPr>
           <w:rStyle w:val="ControlFlowTok"/>
         </w:rPr>
-        <w:t xml:space="preserve">in</w:t>
+        <w:t>in</w:t>
       </w:r>
       <w:r>
         <w:rPr>
@@ -2546,25 +2537,25 @@
         <w:rPr>
           <w:rStyle w:val="DecValTok"/>
         </w:rPr>
-        <w:t xml:space="preserve">1</w:t>
+        <w:t>1</w:t>
       </w:r>
       <w:r>
         <w:rPr>
           <w:rStyle w:val="SpecialCharTok"/>
         </w:rPr>
-        <w:t xml:space="preserve">:</w:t>
+        <w:t>:</w:t>
       </w:r>
       <w:r>
         <w:rPr>
           <w:rStyle w:val="FunctionTok"/>
         </w:rPr>
-        <w:t xml:space="preserve">nrow</w:t>
-      </w:r>
-      <w:r>
-        <w:rPr>
-          <w:rStyle w:val="NormalTok"/>
-        </w:rPr>
-        <w:t xml:space="preserve">(Cities.data)) {</w:t>
+        <w:t>nrow</w:t>
+      </w:r>
+      <w:r>
+        <w:rPr>
+          <w:rStyle w:val="NormalTok"/>
+        </w:rPr>
+        <w:t>(Cities.data)) {</w:t>
       </w:r>
       <w:r>
         <w:br/>
@@ -2579,7 +2570,7 @@
         <w:rPr>
           <w:rStyle w:val="OtherTok"/>
         </w:rPr>
-        <w:t xml:space="preserve">&lt;-</w:t>
+        <w:t>&lt;-</w:t>
       </w:r>
       <w:r>
         <w:rPr>
@@ -2591,13 +2582,13 @@
         <w:rPr>
           <w:rStyle w:val="FunctionTok"/>
         </w:rPr>
-        <w:t xml:space="preserve">haversine_distance</w:t>
-      </w:r>
-      <w:r>
-        <w:rPr>
-          <w:rStyle w:val="NormalTok"/>
-        </w:rPr>
-        <w:t xml:space="preserve">(</w:t>
+        <w:t>haversine_distance</w:t>
+      </w:r>
+      <w:r>
+        <w:rPr>
+          <w:rStyle w:val="NormalTok"/>
+        </w:rPr>
+        <w:t>(</w:t>
       </w:r>
       <w:r>
         <w:br/>
@@ -2630,13 +2621,13 @@
         <w:rPr>
           <w:rStyle w:val="SpecialCharTok"/>
         </w:rPr>
-        <w:t xml:space="preserve">$</w:t>
-      </w:r>
-      <w:r>
-        <w:rPr>
-          <w:rStyle w:val="NormalTok"/>
-        </w:rPr>
-        <w:t xml:space="preserve">lat[i],</w:t>
+        <w:t>$</w:t>
+      </w:r>
+      <w:r>
+        <w:rPr>
+          <w:rStyle w:val="NormalTok"/>
+        </w:rPr>
+        <w:t>lat[i],</w:t>
       </w:r>
       <w:r>
         <w:br/>
@@ -2651,31 +2642,31 @@
         <w:rPr>
           <w:rStyle w:val="SpecialCharTok"/>
         </w:rPr>
-        <w:t xml:space="preserve">$</w:t>
-      </w:r>
-      <w:r>
-        <w:rPr>
-          <w:rStyle w:val="NormalTok"/>
-        </w:rPr>
-        <w:t xml:space="preserve">long[i])}</w:t>
-      </w:r>
-      <w:r>
-        <w:br/>
-      </w:r>
-      <w:r>
-        <w:br/>
-      </w:r>
-      <w:r>
-        <w:rPr>
-          <w:rStyle w:val="NormalTok"/>
-        </w:rPr>
-        <w:t xml:space="preserve">Cities.data</w:t>
+        <w:t>$</w:t>
+      </w:r>
+      <w:r>
+        <w:rPr>
+          <w:rStyle w:val="NormalTok"/>
+        </w:rPr>
+        <w:t>long[i])}</w:t>
+      </w:r>
+      <w:r>
+        <w:br/>
+      </w:r>
+      <w:r>
+        <w:br/>
+      </w:r>
+      <w:r>
+        <w:rPr>
+          <w:rStyle w:val="NormalTok"/>
+        </w:rPr>
+        <w:t>Cities.data</w:t>
       </w:r>
       <w:r>
         <w:rPr>
           <w:rStyle w:val="SpecialCharTok"/>
         </w:rPr>
-        <w:t xml:space="preserve">$</w:t>
+        <w:t>$</w:t>
       </w:r>
       <w:r>
         <w:rPr>
@@ -2687,7 +2678,7 @@
         <w:rPr>
           <w:rStyle w:val="OtherTok"/>
         </w:rPr>
-        <w:t xml:space="preserve">&lt;-</w:t>
+        <w:t>&lt;-</w:t>
       </w:r>
       <w:r>
         <w:rPr>
@@ -2705,31 +2696,31 @@
         <w:rPr>
           <w:rStyle w:val="NormalTok"/>
         </w:rPr>
-        <w:t xml:space="preserve">distances[</w:t>
+        <w:t>distances[</w:t>
       </w:r>
       <w:r>
         <w:rPr>
           <w:rStyle w:val="DecValTok"/>
         </w:rPr>
-        <w:t xml:space="preserve">1</w:t>
+        <w:t>1</w:t>
       </w:r>
       <w:r>
         <w:rPr>
           <w:rStyle w:val="SpecialCharTok"/>
         </w:rPr>
-        <w:t xml:space="preserve">:</w:t>
+        <w:t>:</w:t>
       </w:r>
       <w:r>
         <w:rPr>
           <w:rStyle w:val="DecValTok"/>
         </w:rPr>
-        <w:t xml:space="preserve">9</w:t>
-      </w:r>
-      <w:r>
-        <w:rPr>
-          <w:rStyle w:val="NormalTok"/>
-        </w:rPr>
-        <w:t xml:space="preserve">]</w:t>
+        <w:t>9</w:t>
+      </w:r>
+      <w:r>
+        <w:rPr>
+          <w:rStyle w:val="NormalTok"/>
+        </w:rPr>
+        <w:t>]</w:t>
       </w:r>
     </w:p>
     <w:p>
@@ -2740,16 +2731,16 @@
         <w:rPr>
           <w:rStyle w:val="VerbatimChar"/>
         </w:rPr>
-        <w:t xml:space="preserve">## [1] 1367.8540 3051.8382 1045.5213  916.4138  993.0298 1056.0217 1239.9732</w:t>
-      </w:r>
-      <w:r>
-        <w:br/>
-      </w:r>
-      <w:r>
-        <w:rPr>
-          <w:rStyle w:val="VerbatimChar"/>
-        </w:rPr>
-        <w:t xml:space="preserve">## [8]  162.5121 1036.9900</w:t>
+        <w:t>## [1] 1367.8540 3051.8382 1045.5213  916.4138  993.0298 1056.0217 1239.9732</w:t>
+      </w:r>
+      <w:r>
+        <w:br/>
+      </w:r>
+      <w:r>
+        <w:rPr>
+          <w:rStyle w:val="VerbatimChar"/>
+        </w:rPr>
+        <w:t>## [8]  162.5121 1036.9900</w:t>
       </w:r>
     </w:p>
     <w:p>
@@ -2757,35 +2748,11 @@
         <w:pStyle w:val="Compact"/>
         <w:numPr>
           <w:ilvl w:val="0"/>
-          <w:numId w:val="1006"/>
+          <w:numId w:val="7"/>
         </w:numPr>
       </w:pPr>
       <w:r>
-        <w:t xml:space="preserve">Modify your loop so that each iteration appends one new row to a dataframe with</w:t>
-      </w:r>
-      <w:r>
-        <w:t xml:space="preserve"> </w:t>
-      </w:r>
-      <w:r>
-        <w:t xml:space="preserve">the following columns:</w:t>
-      </w:r>
-      <w:r>
-        <w:t xml:space="preserve"> </w:t>
-      </w:r>
-      <w:r>
-        <w:t xml:space="preserve">• City1 (the other city)</w:t>
-      </w:r>
-      <w:r>
-        <w:t xml:space="preserve"> </w:t>
-      </w:r>
-      <w:r>
-        <w:t xml:space="preserve">• City2 (Auburn)</w:t>
-      </w:r>
-      <w:r>
-        <w:t xml:space="preserve"> </w:t>
-      </w:r>
-      <w:r>
-        <w:t xml:space="preserve">• Distance_km</w:t>
+        <w:t>Modify your loop so that each iteration appends one new row to a dataframe with the following columns: • City1 (the other city) • City2 (Auburn) • Distance_km</w:t>
       </w:r>
     </w:p>
     <w:p>
@@ -2802,7 +2769,7 @@
         <w:rPr>
           <w:rStyle w:val="OtherTok"/>
         </w:rPr>
-        <w:t xml:space="preserve">&lt;-</w:t>
+        <w:t>&lt;-</w:t>
       </w:r>
       <w:r>
         <w:rPr>
@@ -2814,7 +2781,7 @@
         <w:rPr>
           <w:rStyle w:val="SpecialCharTok"/>
         </w:rPr>
-        <w:t xml:space="preserve">$</w:t>
+        <w:t>$</w:t>
       </w:r>
       <w:r>
         <w:rPr>
@@ -2826,7 +2793,7 @@
         <w:rPr>
           <w:rStyle w:val="SpecialCharTok"/>
         </w:rPr>
-        <w:t xml:space="preserve">==</w:t>
+        <w:t>==</w:t>
       </w:r>
       <w:r>
         <w:rPr>
@@ -2838,7 +2805,7 @@
         <w:rPr>
           <w:rStyle w:val="StringTok"/>
         </w:rPr>
-        <w:t xml:space="preserve">"Auburn"</w:t>
+        <w:t>"Auburn"</w:t>
       </w:r>
       <w:r>
         <w:rPr>
@@ -2850,7 +2817,7 @@
         <w:rPr>
           <w:rStyle w:val="SpecialCharTok"/>
         </w:rPr>
-        <w:t xml:space="preserve">&amp;</w:t>
+        <w:t>&amp;</w:t>
       </w:r>
       <w:r>
         <w:rPr>
@@ -2871,7 +2838,7 @@
         <w:rPr>
           <w:rStyle w:val="SpecialCharTok"/>
         </w:rPr>
-        <w:t xml:space="preserve">$</w:t>
+        <w:t>$</w:t>
       </w:r>
       <w:r>
         <w:rPr>
@@ -2883,7 +2850,7 @@
         <w:rPr>
           <w:rStyle w:val="SpecialCharTok"/>
         </w:rPr>
-        <w:t xml:space="preserve">==</w:t>
+        <w:t>==</w:t>
       </w:r>
       <w:r>
         <w:rPr>
@@ -2895,13 +2862,13 @@
         <w:rPr>
           <w:rStyle w:val="StringTok"/>
         </w:rPr>
-        <w:t xml:space="preserve">"AL"</w:t>
-      </w:r>
-      <w:r>
-        <w:rPr>
-          <w:rStyle w:val="NormalTok"/>
-        </w:rPr>
-        <w:t xml:space="preserve">, ]</w:t>
+        <w:t>"AL"</w:t>
+      </w:r>
+      <w:r>
+        <w:rPr>
+          <w:rStyle w:val="NormalTok"/>
+        </w:rPr>
+        <w:t>, ]</w:t>
       </w:r>
       <w:r>
         <w:br/>
@@ -2919,7 +2886,7 @@
         <w:rPr>
           <w:rStyle w:val="OtherTok"/>
         </w:rPr>
-        <w:t xml:space="preserve">&lt;-</w:t>
+        <w:t>&lt;-</w:t>
       </w:r>
       <w:r>
         <w:rPr>
@@ -2931,13 +2898,13 @@
         <w:rPr>
           <w:rStyle w:val="SpecialCharTok"/>
         </w:rPr>
-        <w:t xml:space="preserve">$</w:t>
-      </w:r>
-      <w:r>
-        <w:rPr>
-          <w:rStyle w:val="NormalTok"/>
-        </w:rPr>
-        <w:t xml:space="preserve">lat</w:t>
+        <w:t>$</w:t>
+      </w:r>
+      <w:r>
+        <w:rPr>
+          <w:rStyle w:val="NormalTok"/>
+        </w:rPr>
+        <w:t>lat</w:t>
       </w:r>
       <w:r>
         <w:br/>
@@ -2952,7 +2919,7 @@
         <w:rPr>
           <w:rStyle w:val="OtherTok"/>
         </w:rPr>
-        <w:t xml:space="preserve">&lt;-</w:t>
+        <w:t>&lt;-</w:t>
       </w:r>
       <w:r>
         <w:rPr>
@@ -2964,13 +2931,13 @@
         <w:rPr>
           <w:rStyle w:val="SpecialCharTok"/>
         </w:rPr>
-        <w:t xml:space="preserve">$</w:t>
-      </w:r>
-      <w:r>
-        <w:rPr>
-          <w:rStyle w:val="NormalTok"/>
-        </w:rPr>
-        <w:t xml:space="preserve">long</w:t>
+        <w:t>$</w:t>
+      </w:r>
+      <w:r>
+        <w:rPr>
+          <w:rStyle w:val="NormalTok"/>
+        </w:rPr>
+        <w:t>long</w:t>
       </w:r>
       <w:r>
         <w:br/>
@@ -2991,7 +2958,7 @@
         <w:rPr>
           <w:rStyle w:val="OtherTok"/>
         </w:rPr>
-        <w:t xml:space="preserve">&lt;-</w:t>
+        <w:t>&lt;-</w:t>
       </w:r>
       <w:r>
         <w:rPr>
@@ -3003,13 +2970,13 @@
         <w:rPr>
           <w:rStyle w:val="FunctionTok"/>
         </w:rPr>
-        <w:t xml:space="preserve">data.frame</w:t>
-      </w:r>
-      <w:r>
-        <w:rPr>
-          <w:rStyle w:val="NormalTok"/>
-        </w:rPr>
-        <w:t xml:space="preserve">(</w:t>
+        <w:t>data.frame</w:t>
+      </w:r>
+      <w:r>
+        <w:rPr>
+          <w:rStyle w:val="NormalTok"/>
+        </w:rPr>
+        <w:t>(</w:t>
       </w:r>
       <w:r>
         <w:br/>
@@ -3024,7 +2991,7 @@
         <w:rPr>
           <w:rStyle w:val="AttributeTok"/>
         </w:rPr>
-        <w:t xml:space="preserve">City1 =</w:t>
+        <w:t>City1 =</w:t>
       </w:r>
       <w:r>
         <w:rPr>
@@ -3036,13 +3003,13 @@
         <w:rPr>
           <w:rStyle w:val="FunctionTok"/>
         </w:rPr>
-        <w:t xml:space="preserve">character</w:t>
-      </w:r>
-      <w:r>
-        <w:rPr>
-          <w:rStyle w:val="NormalTok"/>
-        </w:rPr>
-        <w:t xml:space="preserve">(),</w:t>
+        <w:t>character</w:t>
+      </w:r>
+      <w:r>
+        <w:rPr>
+          <w:rStyle w:val="NormalTok"/>
+        </w:rPr>
+        <w:t>(),</w:t>
       </w:r>
       <w:r>
         <w:br/>
@@ -3057,7 +3024,7 @@
         <w:rPr>
           <w:rStyle w:val="AttributeTok"/>
         </w:rPr>
-        <w:t xml:space="preserve">City2 =</w:t>
+        <w:t>City2 =</w:t>
       </w:r>
       <w:r>
         <w:rPr>
@@ -3069,13 +3036,13 @@
         <w:rPr>
           <w:rStyle w:val="FunctionTok"/>
         </w:rPr>
-        <w:t xml:space="preserve">character</w:t>
-      </w:r>
-      <w:r>
-        <w:rPr>
-          <w:rStyle w:val="NormalTok"/>
-        </w:rPr>
-        <w:t xml:space="preserve">(),</w:t>
+        <w:t>character</w:t>
+      </w:r>
+      <w:r>
+        <w:rPr>
+          <w:rStyle w:val="NormalTok"/>
+        </w:rPr>
+        <w:t>(),</w:t>
       </w:r>
       <w:r>
         <w:br/>
@@ -3090,7 +3057,7 @@
         <w:rPr>
           <w:rStyle w:val="AttributeTok"/>
         </w:rPr>
-        <w:t xml:space="preserve">Distance_km =</w:t>
+        <w:t>Distance_km =</w:t>
       </w:r>
       <w:r>
         <w:rPr>
@@ -3102,13 +3069,13 @@
         <w:rPr>
           <w:rStyle w:val="FunctionTok"/>
         </w:rPr>
-        <w:t xml:space="preserve">numeric</w:t>
-      </w:r>
-      <w:r>
-        <w:rPr>
-          <w:rStyle w:val="NormalTok"/>
-        </w:rPr>
-        <w:t xml:space="preserve">(),</w:t>
+        <w:t>numeric</w:t>
+      </w:r>
+      <w:r>
+        <w:rPr>
+          <w:rStyle w:val="NormalTok"/>
+        </w:rPr>
+        <w:t>(),</w:t>
       </w:r>
       <w:r>
         <w:br/>
@@ -3123,7 +3090,7 @@
         <w:rPr>
           <w:rStyle w:val="AttributeTok"/>
         </w:rPr>
-        <w:t xml:space="preserve">stringsAsFactors =</w:t>
+        <w:t>stringsAsFactors =</w:t>
       </w:r>
       <w:r>
         <w:rPr>
@@ -3135,13 +3102,13 @@
         <w:rPr>
           <w:rStyle w:val="ConstantTok"/>
         </w:rPr>
-        <w:t xml:space="preserve">FALSE</w:t>
-      </w:r>
-      <w:r>
-        <w:rPr>
-          <w:rStyle w:val="NormalTok"/>
-        </w:rPr>
-        <w:t xml:space="preserve">)</w:t>
+        <w:t>FALSE</w:t>
+      </w:r>
+      <w:r>
+        <w:rPr>
+          <w:rStyle w:val="NormalTok"/>
+        </w:rPr>
+        <w:t>)</w:t>
       </w:r>
       <w:r>
         <w:br/>
@@ -3153,7 +3120,7 @@
         <w:rPr>
           <w:rStyle w:val="ControlFlowTok"/>
         </w:rPr>
-        <w:t xml:space="preserve">for</w:t>
+        <w:t>for</w:t>
       </w:r>
       <w:r>
         <w:rPr>
@@ -3165,7 +3132,7 @@
         <w:rPr>
           <w:rStyle w:val="ControlFlowTok"/>
         </w:rPr>
-        <w:t xml:space="preserve">in</w:t>
+        <w:t>in</w:t>
       </w:r>
       <w:r>
         <w:rPr>
@@ -3177,25 +3144,25 @@
         <w:rPr>
           <w:rStyle w:val="DecValTok"/>
         </w:rPr>
-        <w:t xml:space="preserve">1</w:t>
+        <w:t>1</w:t>
       </w:r>
       <w:r>
         <w:rPr>
           <w:rStyle w:val="SpecialCharTok"/>
         </w:rPr>
-        <w:t xml:space="preserve">:</w:t>
+        <w:t>:</w:t>
       </w:r>
       <w:r>
         <w:rPr>
           <w:rStyle w:val="FunctionTok"/>
         </w:rPr>
-        <w:t xml:space="preserve">nrow</w:t>
-      </w:r>
-      <w:r>
-        <w:rPr>
-          <w:rStyle w:val="NormalTok"/>
-        </w:rPr>
-        <w:t xml:space="preserve">(Cities.data)) {</w:t>
+        <w:t>nrow</w:t>
+      </w:r>
+      <w:r>
+        <w:rPr>
+          <w:rStyle w:val="NormalTok"/>
+        </w:rPr>
+        <w:t>(Cities.data)) {</w:t>
       </w:r>
       <w:r>
         <w:br/>
@@ -3219,7 +3186,7 @@
         <w:rPr>
           <w:rStyle w:val="OtherTok"/>
         </w:rPr>
-        <w:t xml:space="preserve">&lt;-</w:t>
+        <w:t>&lt;-</w:t>
       </w:r>
       <w:r>
         <w:rPr>
@@ -3231,13 +3198,13 @@
         <w:rPr>
           <w:rStyle w:val="FunctionTok"/>
         </w:rPr>
-        <w:t xml:space="preserve">haversine_distance</w:t>
-      </w:r>
-      <w:r>
-        <w:rPr>
-          <w:rStyle w:val="NormalTok"/>
-        </w:rPr>
-        <w:t xml:space="preserve">(</w:t>
+        <w:t>haversine_distance</w:t>
+      </w:r>
+      <w:r>
+        <w:rPr>
+          <w:rStyle w:val="NormalTok"/>
+        </w:rPr>
+        <w:t>(</w:t>
       </w:r>
       <w:r>
         <w:br/>
@@ -3270,13 +3237,13 @@
         <w:rPr>
           <w:rStyle w:val="SpecialCharTok"/>
         </w:rPr>
-        <w:t xml:space="preserve">$</w:t>
-      </w:r>
-      <w:r>
-        <w:rPr>
-          <w:rStyle w:val="NormalTok"/>
-        </w:rPr>
-        <w:t xml:space="preserve">lat[i],</w:t>
+        <w:t>$</w:t>
+      </w:r>
+      <w:r>
+        <w:rPr>
+          <w:rStyle w:val="NormalTok"/>
+        </w:rPr>
+        <w:t>lat[i],</w:t>
       </w:r>
       <w:r>
         <w:br/>
@@ -3291,21 +3258,22 @@
         <w:rPr>
           <w:rStyle w:val="SpecialCharTok"/>
         </w:rPr>
-        <w:t xml:space="preserve">$</w:t>
-      </w:r>
-      <w:r>
-        <w:rPr>
-          <w:rStyle w:val="NormalTok"/>
-        </w:rPr>
-        <w:t xml:space="preserve">long[i]</w:t>
-      </w:r>
-      <w:r>
-        <w:br/>
-      </w:r>
-      <w:r>
-        <w:rPr>
-          <w:rStyle w:val="NormalTok"/>
-        </w:rPr>
+        <w:t>$</w:t>
+      </w:r>
+      <w:r>
+        <w:rPr>
+          <w:rStyle w:val="NormalTok"/>
+        </w:rPr>
+        <w:t>long[i]</w:t>
+      </w:r>
+      <w:r>
+        <w:br/>
+      </w:r>
+      <w:r>
+        <w:rPr>
+          <w:rStyle w:val="NormalTok"/>
+        </w:rPr>
+        <w:lastRenderedPageBreak/>
         <w:t xml:space="preserve">  )</w:t>
       </w:r>
       <w:r>
@@ -3330,7 +3298,7 @@
         <w:rPr>
           <w:rStyle w:val="CommentTok"/>
         </w:rPr>
-        <w:t xml:space="preserve"># Append row</w:t>
+        <w:t># Append row</w:t>
       </w:r>
       <w:r>
         <w:br/>
@@ -3345,7 +3313,7 @@
         <w:rPr>
           <w:rStyle w:val="OtherTok"/>
         </w:rPr>
-        <w:t xml:space="preserve">&lt;-</w:t>
+        <w:t>&lt;-</w:t>
       </w:r>
       <w:r>
         <w:rPr>
@@ -3357,7 +3325,7 @@
         <w:rPr>
           <w:rStyle w:val="FunctionTok"/>
         </w:rPr>
-        <w:t xml:space="preserve">rbind</w:t>
+        <w:t>rbind</w:t>
       </w:r>
       <w:r>
         <w:rPr>
@@ -3369,13 +3337,13 @@
         <w:rPr>
           <w:rStyle w:val="FunctionTok"/>
         </w:rPr>
-        <w:t xml:space="preserve">data.frame</w:t>
-      </w:r>
-      <w:r>
-        <w:rPr>
-          <w:rStyle w:val="NormalTok"/>
-        </w:rPr>
-        <w:t xml:space="preserve">(</w:t>
+        <w:t>data.frame</w:t>
+      </w:r>
+      <w:r>
+        <w:rPr>
+          <w:rStyle w:val="NormalTok"/>
+        </w:rPr>
+        <w:t>(</w:t>
       </w:r>
       <w:r>
         <w:br/>
@@ -3390,7 +3358,7 @@
         <w:rPr>
           <w:rStyle w:val="AttributeTok"/>
         </w:rPr>
-        <w:t xml:space="preserve">City1 =</w:t>
+        <w:t>City1 =</w:t>
       </w:r>
       <w:r>
         <w:rPr>
@@ -3402,13 +3370,13 @@
         <w:rPr>
           <w:rStyle w:val="SpecialCharTok"/>
         </w:rPr>
-        <w:t xml:space="preserve">$</w:t>
-      </w:r>
-      <w:r>
-        <w:rPr>
-          <w:rStyle w:val="NormalTok"/>
-        </w:rPr>
-        <w:t xml:space="preserve">city[i],</w:t>
+        <w:t>$</w:t>
+      </w:r>
+      <w:r>
+        <w:rPr>
+          <w:rStyle w:val="NormalTok"/>
+        </w:rPr>
+        <w:t>city[i],</w:t>
       </w:r>
       <w:r>
         <w:br/>
@@ -3423,7 +3391,7 @@
         <w:rPr>
           <w:rStyle w:val="AttributeTok"/>
         </w:rPr>
-        <w:t xml:space="preserve">City2 =</w:t>
+        <w:t>City2 =</w:t>
       </w:r>
       <w:r>
         <w:rPr>
@@ -3435,13 +3403,13 @@
         <w:rPr>
           <w:rStyle w:val="StringTok"/>
         </w:rPr>
-        <w:t xml:space="preserve">"Auburn"</w:t>
-      </w:r>
-      <w:r>
-        <w:rPr>
-          <w:rStyle w:val="NormalTok"/>
-        </w:rPr>
-        <w:t xml:space="preserve">,</w:t>
+        <w:t>"Auburn"</w:t>
+      </w:r>
+      <w:r>
+        <w:rPr>
+          <w:rStyle w:val="NormalTok"/>
+        </w:rPr>
+        <w:t>,</w:t>
       </w:r>
       <w:r>
         <w:br/>
@@ -3456,7 +3424,7 @@
         <w:rPr>
           <w:rStyle w:val="AttributeTok"/>
         </w:rPr>
-        <w:t xml:space="preserve">Distance_km =</w:t>
+        <w:t>Distance_km =</w:t>
       </w:r>
       <w:r>
         <w:rPr>
@@ -3483,13 +3451,13 @@
         <w:rPr>
           <w:rStyle w:val="FunctionTok"/>
         </w:rPr>
-        <w:t xml:space="preserve">head</w:t>
-      </w:r>
-      <w:r>
-        <w:rPr>
-          <w:rStyle w:val="NormalTok"/>
-        </w:rPr>
-        <w:t xml:space="preserve">(distance_df)</w:t>
+        <w:t>head</w:t>
+      </w:r>
+      <w:r>
+        <w:rPr>
+          <w:rStyle w:val="NormalTok"/>
+        </w:rPr>
+        <w:t>(distance_df)</w:t>
       </w:r>
     </w:p>
     <w:p>
@@ -3500,100 +3468,81 @@
         <w:rPr>
           <w:rStyle w:val="VerbatimChar"/>
         </w:rPr>
-        <w:t xml:space="preserve">##         City1  City2 Distance_km</w:t>
-      </w:r>
-      <w:r>
-        <w:br/>
-      </w:r>
-      <w:r>
-        <w:rPr>
-          <w:rStyle w:val="VerbatimChar"/>
-        </w:rPr>
-        <w:t xml:space="preserve">## 1    New York Auburn   1367.8540</w:t>
-      </w:r>
-      <w:r>
-        <w:br/>
-      </w:r>
-      <w:r>
-        <w:rPr>
-          <w:rStyle w:val="VerbatimChar"/>
-        </w:rPr>
-        <w:t xml:space="preserve">## 2 Los Angeles Auburn   3051.8382</w:t>
-      </w:r>
-      <w:r>
-        <w:br/>
-      </w:r>
-      <w:r>
-        <w:rPr>
-          <w:rStyle w:val="VerbatimChar"/>
-        </w:rPr>
-        <w:t xml:space="preserve">## 3     Chicago Auburn   1045.5213</w:t>
-      </w:r>
-      <w:r>
-        <w:br/>
-      </w:r>
-      <w:r>
-        <w:rPr>
-          <w:rStyle w:val="VerbatimChar"/>
-        </w:rPr>
-        <w:t xml:space="preserve">## 4       Miami Auburn    916.4138</w:t>
-      </w:r>
-      <w:r>
-        <w:br/>
-      </w:r>
-      <w:r>
-        <w:rPr>
-          <w:rStyle w:val="VerbatimChar"/>
-        </w:rPr>
-        <w:t xml:space="preserve">## 5     Houston Auburn    993.0298</w:t>
-      </w:r>
-      <w:r>
-        <w:br/>
-      </w:r>
-      <w:r>
-        <w:rPr>
-          <w:rStyle w:val="VerbatimChar"/>
-        </w:rPr>
-        <w:t xml:space="preserve">## 6      Dallas Auburn   1056.0217</w:t>
+        <w:t>##         City1  City2 Distance_km</w:t>
+      </w:r>
+      <w:r>
+        <w:br/>
+      </w:r>
+      <w:r>
+        <w:rPr>
+          <w:rStyle w:val="VerbatimChar"/>
+        </w:rPr>
+        <w:t>## 1    New York Auburn   1367.8540</w:t>
+      </w:r>
+      <w:r>
+        <w:br/>
+      </w:r>
+      <w:r>
+        <w:rPr>
+          <w:rStyle w:val="VerbatimChar"/>
+        </w:rPr>
+        <w:t>## 2 Los Angeles Auburn   3051.8382</w:t>
+      </w:r>
+      <w:r>
+        <w:br/>
+      </w:r>
+      <w:r>
+        <w:rPr>
+          <w:rStyle w:val="VerbatimChar"/>
+        </w:rPr>
+        <w:t>## 3     Chicago Auburn   1045.5213</w:t>
+      </w:r>
+      <w:r>
+        <w:br/>
+      </w:r>
+      <w:r>
+        <w:rPr>
+          <w:rStyle w:val="VerbatimChar"/>
+        </w:rPr>
+        <w:t>## 4       Miami Auburn    916.4138</w:t>
+      </w:r>
+      <w:r>
+        <w:br/>
+      </w:r>
+      <w:r>
+        <w:rPr>
+          <w:rStyle w:val="VerbatimChar"/>
+        </w:rPr>
+        <w:t>## 5     Houston Auburn    993.0298</w:t>
+      </w:r>
+      <w:r>
+        <w:br/>
+      </w:r>
+      <w:r>
+        <w:rPr>
+          <w:rStyle w:val="VerbatimChar"/>
+        </w:rPr>
+        <w:t>## 6      Dallas Auburn   1056.0217</w:t>
       </w:r>
     </w:p>
     <w:sectPr>
       <w:footnotePr>
         <w:numRestart w:val="eachSect"/>
       </w:footnotePr>
+      <w:pgSz w:w="12240" w:h="15840"/>
+      <w:pgMar w:top="1440" w:right="1440" w:bottom="1440" w:left="1440" w:header="720" w:footer="720" w:gutter="0"/>
+      <w:cols w:space="720"/>
     </w:sectPr>
   </w:body>
 </w:document>
 </file>
 
-<file path=word/comments.xml><?xml version="1.0" encoding="utf-8"?>
-<w:comments xmlns:w="http://schemas.openxmlformats.org/wordprocessingml/2006/main" xmlns:m="http://schemas.openxmlformats.org/officeDocument/2006/math" xmlns:r="http://schemas.openxmlformats.org/officeDocument/2006/relationships" xmlns:o="urn:schemas-microsoft-com:office:office" xmlns:v="urn:schemas-microsoft-com:vml" xmlns:w10="urn:schemas-microsoft-com:office:word" xmlns:a="http://schemas.openxmlformats.org/drawingml/2006/main" xmlns:pic="http://schemas.openxmlformats.org/drawingml/2006/picture" xmlns:wp="http://schemas.openxmlformats.org/drawingml/2006/wordprocessingDrawing"/>
-</file>
-
-<file path=word/footnotes.xml><?xml version="1.0" encoding="utf-8"?>
-<w:footnotes xmlns:w="http://schemas.openxmlformats.org/wordprocessingml/2006/main" xmlns:m="http://schemas.openxmlformats.org/officeDocument/2006/math" xmlns:r="http://schemas.openxmlformats.org/officeDocument/2006/relationships" xmlns:o="urn:schemas-microsoft-com:office:office" xmlns:v="urn:schemas-microsoft-com:vml" xmlns:w10="urn:schemas-microsoft-com:office:word" xmlns:a="http://schemas.openxmlformats.org/drawingml/2006/main" xmlns:pic="http://schemas.openxmlformats.org/drawingml/2006/picture" xmlns:wp="http://schemas.openxmlformats.org/drawingml/2006/wordprocessingDrawing">
-  <w:footnote w:type="continuationSeparator" w:id="0">
-    <w:p>
-      <w:r>
-        <w:continuationSeparator/>
-      </w:r>
-    </w:p>
-  </w:footnote>
-  <w:footnote w:type="separator" w:id="-1">
-    <w:p>
-      <w:r>
-        <w:separator/>
-      </w:r>
-    </w:p>
-  </w:footnote>
-</w:footnotes>
-</file>
-
 <file path=word/numbering.xml><?xml version="1.0" encoding="utf-8"?>
-<w:numbering xmlns:w="http://schemas.openxmlformats.org/wordprocessingml/2006/main">
-  <w:abstractNum w:abstractNumId="990">
+<w:numbering xmlns:wpc="http://schemas.microsoft.com/office/word/2010/wordprocessingCanvas" xmlns:cx="http://schemas.microsoft.com/office/drawing/2014/chartex" xmlns:cx1="http://schemas.microsoft.com/office/drawing/2015/9/8/chartex" xmlns:cx2="http://schemas.microsoft.com/office/drawing/2015/10/21/chartex" xmlns:cx3="http://schemas.microsoft.com/office/drawing/2016/5/9/chartex" xmlns:cx4="http://schemas.microsoft.com/office/drawing/2016/5/10/chartex" xmlns:cx5="http://schemas.microsoft.com/office/drawing/2016/5/11/chartex" xmlns:cx6="http://schemas.microsoft.com/office/drawing/2016/5/12/chartex" xmlns:cx7="http://schemas.microsoft.com/office/drawing/2016/5/13/chartex" xmlns:cx8="http://schemas.microsoft.com/office/drawing/2016/5/14/chartex" xmlns:mc="http://schemas.openxmlformats.org/markup-compatibility/2006" xmlns:aink="http://schemas.microsoft.com/office/drawing/2016/ink" xmlns:am3d="http://schemas.microsoft.com/office/drawing/2017/model3d" xmlns:o="urn:schemas-microsoft-com:office:office" xmlns:oel="http://schemas.microsoft.com/office/2019/extlst" xmlns:r="http://schemas.openxmlformats.org/officeDocument/2006/relationships" xmlns:m="http://schemas.openxmlformats.org/officeDocument/2006/math" xmlns:v="urn:schemas-microsoft-com:vml" xmlns:wp14="http://schemas.microsoft.com/office/word/2010/wordprocessingDrawing" xmlns:wp="http://schemas.openxmlformats.org/drawingml/2006/wordprocessingDrawing" xmlns:w10="urn:schemas-microsoft-com:office:word" xmlns:w="http://schemas.openxmlformats.org/wordprocessingml/2006/main" xmlns:w14="http://schemas.microsoft.com/office/word/2010/wordml" xmlns:w15="http://schemas.microsoft.com/office/word/2012/wordml" xmlns:w16cex="http://schemas.microsoft.com/office/word/2018/wordml/cex" xmlns:w16cid="http://schemas.microsoft.com/office/word/2016/wordml/cid" xmlns:w16="http://schemas.microsoft.com/office/word/2018/wordml" xmlns:w16du="http://schemas.microsoft.com/office/word/2023/wordml/word16du" xmlns:w16sdtdh="http://schemas.microsoft.com/office/word/2020/wordml/sdtdatahash" xmlns:w16sdtfl="http://schemas.microsoft.com/office/word/2024/wordml/sdtformatlock" xmlns:w16se="http://schemas.microsoft.com/office/word/2015/wordml/symex" xmlns:wpg="http://schemas.microsoft.com/office/word/2010/wordprocessingGroup" xmlns:wpi="http://schemas.microsoft.com/office/word/2010/wordprocessingInk" xmlns:wne="http://schemas.microsoft.com/office/word/2006/wordml" xmlns:wps="http://schemas.microsoft.com/office/word/2010/wordprocessingShape" mc:Ignorable="w14 w15 w16se w16cid w16 w16cex w16sdtdh w16sdtfl w16du wp14">
+  <w:abstractNum w:abstractNumId="0" w15:restartNumberingAfterBreak="0">
     <w:nsid w:val="0000A990"/>
     <w:multiLevelType w:val="multilevel"/>
+    <w:tmpl w:val="ABB252B4"/>
     <w:lvl w:ilvl="0">
       <w:numFmt w:val="bullet"/>
       <w:lvlText w:val=" "/>
@@ -3667,9 +3616,10 @@
       </w:pPr>
     </w:lvl>
   </w:abstractNum>
-  <w:abstractNum w:abstractNumId="99411">
+  <w:abstractNum w:abstractNumId="1" w15:restartNumberingAfterBreak="0">
     <w:nsid w:val="00A99411"/>
     <w:multiLevelType w:val="multilevel"/>
+    <w:tmpl w:val="3CDC2A88"/>
     <w:lvl w:ilvl="0">
       <w:start w:val="1"/>
       <w:numFmt w:val="decimal"/>
@@ -3752,9 +3702,10 @@
       </w:pPr>
     </w:lvl>
   </w:abstractNum>
-  <w:abstractNum w:abstractNumId="99412">
+  <w:abstractNum w:abstractNumId="2" w15:restartNumberingAfterBreak="0">
     <w:nsid w:val="00A99412"/>
     <w:multiLevelType w:val="multilevel"/>
+    <w:tmpl w:val="F0B29A34"/>
     <w:lvl w:ilvl="0">
       <w:start w:val="2"/>
       <w:numFmt w:val="decimal"/>
@@ -3837,9 +3788,10 @@
       </w:pPr>
     </w:lvl>
   </w:abstractNum>
-  <w:abstractNum w:abstractNumId="99415">
+  <w:abstractNum w:abstractNumId="3" w15:restartNumberingAfterBreak="0">
     <w:nsid w:val="00A99415"/>
     <w:multiLevelType w:val="multilevel"/>
+    <w:tmpl w:val="67FA782A"/>
     <w:lvl w:ilvl="0">
       <w:start w:val="5"/>
       <w:numFmt w:val="decimal"/>
@@ -3922,9 +3874,182 @@
       </w:pPr>
     </w:lvl>
   </w:abstractNum>
-  <w:abstractNum w:abstractNumId="99711">
+  <w:abstractNum w:abstractNumId="4" w15:restartNumberingAfterBreak="0">
+    <w:nsid w:val="00A99416"/>
+    <w:multiLevelType w:val="multilevel"/>
+    <w:tmpl w:val="B318441C"/>
+    <w:lvl w:ilvl="0">
+      <w:start w:val="6"/>
+      <w:numFmt w:val="decimal"/>
+      <w:lvlText w:val="%1."/>
+      <w:lvlJc w:val="left"/>
+      <w:pPr>
+        <w:ind w:left="720" w:hanging="360"/>
+      </w:pPr>
+    </w:lvl>
+    <w:lvl w:ilvl="1">
+      <w:start w:val="6"/>
+      <w:numFmt w:val="decimal"/>
+      <w:lvlText w:val="%2."/>
+      <w:lvlJc w:val="left"/>
+      <w:pPr>
+        <w:ind w:left="1440" w:hanging="360"/>
+      </w:pPr>
+    </w:lvl>
+    <w:lvl w:ilvl="2">
+      <w:start w:val="6"/>
+      <w:numFmt w:val="decimal"/>
+      <w:lvlText w:val="%3."/>
+      <w:lvlJc w:val="left"/>
+      <w:pPr>
+        <w:ind w:left="2160" w:hanging="360"/>
+      </w:pPr>
+    </w:lvl>
+    <w:lvl w:ilvl="3">
+      <w:start w:val="6"/>
+      <w:numFmt w:val="decimal"/>
+      <w:lvlText w:val="%4."/>
+      <w:lvlJc w:val="left"/>
+      <w:pPr>
+        <w:ind w:left="2880" w:hanging="360"/>
+      </w:pPr>
+    </w:lvl>
+    <w:lvl w:ilvl="4">
+      <w:start w:val="6"/>
+      <w:numFmt w:val="decimal"/>
+      <w:lvlText w:val="%5."/>
+      <w:lvlJc w:val="left"/>
+      <w:pPr>
+        <w:ind w:left="3600" w:hanging="360"/>
+      </w:pPr>
+    </w:lvl>
+    <w:lvl w:ilvl="5">
+      <w:start w:val="6"/>
+      <w:numFmt w:val="decimal"/>
+      <w:lvlText w:val="%6."/>
+      <w:lvlJc w:val="left"/>
+      <w:pPr>
+        <w:ind w:left="4320" w:hanging="360"/>
+      </w:pPr>
+    </w:lvl>
+    <w:lvl w:ilvl="6">
+      <w:start w:val="6"/>
+      <w:numFmt w:val="decimal"/>
+      <w:lvlText w:val="%7."/>
+      <w:lvlJc w:val="left"/>
+      <w:pPr>
+        <w:ind w:left="5040" w:hanging="360"/>
+      </w:pPr>
+    </w:lvl>
+    <w:lvl w:ilvl="7">
+      <w:start w:val="6"/>
+      <w:numFmt w:val="decimal"/>
+      <w:lvlText w:val="%8."/>
+      <w:lvlJc w:val="left"/>
+      <w:pPr>
+        <w:ind w:left="5760" w:hanging="360"/>
+      </w:pPr>
+    </w:lvl>
+    <w:lvl w:ilvl="8">
+      <w:start w:val="6"/>
+      <w:numFmt w:val="decimal"/>
+      <w:lvlText w:val="%9."/>
+      <w:lvlJc w:val="left"/>
+      <w:pPr>
+        <w:ind w:left="6480" w:hanging="360"/>
+      </w:pPr>
+    </w:lvl>
+  </w:abstractNum>
+  <w:abstractNum w:abstractNumId="5" w15:restartNumberingAfterBreak="0">
+    <w:nsid w:val="00A99417"/>
+    <w:multiLevelType w:val="multilevel"/>
+    <w:tmpl w:val="D90C19B8"/>
+    <w:lvl w:ilvl="0">
+      <w:start w:val="7"/>
+      <w:numFmt w:val="decimal"/>
+      <w:lvlText w:val="%1."/>
+      <w:lvlJc w:val="left"/>
+      <w:pPr>
+        <w:ind w:left="720" w:hanging="360"/>
+      </w:pPr>
+    </w:lvl>
+    <w:lvl w:ilvl="1">
+      <w:start w:val="7"/>
+      <w:numFmt w:val="decimal"/>
+      <w:lvlText w:val="%2."/>
+      <w:lvlJc w:val="left"/>
+      <w:pPr>
+        <w:ind w:left="1440" w:hanging="360"/>
+      </w:pPr>
+    </w:lvl>
+    <w:lvl w:ilvl="2">
+      <w:start w:val="7"/>
+      <w:numFmt w:val="decimal"/>
+      <w:lvlText w:val="%3."/>
+      <w:lvlJc w:val="left"/>
+      <w:pPr>
+        <w:ind w:left="2160" w:hanging="360"/>
+      </w:pPr>
+    </w:lvl>
+    <w:lvl w:ilvl="3">
+      <w:start w:val="7"/>
+      <w:numFmt w:val="decimal"/>
+      <w:lvlText w:val="%4."/>
+      <w:lvlJc w:val="left"/>
+      <w:pPr>
+        <w:ind w:left="2880" w:hanging="360"/>
+      </w:pPr>
+    </w:lvl>
+    <w:lvl w:ilvl="4">
+      <w:start w:val="7"/>
+      <w:numFmt w:val="decimal"/>
+      <w:lvlText w:val="%5."/>
+      <w:lvlJc w:val="left"/>
+      <w:pPr>
+        <w:ind w:left="3600" w:hanging="360"/>
+      </w:pPr>
+    </w:lvl>
+    <w:lvl w:ilvl="5">
+      <w:start w:val="7"/>
+      <w:numFmt w:val="decimal"/>
+      <w:lvlText w:val="%6."/>
+      <w:lvlJc w:val="left"/>
+      <w:pPr>
+        <w:ind w:left="4320" w:hanging="360"/>
+      </w:pPr>
+    </w:lvl>
+    <w:lvl w:ilvl="6">
+      <w:start w:val="7"/>
+      <w:numFmt w:val="decimal"/>
+      <w:lvlText w:val="%7."/>
+      <w:lvlJc w:val="left"/>
+      <w:pPr>
+        <w:ind w:left="5040" w:hanging="360"/>
+      </w:pPr>
+    </w:lvl>
+    <w:lvl w:ilvl="7">
+      <w:start w:val="7"/>
+      <w:numFmt w:val="decimal"/>
+      <w:lvlText w:val="%8."/>
+      <w:lvlJc w:val="left"/>
+      <w:pPr>
+        <w:ind w:left="5760" w:hanging="360"/>
+      </w:pPr>
+    </w:lvl>
+    <w:lvl w:ilvl="8">
+      <w:start w:val="7"/>
+      <w:numFmt w:val="decimal"/>
+      <w:lvlText w:val="%9."/>
+      <w:lvlJc w:val="left"/>
+      <w:pPr>
+        <w:ind w:left="6480" w:hanging="360"/>
+      </w:pPr>
+    </w:lvl>
+  </w:abstractNum>
+  <w:abstractNum w:abstractNumId="6" w15:restartNumberingAfterBreak="0">
     <w:nsid w:val="00A99711"/>
     <w:multiLevelType w:val="multilevel"/>
+    <w:tmpl w:val="9B3024C8"/>
     <w:lvl w:ilvl="0">
       <w:start w:val="1"/>
       <w:numFmt w:val="lowerLetter"/>
@@ -4007,181 +4132,11 @@
       </w:pPr>
     </w:lvl>
   </w:abstractNum>
-  <w:abstractNum w:abstractNumId="99416">
-    <w:nsid w:val="00A99416"/>
-    <w:multiLevelType w:val="multilevel"/>
-    <w:lvl w:ilvl="0">
-      <w:start w:val="6"/>
-      <w:numFmt w:val="decimal"/>
-      <w:lvlText w:val="%1."/>
-      <w:lvlJc w:val="left"/>
-      <w:pPr>
-        <w:ind w:left="720" w:hanging="360"/>
-      </w:pPr>
-    </w:lvl>
-    <w:lvl w:ilvl="1">
-      <w:start w:val="6"/>
-      <w:numFmt w:val="decimal"/>
-      <w:lvlText w:val="%2."/>
-      <w:lvlJc w:val="left"/>
-      <w:pPr>
-        <w:ind w:left="1440" w:hanging="360"/>
-      </w:pPr>
-    </w:lvl>
-    <w:lvl w:ilvl="2">
-      <w:start w:val="6"/>
-      <w:numFmt w:val="decimal"/>
-      <w:lvlText w:val="%3."/>
-      <w:lvlJc w:val="left"/>
-      <w:pPr>
-        <w:ind w:left="2160" w:hanging="360"/>
-      </w:pPr>
-    </w:lvl>
-    <w:lvl w:ilvl="3">
-      <w:start w:val="6"/>
-      <w:numFmt w:val="decimal"/>
-      <w:lvlText w:val="%4."/>
-      <w:lvlJc w:val="left"/>
-      <w:pPr>
-        <w:ind w:left="2880" w:hanging="360"/>
-      </w:pPr>
-    </w:lvl>
-    <w:lvl w:ilvl="4">
-      <w:start w:val="6"/>
-      <w:numFmt w:val="decimal"/>
-      <w:lvlText w:val="%5."/>
-      <w:lvlJc w:val="left"/>
-      <w:pPr>
-        <w:ind w:left="3600" w:hanging="360"/>
-      </w:pPr>
-    </w:lvl>
-    <w:lvl w:ilvl="5">
-      <w:start w:val="6"/>
-      <w:numFmt w:val="decimal"/>
-      <w:lvlText w:val="%6."/>
-      <w:lvlJc w:val="left"/>
-      <w:pPr>
-        <w:ind w:left="4320" w:hanging="360"/>
-      </w:pPr>
-    </w:lvl>
-    <w:lvl w:ilvl="6">
-      <w:start w:val="6"/>
-      <w:numFmt w:val="decimal"/>
-      <w:lvlText w:val="%7."/>
-      <w:lvlJc w:val="left"/>
-      <w:pPr>
-        <w:ind w:left="5040" w:hanging="360"/>
-      </w:pPr>
-    </w:lvl>
-    <w:lvl w:ilvl="7">
-      <w:start w:val="6"/>
-      <w:numFmt w:val="decimal"/>
-      <w:lvlText w:val="%8."/>
-      <w:lvlJc w:val="left"/>
-      <w:pPr>
-        <w:ind w:left="5760" w:hanging="360"/>
-      </w:pPr>
-    </w:lvl>
-    <w:lvl w:ilvl="8">
-      <w:start w:val="6"/>
-      <w:numFmt w:val="decimal"/>
-      <w:lvlText w:val="%9."/>
-      <w:lvlJc w:val="left"/>
-      <w:pPr>
-        <w:ind w:left="6480" w:hanging="360"/>
-      </w:pPr>
-    </w:lvl>
-  </w:abstractNum>
-  <w:abstractNum w:abstractNumId="99417">
-    <w:nsid w:val="00A99417"/>
-    <w:multiLevelType w:val="multilevel"/>
-    <w:lvl w:ilvl="0">
-      <w:start w:val="7"/>
-      <w:numFmt w:val="decimal"/>
-      <w:lvlText w:val="%1."/>
-      <w:lvlJc w:val="left"/>
-      <w:pPr>
-        <w:ind w:left="720" w:hanging="360"/>
-      </w:pPr>
-    </w:lvl>
-    <w:lvl w:ilvl="1">
-      <w:start w:val="7"/>
-      <w:numFmt w:val="decimal"/>
-      <w:lvlText w:val="%2."/>
-      <w:lvlJc w:val="left"/>
-      <w:pPr>
-        <w:ind w:left="1440" w:hanging="360"/>
-      </w:pPr>
-    </w:lvl>
-    <w:lvl w:ilvl="2">
-      <w:start w:val="7"/>
-      <w:numFmt w:val="decimal"/>
-      <w:lvlText w:val="%3."/>
-      <w:lvlJc w:val="left"/>
-      <w:pPr>
-        <w:ind w:left="2160" w:hanging="360"/>
-      </w:pPr>
-    </w:lvl>
-    <w:lvl w:ilvl="3">
-      <w:start w:val="7"/>
-      <w:numFmt w:val="decimal"/>
-      <w:lvlText w:val="%4."/>
-      <w:lvlJc w:val="left"/>
-      <w:pPr>
-        <w:ind w:left="2880" w:hanging="360"/>
-      </w:pPr>
-    </w:lvl>
-    <w:lvl w:ilvl="4">
-      <w:start w:val="7"/>
-      <w:numFmt w:val="decimal"/>
-      <w:lvlText w:val="%5."/>
-      <w:lvlJc w:val="left"/>
-      <w:pPr>
-        <w:ind w:left="3600" w:hanging="360"/>
-      </w:pPr>
-    </w:lvl>
-    <w:lvl w:ilvl="5">
-      <w:start w:val="7"/>
-      <w:numFmt w:val="decimal"/>
-      <w:lvlText w:val="%6."/>
-      <w:lvlJc w:val="left"/>
-      <w:pPr>
-        <w:ind w:left="4320" w:hanging="360"/>
-      </w:pPr>
-    </w:lvl>
-    <w:lvl w:ilvl="6">
-      <w:start w:val="7"/>
-      <w:numFmt w:val="decimal"/>
-      <w:lvlText w:val="%7."/>
-      <w:lvlJc w:val="left"/>
-      <w:pPr>
-        <w:ind w:left="5040" w:hanging="360"/>
-      </w:pPr>
-    </w:lvl>
-    <w:lvl w:ilvl="7">
-      <w:start w:val="7"/>
-      <w:numFmt w:val="decimal"/>
-      <w:lvlText w:val="%8."/>
-      <w:lvlJc w:val="left"/>
-      <w:pPr>
-        <w:ind w:left="5760" w:hanging="360"/>
-      </w:pPr>
-    </w:lvl>
-    <w:lvl w:ilvl="8">
-      <w:start w:val="7"/>
-      <w:numFmt w:val="decimal"/>
-      <w:lvlText w:val="%9."/>
-      <w:lvlJc w:val="left"/>
-      <w:pPr>
-        <w:ind w:left="6480" w:hanging="360"/>
-      </w:pPr>
-    </w:lvl>
-  </w:abstractNum>
-  <w:num w:numId="1000">
-    <w:abstractNumId w:val="990"/>
+  <w:num w:numId="1" w16cid:durableId="1214852532">
+    <w:abstractNumId w:val="0"/>
   </w:num>
-  <w:num w:numId="1001">
-    <w:abstractNumId w:val="99411"/>
+  <w:num w:numId="2" w16cid:durableId="157430121">
+    <w:abstractNumId w:val="1"/>
     <w:lvlOverride w:ilvl="0">
       <w:startOverride w:val="1"/>
     </w:lvlOverride>
@@ -4210,8 +4165,8 @@
       <w:startOverride w:val="1"/>
     </w:lvlOverride>
   </w:num>
-  <w:num w:numId="1002">
-    <w:abstractNumId w:val="99412"/>
+  <w:num w:numId="3" w16cid:durableId="2030836682">
+    <w:abstractNumId w:val="2"/>
     <w:lvlOverride w:ilvl="0">
       <w:startOverride w:val="2"/>
     </w:lvlOverride>
@@ -4240,8 +4195,8 @@
       <w:startOverride w:val="2"/>
     </w:lvlOverride>
   </w:num>
-  <w:num w:numId="1003">
-    <w:abstractNumId w:val="99415"/>
+  <w:num w:numId="4" w16cid:durableId="1547638309">
+    <w:abstractNumId w:val="3"/>
     <w:lvlOverride w:ilvl="0">
       <w:startOverride w:val="5"/>
     </w:lvlOverride>
@@ -4270,8 +4225,8 @@
       <w:startOverride w:val="5"/>
     </w:lvlOverride>
   </w:num>
-  <w:num w:numId="1004">
-    <w:abstractNumId w:val="99711"/>
+  <w:num w:numId="5" w16cid:durableId="487602064">
+    <w:abstractNumId w:val="6"/>
     <w:lvlOverride w:ilvl="0">
       <w:startOverride w:val="1"/>
     </w:lvlOverride>
@@ -4300,8 +4255,8 @@
       <w:startOverride w:val="1"/>
     </w:lvlOverride>
   </w:num>
-  <w:num w:numId="1005">
-    <w:abstractNumId w:val="99416"/>
+  <w:num w:numId="6" w16cid:durableId="978727745">
+    <w:abstractNumId w:val="4"/>
     <w:lvlOverride w:ilvl="0">
       <w:startOverride w:val="6"/>
     </w:lvlOverride>
@@ -4330,8 +4285,8 @@
       <w:startOverride w:val="6"/>
     </w:lvlOverride>
   </w:num>
-  <w:num w:numId="1006">
-    <w:abstractNumId w:val="99417"/>
+  <w:num w:numId="7" w16cid:durableId="1458915854">
+    <w:abstractNumId w:val="5"/>
     <w:lvlOverride w:ilvl="0">
       <w:startOverride w:val="7"/>
     </w:lvlOverride>
@@ -4364,14 +4319,14 @@
 </file>
 
 <file path=word/styles.xml><?xml version="1.0" encoding="utf-8"?>
-<w:styles xmlns:r="http://schemas.openxmlformats.org/officeDocument/2006/relationships" xmlns:w="http://schemas.openxmlformats.org/wordprocessingml/2006/main">
+<w:styles xmlns:mc="http://schemas.openxmlformats.org/markup-compatibility/2006" xmlns:r="http://schemas.openxmlformats.org/officeDocument/2006/relationships" xmlns:w="http://schemas.openxmlformats.org/wordprocessingml/2006/main" xmlns:w14="http://schemas.microsoft.com/office/word/2010/wordml" xmlns:w15="http://schemas.microsoft.com/office/word/2012/wordml" xmlns:w16cex="http://schemas.microsoft.com/office/word/2018/wordml/cex" xmlns:w16cid="http://schemas.microsoft.com/office/word/2016/wordml/cid" xmlns:w16="http://schemas.microsoft.com/office/word/2018/wordml" xmlns:w16du="http://schemas.microsoft.com/office/word/2023/wordml/word16du" xmlns:w16sdtdh="http://schemas.microsoft.com/office/word/2020/wordml/sdtdatahash" xmlns:w16sdtfl="http://schemas.microsoft.com/office/word/2024/wordml/sdtformatlock" xmlns:w16se="http://schemas.microsoft.com/office/word/2015/wordml/symex" mc:Ignorable="w14 w15 w16se w16cid w16 w16cex w16sdtdh w16sdtfl w16du">
   <w:docDefaults>
     <w:rPrDefault>
       <w:rPr>
-        <w:rFonts w:asciiTheme="minorHAnsi" w:cstheme="minorBidi" w:eastAsiaTheme="minorHAnsi" w:hAnsiTheme="minorHAnsi"/>
+        <w:rFonts w:asciiTheme="minorHAnsi" w:eastAsiaTheme="minorHAnsi" w:hAnsiTheme="minorHAnsi" w:cstheme="minorBidi"/>
         <w:sz w:val="24"/>
         <w:szCs w:val="24"/>
-        <w:lang w:bidi="ar-SA" w:eastAsia="en-US" w:val="en-US"/>
+        <w:lang w:val="en-US" w:eastAsia="en-US" w:bidi="ar-SA"/>
       </w:rPr>
     </w:rPrDefault>
     <w:pPrDefault>
@@ -4380,168 +4335,255 @@
       </w:pPr>
     </w:pPrDefault>
   </w:docDefaults>
-  <w:latentStyles w:count="276" w:defLockedState="0" w:defQFormat="0" w:defSemiHidden="0" w:defUIPriority="0" w:defUnhideWhenUsed="0"/>
-  <w:style w:default="1" w:styleId="Normal" w:type="paragraph">
+  <w:latentStyles w:defLockedState="0" w:defUIPriority="0" w:defSemiHidden="0" w:defUnhideWhenUsed="0" w:defQFormat="0" w:count="376">
+    <w:lsdException w:name="Normal Table" w:semiHidden="1" w:unhideWhenUsed="1"/>
+    <w:lsdException w:name="Table Simple 1" w:semiHidden="1" w:unhideWhenUsed="1"/>
+    <w:lsdException w:name="Table Simple 2" w:semiHidden="1" w:unhideWhenUsed="1"/>
+    <w:lsdException w:name="Table Simple 3" w:semiHidden="1" w:unhideWhenUsed="1"/>
+    <w:lsdException w:name="Table Classic 1" w:semiHidden="1" w:unhideWhenUsed="1"/>
+    <w:lsdException w:name="Table Classic 2" w:semiHidden="1" w:unhideWhenUsed="1"/>
+    <w:lsdException w:name="Table Classic 3" w:semiHidden="1" w:unhideWhenUsed="1"/>
+    <w:lsdException w:name="Table Classic 4" w:semiHidden="1" w:unhideWhenUsed="1"/>
+    <w:lsdException w:name="Table Colorful 1" w:semiHidden="1" w:unhideWhenUsed="1"/>
+    <w:lsdException w:name="Table Colorful 2" w:semiHidden="1" w:unhideWhenUsed="1"/>
+    <w:lsdException w:name="Table Colorful 3" w:semiHidden="1" w:unhideWhenUsed="1"/>
+    <w:lsdException w:name="Table Columns 1" w:semiHidden="1" w:unhideWhenUsed="1"/>
+    <w:lsdException w:name="Table Columns 2" w:semiHidden="1" w:unhideWhenUsed="1"/>
+    <w:lsdException w:name="Table Columns 3" w:semiHidden="1" w:unhideWhenUsed="1"/>
+    <w:lsdException w:name="Table Columns 4" w:semiHidden="1" w:unhideWhenUsed="1"/>
+    <w:lsdException w:name="Table Columns 5" w:semiHidden="1" w:unhideWhenUsed="1"/>
+    <w:lsdException w:name="Table Grid 1" w:semiHidden="1" w:unhideWhenUsed="1"/>
+    <w:lsdException w:name="Table Grid 2" w:semiHidden="1" w:unhideWhenUsed="1"/>
+    <w:lsdException w:name="Table Grid 3" w:semiHidden="1" w:unhideWhenUsed="1"/>
+    <w:lsdException w:name="Table Grid 4" w:semiHidden="1" w:unhideWhenUsed="1"/>
+    <w:lsdException w:name="Table Grid 5" w:semiHidden="1" w:unhideWhenUsed="1"/>
+    <w:lsdException w:name="Table Grid 6" w:semiHidden="1" w:unhideWhenUsed="1"/>
+    <w:lsdException w:name="Table Grid 7" w:semiHidden="1" w:unhideWhenUsed="1"/>
+    <w:lsdException w:name="Table Grid 8" w:semiHidden="1" w:unhideWhenUsed="1"/>
+    <w:lsdException w:name="Table List 1" w:semiHidden="1" w:unhideWhenUsed="1"/>
+    <w:lsdException w:name="Table List 2" w:semiHidden="1" w:unhideWhenUsed="1"/>
+    <w:lsdException w:name="Table List 3" w:semiHidden="1" w:unhideWhenUsed="1"/>
+    <w:lsdException w:name="Table List 4" w:semiHidden="1" w:unhideWhenUsed="1"/>
+    <w:lsdException w:name="Table List 5" w:semiHidden="1" w:unhideWhenUsed="1"/>
+    <w:lsdException w:name="Table List 6" w:semiHidden="1" w:unhideWhenUsed="1"/>
+    <w:lsdException w:name="Table List 7" w:semiHidden="1" w:unhideWhenUsed="1"/>
+    <w:lsdException w:name="Table List 8" w:semiHidden="1" w:unhideWhenUsed="1"/>
+    <w:lsdException w:name="Table 3D effects 1" w:semiHidden="1" w:unhideWhenUsed="1"/>
+    <w:lsdException w:name="Table 3D effects 2" w:semiHidden="1" w:unhideWhenUsed="1"/>
+    <w:lsdException w:name="Table 3D effects 3" w:semiHidden="1" w:unhideWhenUsed="1"/>
+    <w:lsdException w:name="Table Contemporary" w:semiHidden="1" w:unhideWhenUsed="1"/>
+    <w:lsdException w:name="Table Elegant" w:semiHidden="1" w:unhideWhenUsed="1"/>
+    <w:lsdException w:name="Table Professional" w:semiHidden="1" w:unhideWhenUsed="1"/>
+    <w:lsdException w:name="Table Subtle 1" w:semiHidden="1" w:unhideWhenUsed="1"/>
+    <w:lsdException w:name="Table Subtle 2" w:semiHidden="1" w:unhideWhenUsed="1"/>
+    <w:lsdException w:name="Table Web 1" w:semiHidden="1" w:unhideWhenUsed="1"/>
+    <w:lsdException w:name="Table Web 2" w:semiHidden="1" w:unhideWhenUsed="1"/>
+    <w:lsdException w:name="Table Web 3" w:semiHidden="1" w:unhideWhenUsed="1"/>
+    <w:lsdException w:name="Table Theme" w:semiHidden="1" w:unhideWhenUsed="1"/>
+    <w:lsdException w:name="Light Shading"/>
+    <w:lsdException w:name="Light List"/>
+    <w:lsdException w:name="Light Grid"/>
+    <w:lsdException w:name="Medium Shading 1"/>
+    <w:lsdException w:name="Medium Shading 2"/>
+    <w:lsdException w:name="Medium List 1"/>
+    <w:lsdException w:name="Medium List 2"/>
+    <w:lsdException w:name="Medium Grid 1"/>
+    <w:lsdException w:name="Medium Grid 2"/>
+    <w:lsdException w:name="Medium Grid 3"/>
+    <w:lsdException w:name="Dark List"/>
+    <w:lsdException w:name="Colorful Shading"/>
+    <w:lsdException w:name="Colorful List"/>
+    <w:lsdException w:name="Colorful Grid"/>
+    <w:lsdException w:name="Light Shading Accent 1"/>
+    <w:lsdException w:name="Light List Accent 1"/>
+    <w:lsdException w:name="Light Grid Accent 1"/>
+    <w:lsdException w:name="Medium Shading 1 Accent 1"/>
+    <w:lsdException w:name="Medium Shading 2 Accent 1"/>
+    <w:lsdException w:name="Medium List 1 Accent 1"/>
+    <w:lsdException w:name="Medium List 2 Accent 1"/>
+    <w:lsdException w:name="Medium Grid 1 Accent 1"/>
+    <w:lsdException w:name="Medium Grid 2 Accent 1"/>
+    <w:lsdException w:name="Medium Grid 3 Accent 1"/>
+    <w:lsdException w:name="Dark List Accent 1"/>
+    <w:lsdException w:name="Colorful Shading Accent 1"/>
+    <w:lsdException w:name="Colorful List Accent 1"/>
+    <w:lsdException w:name="Colorful Grid Accent 1"/>
+    <w:lsdException w:name="Light Shading Accent 2"/>
+    <w:lsdException w:name="Light List Accent 2"/>
+    <w:lsdException w:name="Light Grid Accent 2"/>
+    <w:lsdException w:name="Medium Shading 1 Accent 2"/>
+    <w:lsdException w:name="Medium Shading 2 Accent 2"/>
+    <w:lsdException w:name="Medium List 1 Accent 2"/>
+    <w:lsdException w:name="Medium List 2 Accent 2"/>
+    <w:lsdException w:name="Medium Grid 1 Accent 2"/>
+    <w:lsdException w:name="Medium Grid 2 Accent 2"/>
+    <w:lsdException w:name="Medium Grid 3 Accent 2"/>
+    <w:lsdException w:name="Dark List Accent 2"/>
+    <w:lsdException w:name="Colorful Shading Accent 2"/>
+    <w:lsdException w:name="Colorful List Accent 2"/>
+    <w:lsdException w:name="Colorful Grid Accent 2"/>
+    <w:lsdException w:name="Light Shading Accent 3"/>
+    <w:lsdException w:name="Light List Accent 3"/>
+    <w:lsdException w:name="Light Grid Accent 3"/>
+    <w:lsdException w:name="Medium Shading 1 Accent 3"/>
+    <w:lsdException w:name="Medium Shading 2 Accent 3"/>
+    <w:lsdException w:name="Medium List 1 Accent 3"/>
+    <w:lsdException w:name="Medium List 2 Accent 3"/>
+    <w:lsdException w:name="Medium Grid 1 Accent 3"/>
+    <w:lsdException w:name="Medium Grid 2 Accent 3"/>
+    <w:lsdException w:name="Medium Grid 3 Accent 3"/>
+    <w:lsdException w:name="Dark List Accent 3"/>
+    <w:lsdException w:name="Colorful Shading Accent 3"/>
+    <w:lsdException w:name="Colorful List Accent 3"/>
+    <w:lsdException w:name="Colorful Grid Accent 3"/>
+    <w:lsdException w:name="Light Shading Accent 4"/>
+    <w:lsdException w:name="Light List Accent 4"/>
+    <w:lsdException w:name="Light Grid Accent 4"/>
+    <w:lsdException w:name="Medium Shading 1 Accent 4"/>
+    <w:lsdException w:name="Medium Shading 2 Accent 4"/>
+    <w:lsdException w:name="Medium List 1 Accent 4"/>
+    <w:lsdException w:name="Medium List 2 Accent 4"/>
+    <w:lsdException w:name="Medium Grid 1 Accent 4"/>
+    <w:lsdException w:name="Medium Grid 2 Accent 4"/>
+    <w:lsdException w:name="Medium Grid 3 Accent 4"/>
+    <w:lsdException w:name="Dark List Accent 4"/>
+    <w:lsdException w:name="Colorful Shading Accent 4"/>
+    <w:lsdException w:name="Colorful List Accent 4"/>
+    <w:lsdException w:name="Colorful Grid Accent 4"/>
+    <w:lsdException w:name="Light Shading Accent 5"/>
+    <w:lsdException w:name="Light List Accent 5"/>
+    <w:lsdException w:name="Light Grid Accent 5"/>
+    <w:lsdException w:name="Medium Shading 1 Accent 5"/>
+    <w:lsdException w:name="Medium Shading 2 Accent 5"/>
+    <w:lsdException w:name="Medium List 1 Accent 5"/>
+    <w:lsdException w:name="Medium List 2 Accent 5"/>
+    <w:lsdException w:name="Medium Grid 1 Accent 5"/>
+    <w:lsdException w:name="Medium Grid 2 Accent 5"/>
+    <w:lsdException w:name="Medium Grid 3 Accent 5"/>
+    <w:lsdException w:name="Dark List Accent 5"/>
+    <w:lsdException w:name="Colorful Shading Accent 5"/>
+    <w:lsdException w:name="Colorful List Accent 5"/>
+    <w:lsdException w:name="Colorful Grid Accent 5"/>
+    <w:lsdException w:name="Light Shading Accent 6"/>
+    <w:lsdException w:name="Light List Accent 6"/>
+    <w:lsdException w:name="Light Grid Accent 6"/>
+    <w:lsdException w:name="Medium Shading 1 Accent 6"/>
+    <w:lsdException w:name="Medium Shading 2 Accent 6"/>
+    <w:lsdException w:name="Medium List 1 Accent 6"/>
+    <w:lsdException w:name="Medium List 2 Accent 6"/>
+    <w:lsdException w:name="Medium Grid 1 Accent 6"/>
+    <w:lsdException w:name="Medium Grid 2 Accent 6"/>
+    <w:lsdException w:name="Medium Grid 3 Accent 6"/>
+    <w:lsdException w:name="Dark List Accent 6"/>
+    <w:lsdException w:name="Colorful Shading Accent 6"/>
+    <w:lsdException w:name="Colorful List Accent 6"/>
+    <w:lsdException w:name="Colorful Grid Accent 6"/>
+    <w:lsdException w:name="Grid Table 4" w:uiPriority="49"/>
+    <w:lsdException w:name="Grid Table 5 Dark" w:uiPriority="50"/>
+    <w:lsdException w:name="Grid Table 6 Colorful" w:uiPriority="51"/>
+    <w:lsdException w:name="Grid Table 7 Colorful" w:uiPriority="52"/>
+    <w:lsdException w:name="Grid Table 1 Light Accent 1" w:uiPriority="46"/>
+    <w:lsdException w:name="Grid Table 2 Accent 1" w:uiPriority="47"/>
+    <w:lsdException w:name="Grid Table 3 Accent 1" w:uiPriority="48"/>
+    <w:lsdException w:name="Grid Table 4 Accent 1" w:uiPriority="49"/>
+    <w:lsdException w:name="Grid Table 5 Dark Accent 1" w:uiPriority="50"/>
+    <w:lsdException w:name="Grid Table 6 Colorful Accent 1" w:uiPriority="51"/>
+    <w:lsdException w:name="Grid Table 7 Colorful Accent 1" w:uiPriority="52"/>
+    <w:lsdException w:name="Grid Table 1 Light Accent 2" w:uiPriority="46"/>
+    <w:lsdException w:name="Grid Table 2 Accent 2" w:uiPriority="47"/>
+    <w:lsdException w:name="Grid Table 3 Accent 2" w:uiPriority="48"/>
+    <w:lsdException w:name="Grid Table 4 Accent 2" w:uiPriority="49"/>
+    <w:lsdException w:name="Grid Table 5 Dark Accent 2" w:uiPriority="50"/>
+    <w:lsdException w:name="Grid Table 6 Colorful Accent 2" w:uiPriority="51"/>
+    <w:lsdException w:name="Grid Table 7 Colorful Accent 2" w:uiPriority="52"/>
+    <w:lsdException w:name="Grid Table 1 Light Accent 3" w:uiPriority="46"/>
+    <w:lsdException w:name="Grid Table 2 Accent 3" w:uiPriority="47"/>
+    <w:lsdException w:name="Grid Table 3 Accent 3" w:uiPriority="48"/>
+    <w:lsdException w:name="Grid Table 4 Accent 3" w:uiPriority="49"/>
+    <w:lsdException w:name="Grid Table 5 Dark Accent 3" w:uiPriority="50"/>
+    <w:lsdException w:name="Grid Table 6 Colorful Accent 3" w:uiPriority="51"/>
+    <w:lsdException w:name="Grid Table 7 Colorful Accent 3" w:uiPriority="52"/>
+    <w:lsdException w:name="Grid Table 1 Light Accent 4" w:uiPriority="46"/>
+    <w:lsdException w:name="Grid Table 2 Accent 4" w:uiPriority="47"/>
+    <w:lsdException w:name="Grid Table 3 Accent 4" w:uiPriority="48"/>
+    <w:lsdException w:name="Grid Table 4 Accent 4" w:uiPriority="49"/>
+    <w:lsdException w:name="Grid Table 5 Dark Accent 4" w:uiPriority="50"/>
+    <w:lsdException w:name="Grid Table 6 Colorful Accent 4" w:uiPriority="51"/>
+    <w:lsdException w:name="Grid Table 7 Colorful Accent 4" w:uiPriority="52"/>
+    <w:lsdException w:name="Grid Table 1 Light Accent 5" w:uiPriority="46"/>
+    <w:lsdException w:name="Grid Table 2 Accent 5" w:uiPriority="47"/>
+    <w:lsdException w:name="Grid Table 3 Accent 5" w:uiPriority="48"/>
+    <w:lsdException w:name="Grid Table 4 Accent 5" w:uiPriority="49"/>
+    <w:lsdException w:name="Grid Table 5 Dark Accent 5" w:uiPriority="50"/>
+    <w:lsdException w:name="Grid Table 6 Colorful Accent 5" w:uiPriority="51"/>
+    <w:lsdException w:name="Grid Table 7 Colorful Accent 5" w:uiPriority="52"/>
+    <w:lsdException w:name="Grid Table 1 Light Accent 6" w:uiPriority="46"/>
+    <w:lsdException w:name="Grid Table 2 Accent 6" w:uiPriority="47"/>
+    <w:lsdException w:name="Grid Table 3 Accent 6" w:uiPriority="48"/>
+    <w:lsdException w:name="Grid Table 4 Accent 6" w:uiPriority="49"/>
+    <w:lsdException w:name="Grid Table 5 Dark Accent 6" w:uiPriority="50"/>
+    <w:lsdException w:name="Grid Table 6 Colorful Accent 6" w:uiPriority="51"/>
+    <w:lsdException w:name="Grid Table 7 Colorful Accent 6" w:uiPriority="52"/>
+    <w:lsdException w:name="List Table 1 Light" w:uiPriority="46"/>
+    <w:lsdException w:name="List Table 2" w:uiPriority="47"/>
+    <w:lsdException w:name="List Table 3" w:uiPriority="48"/>
+    <w:lsdException w:name="List Table 4" w:uiPriority="49"/>
+    <w:lsdException w:name="List Table 5 Dark" w:uiPriority="50"/>
+    <w:lsdException w:name="List Table 6 Colorful" w:uiPriority="51"/>
+    <w:lsdException w:name="List Table 7 Colorful" w:uiPriority="52"/>
+    <w:lsdException w:name="List Table 1 Light Accent 1" w:uiPriority="46"/>
+    <w:lsdException w:name="List Table 2 Accent 1" w:uiPriority="47"/>
+    <w:lsdException w:name="List Table 3 Accent 1" w:uiPriority="48"/>
+    <w:lsdException w:name="List Table 4 Accent 1" w:uiPriority="49"/>
+    <w:lsdException w:name="List Table 5 Dark Accent 1" w:uiPriority="50"/>
+    <w:lsdException w:name="List Table 6 Colorful Accent 1" w:uiPriority="51"/>
+    <w:lsdException w:name="List Table 7 Colorful Accent 1" w:uiPriority="52"/>
+    <w:lsdException w:name="List Table 1 Light Accent 2" w:uiPriority="46"/>
+    <w:lsdException w:name="List Table 2 Accent 2" w:uiPriority="47"/>
+    <w:lsdException w:name="List Table 3 Accent 2" w:uiPriority="48"/>
+    <w:lsdException w:name="List Table 4 Accent 2" w:uiPriority="49"/>
+    <w:lsdException w:name="List Table 5 Dark Accent 2" w:uiPriority="50"/>
+    <w:lsdException w:name="List Table 6 Colorful Accent 2" w:uiPriority="51"/>
+    <w:lsdException w:name="List Table 7 Colorful Accent 2" w:uiPriority="52"/>
+    <w:lsdException w:name="List Table 1 Light Accent 3" w:uiPriority="46"/>
+    <w:lsdException w:name="List Table 2 Accent 3" w:uiPriority="47"/>
+    <w:lsdException w:name="List Table 3 Accent 3" w:uiPriority="48"/>
+    <w:lsdException w:name="List Table 4 Accent 3" w:uiPriority="49"/>
+    <w:lsdException w:name="List Table 5 Dark Accent 3" w:uiPriority="50"/>
+    <w:lsdException w:name="List Table 6 Colorful Accent 3" w:uiPriority="51"/>
+    <w:lsdException w:name="List Table 7 Colorful Accent 3" w:uiPriority="52"/>
+    <w:lsdException w:name="List Table 1 Light Accent 4" w:uiPriority="46"/>
+    <w:lsdException w:name="List Table 2 Accent 4" w:uiPriority="47"/>
+    <w:lsdException w:name="List Table 3 Accent 4" w:uiPriority="48"/>
+    <w:lsdException w:name="List Table 4 Accent 4" w:uiPriority="49"/>
+    <w:lsdException w:name="List Table 5 Dark Accent 4" w:uiPriority="50"/>
+    <w:lsdException w:name="List Table 6 Colorful Accent 4" w:uiPriority="51"/>
+    <w:lsdException w:name="List Table 7 Colorful Accent 4" w:uiPriority="52"/>
+    <w:lsdException w:name="List Table 1 Light Accent 5" w:uiPriority="46"/>
+    <w:lsdException w:name="List Table 2 Accent 5" w:uiPriority="47"/>
+    <w:lsdException w:name="List Table 3 Accent 5" w:uiPriority="48"/>
+    <w:lsdException w:name="List Table 4 Accent 5" w:uiPriority="49"/>
+    <w:lsdException w:name="List Table 5 Dark Accent 5" w:uiPriority="50"/>
+    <w:lsdException w:name="List Table 6 Colorful Accent 5" w:uiPriority="51"/>
+    <w:lsdException w:name="List Table 7 Colorful Accent 5" w:uiPriority="52"/>
+    <w:lsdException w:name="List Table 1 Light Accent 6" w:uiPriority="46"/>
+    <w:lsdException w:name="List Table 2 Accent 6" w:uiPriority="47"/>
+    <w:lsdException w:name="List Table 3 Accent 6" w:uiPriority="48"/>
+    <w:lsdException w:name="List Table 4 Accent 6" w:uiPriority="49"/>
+    <w:lsdException w:name="List Table 5 Dark Accent 6" w:uiPriority="50"/>
+    <w:lsdException w:name="List Table 6 Colorful Accent 6" w:uiPriority="51"/>
+    <w:lsdException w:name="List Table 7 Colorful Accent 6" w:uiPriority="52"/>
+    <w:lsdException w:name="Mention" w:semiHidden="1" w:uiPriority="99" w:unhideWhenUsed="1"/>
+    <w:lsdException w:name="Smart Hyperlink" w:semiHidden="1" w:uiPriority="99" w:unhideWhenUsed="1"/>
+    <w:lsdException w:name="Hashtag" w:semiHidden="1" w:uiPriority="99" w:unhideWhenUsed="1"/>
+    <w:lsdException w:name="Unresolved Mention" w:semiHidden="1" w:uiPriority="99" w:unhideWhenUsed="1"/>
+    <w:lsdException w:name="Smart Link" w:semiHidden="1" w:uiPriority="99" w:unhideWhenUsed="1"/>
+  </w:latentStyles>
+  <w:style w:type="paragraph" w:default="1" w:styleId="Normal">
     <w:name w:val="Normal"/>
     <w:qFormat/>
   </w:style>
-  <w:style w:styleId="BodyText" w:type="paragraph">
-    <w:name w:val="Body Text"/>
-    <w:basedOn w:val="Normal"/>
-    <w:link w:val="BodyTextChar"/>
-    <w:qFormat/>
-    <w:pPr>
-      <w:spacing w:after="180" w:before="180"/>
-    </w:pPr>
-  </w:style>
-  <w:style w:customStyle="1" w:styleId="FirstParagraph" w:type="paragraph">
-    <w:name w:val="First Paragraph"/>
-    <w:basedOn w:val="BodyText"/>
-    <w:next w:val="BodyText"/>
-    <w:qFormat/>
-  </w:style>
-  <w:style w:customStyle="1" w:styleId="Compact" w:type="paragraph">
-    <w:name w:val="Compact"/>
-    <w:basedOn w:val="BodyText"/>
-    <w:qFormat/>
-    <w:pPr>
-      <w:spacing w:after="36" w:before="36"/>
-    </w:pPr>
-  </w:style>
-  <w:style w:styleId="Title" w:type="paragraph">
-    <w:name w:val="Title"/>
-    <w:basedOn w:val="Normal"/>
-    <w:next w:val="BodyText"/>
-    <w:link w:val="TitleChar"/>
-    <w:uiPriority w:val="10"/>
-    <w:qFormat/>
-    <w:rsid w:val="00A10FD9"/>
-    <w:pPr>
-      <w:spacing w:after="80" w:line="240" w:lineRule="auto"/>
-      <w:contextualSpacing/>
-      <w:jc w:val="center"/>
-    </w:pPr>
-    <w:rPr>
-      <w:rFonts w:asciiTheme="majorHAnsi" w:cstheme="majorBidi" w:eastAsiaTheme="majorEastAsia" w:hAnsiTheme="majorHAnsi"/>
-      <w:sz w:val="56"/>
-      <w:szCs w:val="56"/>
-    </w:rPr>
-  </w:style>
-  <w:style w:customStyle="1" w:styleId="TitleChar" w:type="character">
-    <w:name w:val="Title Char"/>
-    <w:basedOn w:val="DefaultParagraphFont"/>
-    <w:link w:val="Title"/>
-    <w:uiPriority w:val="10"/>
-    <w:rsid w:val="00A10FD9"/>
-    <w:rPr>
-      <w:rFonts w:asciiTheme="majorHAnsi" w:cstheme="majorBidi" w:eastAsiaTheme="majorEastAsia" w:hAnsiTheme="majorHAnsi"/>
-      <w:sz w:val="56"/>
-      <w:szCs w:val="56"/>
-    </w:rPr>
-  </w:style>
-  <w:style w:styleId="Subtitle" w:type="paragraph">
-    <w:name w:val="Subtitle"/>
-    <w:basedOn w:val="Title"/>
-    <w:next w:val="BodyText"/>
-    <w:link w:val="SubtitleChar"/>
-    <w:uiPriority w:val="11"/>
-    <w:qFormat/>
-    <w:rsid w:val="00A10FD9"/>
-    <w:pPr>
-      <w:numPr>
-        <w:ilvl w:val="1"/>
-      </w:numPr>
-    </w:pPr>
-    <w:rPr>
-      <w:rFonts w:cstheme="majorBidi" w:eastAsiaTheme="majorEastAsia"/>
-      <w:spacing w:val="15"/>
-      <w:sz w:val="28"/>
-      <w:szCs w:val="28"/>
-    </w:rPr>
-  </w:style>
-  <w:style w:customStyle="1" w:styleId="SubtitleChar" w:type="character">
-    <w:name w:val="Subtitle Char"/>
-    <w:basedOn w:val="DefaultParagraphFont"/>
-    <w:link w:val="Subtitle"/>
-    <w:uiPriority w:val="11"/>
-    <w:rsid w:val="00A10FD9"/>
-    <w:rPr>
-      <w:rFonts w:cstheme="majorBidi" w:eastAsiaTheme="majorEastAsia"/>
-      <w:color w:themeColor="text1" w:themeTint="A6" w:val="595959"/>
-      <w:spacing w:val="15"/>
-      <w:sz w:val="28"/>
-      <w:szCs w:val="28"/>
-    </w:rPr>
-  </w:style>
-  <w:style w:customStyle="1" w:styleId="Author" w:type="paragraph">
-    <w:name w:val="Author"/>
-    <w:basedOn w:val="Title"/>
-    <w:next w:val="BodyText"/>
-    <w:qFormat/>
-    <w:pPr>
-      <w:keepNext/>
-      <w:keepLines/>
-    </w:pPr>
-    <w:rPr>
-      <w:sz w:val="24"/>
-      <w:szCs w:val="24"/>
-    </w:rPr>
-  </w:style>
-  <w:style w:styleId="Date" w:type="paragraph">
-    <w:name w:val="Date"/>
-    <w:basedOn w:val="Title"/>
-    <w:next w:val="BodyText"/>
-    <w:qFormat/>
-    <w:pPr>
-      <w:keepNext/>
-      <w:keepLines/>
-    </w:pPr>
-    <w:rPr>
-      <w:sz w:val="24"/>
-      <w:szCs w:val="24"/>
-    </w:rPr>
-  </w:style>
-  <w:style w:customStyle="1" w:styleId="AbstractTitle" w:type="paragraph">
-    <w:name w:val="Abstract Title"/>
-    <w:basedOn w:val="Normal"/>
-    <w:next w:val="Abstract"/>
-    <w:qFormat/>
-    <w:pPr>
-      <w:keepNext/>
-      <w:keepLines/>
-      <w:spacing w:after="0" w:before="300"/>
-      <w:jc w:val="center"/>
-    </w:pPr>
-    <w:rPr>
-      <w:b/>
-      <w:sz w:val="20"/>
-      <w:szCs w:val="20"/>
-    </w:rPr>
-  </w:style>
-  <w:style w:customStyle="1" w:styleId="Abstract" w:type="paragraph">
-    <w:name w:val="Abstract"/>
-    <w:basedOn w:val="Normal"/>
-    <w:next w:val="BodyText"/>
-    <w:qFormat/>
-    <w:pPr>
-      <w:keepNext/>
-      <w:keepLines/>
-      <w:spacing w:after="300" w:before="100"/>
-    </w:pPr>
-    <w:rPr>
-      <w:sz w:val="20"/>
-      <w:szCs w:val="20"/>
-    </w:rPr>
-  </w:style>
-  <w:style w:styleId="Bibliography" w:type="paragraph">
-    <w:name w:val="Bibliography"/>
-    <w:basedOn w:val="Normal"/>
-    <w:next w:val="Bibliography"/>
-    <w:qFormat/>
-    <w:pPr/>
-    <w:rPr/>
-  </w:style>
-  <w:style w:styleId="Heading1" w:type="paragraph">
+  <w:style w:type="paragraph" w:styleId="Heading1">
     <w:name w:val="heading 1"/>
     <w:basedOn w:val="Normal"/>
     <w:next w:val="BodyText"/>
@@ -4552,17 +4594,17 @@
     <w:pPr>
       <w:keepNext/>
       <w:keepLines/>
-      <w:spacing w:after="80" w:before="360"/>
+      <w:spacing w:before="360" w:after="80"/>
       <w:outlineLvl w:val="0"/>
     </w:pPr>
     <w:rPr>
-      <w:rFonts w:asciiTheme="majorHAnsi" w:cstheme="majorBidi" w:eastAsiaTheme="majorEastAsia" w:hAnsiTheme="majorHAnsi"/>
-      <w:color w:themeColor="accent1" w:themeShade="BF" w:val="0F4761"/>
+      <w:rFonts w:asciiTheme="majorHAnsi" w:eastAsiaTheme="majorEastAsia" w:hAnsiTheme="majorHAnsi" w:cstheme="majorBidi"/>
+      <w:color w:val="0F4761" w:themeColor="accent1" w:themeShade="BF"/>
       <w:sz w:val="40"/>
       <w:szCs w:val="40"/>
     </w:rPr>
   </w:style>
-  <w:style w:styleId="Heading2" w:type="paragraph">
+  <w:style w:type="paragraph" w:styleId="Heading2">
     <w:name w:val="heading 2"/>
     <w:basedOn w:val="Normal"/>
     <w:next w:val="BodyText"/>
@@ -4575,17 +4617,17 @@
     <w:pPr>
       <w:keepNext/>
       <w:keepLines/>
-      <w:spacing w:after="80" w:before="160"/>
+      <w:spacing w:before="160" w:after="80"/>
       <w:outlineLvl w:val="1"/>
     </w:pPr>
     <w:rPr>
-      <w:rFonts w:asciiTheme="majorHAnsi" w:cstheme="majorBidi" w:eastAsiaTheme="majorEastAsia" w:hAnsiTheme="majorHAnsi"/>
-      <w:color w:themeColor="accent1" w:themeShade="BF" w:val="0F4761"/>
+      <w:rFonts w:asciiTheme="majorHAnsi" w:eastAsiaTheme="majorEastAsia" w:hAnsiTheme="majorHAnsi" w:cstheme="majorBidi"/>
+      <w:color w:val="0F4761" w:themeColor="accent1" w:themeShade="BF"/>
       <w:sz w:val="32"/>
       <w:szCs w:val="32"/>
     </w:rPr>
   </w:style>
-  <w:style w:styleId="Heading3" w:type="paragraph">
+  <w:style w:type="paragraph" w:styleId="Heading3">
     <w:name w:val="heading 3"/>
     <w:basedOn w:val="Normal"/>
     <w:next w:val="BodyText"/>
@@ -4598,17 +4640,17 @@
     <w:pPr>
       <w:keepNext/>
       <w:keepLines/>
-      <w:spacing w:after="80" w:before="160"/>
+      <w:spacing w:before="160" w:after="80"/>
       <w:outlineLvl w:val="2"/>
     </w:pPr>
     <w:rPr>
-      <w:rFonts w:cstheme="majorBidi" w:eastAsiaTheme="majorEastAsia"/>
-      <w:color w:themeColor="accent1" w:themeShade="BF" w:val="0F4761"/>
+      <w:rFonts w:eastAsiaTheme="majorEastAsia" w:cstheme="majorBidi"/>
+      <w:color w:val="0F4761" w:themeColor="accent1" w:themeShade="BF"/>
       <w:sz w:val="28"/>
       <w:szCs w:val="28"/>
     </w:rPr>
   </w:style>
-  <w:style w:styleId="Heading4" w:type="paragraph">
+  <w:style w:type="paragraph" w:styleId="Heading4">
     <w:name w:val="heading 4"/>
     <w:basedOn w:val="Normal"/>
     <w:next w:val="BodyText"/>
@@ -4621,17 +4663,17 @@
     <w:pPr>
       <w:keepNext/>
       <w:keepLines/>
-      <w:spacing w:after="40" w:before="80"/>
+      <w:spacing w:before="80" w:after="40"/>
       <w:outlineLvl w:val="3"/>
     </w:pPr>
     <w:rPr>
-      <w:rFonts w:cstheme="majorBidi" w:eastAsiaTheme="majorEastAsia"/>
+      <w:rFonts w:eastAsiaTheme="majorEastAsia" w:cstheme="majorBidi"/>
       <w:i/>
       <w:iCs/>
-      <w:color w:themeColor="accent1" w:themeShade="BF" w:val="0F4761"/>
-    </w:rPr>
-  </w:style>
-  <w:style w:styleId="Heading5" w:type="paragraph">
+      <w:color w:val="0F4761" w:themeColor="accent1" w:themeShade="BF"/>
+    </w:rPr>
+  </w:style>
+  <w:style w:type="paragraph" w:styleId="Heading5">
     <w:name w:val="heading 5"/>
     <w:basedOn w:val="Normal"/>
     <w:next w:val="BodyText"/>
@@ -4644,15 +4686,15 @@
     <w:pPr>
       <w:keepNext/>
       <w:keepLines/>
-      <w:spacing w:after="40" w:before="80"/>
+      <w:spacing w:before="80" w:after="40"/>
       <w:outlineLvl w:val="4"/>
     </w:pPr>
     <w:rPr>
-      <w:rFonts w:cstheme="majorBidi" w:eastAsiaTheme="majorEastAsia"/>
-      <w:color w:themeColor="accent1" w:themeShade="BF" w:val="0F4761"/>
-    </w:rPr>
-  </w:style>
-  <w:style w:styleId="Heading6" w:type="paragraph">
+      <w:rFonts w:eastAsiaTheme="majorEastAsia" w:cstheme="majorBidi"/>
+      <w:color w:val="0F4761" w:themeColor="accent1" w:themeShade="BF"/>
+    </w:rPr>
+  </w:style>
+  <w:style w:type="paragraph" w:styleId="Heading6">
     <w:name w:val="heading 6"/>
     <w:basedOn w:val="Normal"/>
     <w:next w:val="BodyText"/>
@@ -4665,17 +4707,17 @@
     <w:pPr>
       <w:keepNext/>
       <w:keepLines/>
-      <w:spacing w:after="0" w:before="40"/>
+      <w:spacing w:before="40" w:after="0"/>
       <w:outlineLvl w:val="5"/>
     </w:pPr>
     <w:rPr>
-      <w:rFonts w:cstheme="majorBidi" w:eastAsiaTheme="majorEastAsia"/>
+      <w:rFonts w:eastAsiaTheme="majorEastAsia" w:cstheme="majorBidi"/>
       <w:i/>
       <w:iCs/>
-      <w:color w:themeColor="text1" w:themeTint="A6" w:val="595959"/>
-    </w:rPr>
-  </w:style>
-  <w:style w:styleId="Heading7" w:type="paragraph">
+      <w:color w:val="595959" w:themeColor="text1" w:themeTint="A6"/>
+    </w:rPr>
+  </w:style>
+  <w:style w:type="paragraph" w:styleId="Heading7">
     <w:name w:val="heading 7"/>
     <w:basedOn w:val="Normal"/>
     <w:next w:val="BodyText"/>
@@ -4688,15 +4730,15 @@
     <w:pPr>
       <w:keepNext/>
       <w:keepLines/>
-      <w:spacing w:after="0" w:before="40"/>
+      <w:spacing w:before="40" w:after="0"/>
       <w:outlineLvl w:val="6"/>
     </w:pPr>
     <w:rPr>
-      <w:rFonts w:cstheme="majorBidi" w:eastAsiaTheme="majorEastAsia"/>
-      <w:color w:themeColor="text1" w:themeTint="A6" w:val="595959"/>
-    </w:rPr>
-  </w:style>
-  <w:style w:styleId="Heading8" w:type="paragraph">
+      <w:rFonts w:eastAsiaTheme="majorEastAsia" w:cstheme="majorBidi"/>
+      <w:color w:val="595959" w:themeColor="text1" w:themeTint="A6"/>
+    </w:rPr>
+  </w:style>
+  <w:style w:type="paragraph" w:styleId="Heading8">
     <w:name w:val="heading 8"/>
     <w:basedOn w:val="Normal"/>
     <w:next w:val="BodyText"/>
@@ -4713,13 +4755,13 @@
       <w:outlineLvl w:val="7"/>
     </w:pPr>
     <w:rPr>
-      <w:rFonts w:cstheme="majorBidi" w:eastAsiaTheme="majorEastAsia"/>
+      <w:rFonts w:eastAsiaTheme="majorEastAsia" w:cstheme="majorBidi"/>
       <w:i/>
       <w:iCs/>
-      <w:color w:themeColor="text1" w:themeTint="D8" w:val="272727"/>
-    </w:rPr>
-  </w:style>
-  <w:style w:styleId="Heading9" w:type="paragraph">
+      <w:color w:val="272727" w:themeColor="text1" w:themeTint="D8"/>
+    </w:rPr>
+  </w:style>
+  <w:style w:type="paragraph" w:styleId="Heading9">
     <w:name w:val="heading 9"/>
     <w:basedOn w:val="Normal"/>
     <w:next w:val="BodyText"/>
@@ -4736,24 +4778,202 @@
       <w:outlineLvl w:val="8"/>
     </w:pPr>
     <w:rPr>
-      <w:rFonts w:cstheme="majorBidi" w:eastAsiaTheme="majorEastAsia"/>
-      <w:color w:themeColor="text1" w:themeTint="D8" w:val="272727"/>
-    </w:rPr>
-  </w:style>
-  <w:style w:customStyle="1" w:styleId="Heading1Char" w:type="character">
+      <w:rFonts w:eastAsiaTheme="majorEastAsia" w:cstheme="majorBidi"/>
+      <w:color w:val="272727" w:themeColor="text1" w:themeTint="D8"/>
+    </w:rPr>
+  </w:style>
+  <w:style w:type="character" w:default="1" w:styleId="DefaultParagraphFont">
+    <w:name w:val="Default Paragraph Font"/>
+    <w:uiPriority w:val="1"/>
+    <w:semiHidden/>
+    <w:unhideWhenUsed/>
+  </w:style>
+  <w:style w:type="table" w:default="1" w:styleId="TableNormal">
+    <w:name w:val="Normal Table"/>
+    <w:uiPriority w:val="99"/>
+    <w:semiHidden/>
+    <w:unhideWhenUsed/>
+    <w:tblPr>
+      <w:tblInd w:w="0" w:type="dxa"/>
+      <w:tblCellMar>
+        <w:top w:w="0" w:type="dxa"/>
+        <w:left w:w="108" w:type="dxa"/>
+        <w:bottom w:w="0" w:type="dxa"/>
+        <w:right w:w="108" w:type="dxa"/>
+      </w:tblCellMar>
+    </w:tblPr>
+  </w:style>
+  <w:style w:type="numbering" w:default="1" w:styleId="NoList">
+    <w:name w:val="No List"/>
+    <w:uiPriority w:val="99"/>
+    <w:semiHidden/>
+    <w:unhideWhenUsed/>
+  </w:style>
+  <w:style w:type="paragraph" w:styleId="BodyText">
+    <w:name w:val="Body Text"/>
+    <w:basedOn w:val="Normal"/>
+    <w:qFormat/>
+    <w:pPr>
+      <w:spacing w:before="180" w:after="180"/>
+    </w:pPr>
+  </w:style>
+  <w:style w:type="paragraph" w:customStyle="1" w:styleId="FirstParagraph">
+    <w:name w:val="First Paragraph"/>
+    <w:basedOn w:val="BodyText"/>
+    <w:next w:val="BodyText"/>
+    <w:qFormat/>
+  </w:style>
+  <w:style w:type="paragraph" w:customStyle="1" w:styleId="Compact">
+    <w:name w:val="Compact"/>
+    <w:basedOn w:val="BodyText"/>
+    <w:qFormat/>
+    <w:pPr>
+      <w:spacing w:before="36" w:after="36"/>
+    </w:pPr>
+  </w:style>
+  <w:style w:type="paragraph" w:styleId="Title">
+    <w:name w:val="Title"/>
+    <w:basedOn w:val="Normal"/>
+    <w:next w:val="BodyText"/>
+    <w:link w:val="TitleChar"/>
+    <w:uiPriority w:val="10"/>
+    <w:qFormat/>
+    <w:rsid w:val="00A10FD9"/>
+    <w:pPr>
+      <w:spacing w:after="80"/>
+      <w:contextualSpacing/>
+      <w:jc w:val="center"/>
+    </w:pPr>
+    <w:rPr>
+      <w:rFonts w:asciiTheme="majorHAnsi" w:eastAsiaTheme="majorEastAsia" w:hAnsiTheme="majorHAnsi" w:cstheme="majorBidi"/>
+      <w:sz w:val="56"/>
+      <w:szCs w:val="56"/>
+    </w:rPr>
+  </w:style>
+  <w:style w:type="character" w:customStyle="1" w:styleId="TitleChar">
+    <w:name w:val="Title Char"/>
+    <w:basedOn w:val="DefaultParagraphFont"/>
+    <w:link w:val="Title"/>
+    <w:uiPriority w:val="10"/>
+    <w:rsid w:val="00A10FD9"/>
+    <w:rPr>
+      <w:rFonts w:asciiTheme="majorHAnsi" w:eastAsiaTheme="majorEastAsia" w:hAnsiTheme="majorHAnsi" w:cstheme="majorBidi"/>
+      <w:sz w:val="56"/>
+      <w:szCs w:val="56"/>
+    </w:rPr>
+  </w:style>
+  <w:style w:type="paragraph" w:styleId="Subtitle">
+    <w:name w:val="Subtitle"/>
+    <w:basedOn w:val="Title"/>
+    <w:next w:val="BodyText"/>
+    <w:link w:val="SubtitleChar"/>
+    <w:uiPriority w:val="11"/>
+    <w:qFormat/>
+    <w:rsid w:val="00A10FD9"/>
+    <w:pPr>
+      <w:numPr>
+        <w:ilvl w:val="1"/>
+      </w:numPr>
+    </w:pPr>
+    <w:rPr>
+      <w:spacing w:val="15"/>
+      <w:sz w:val="28"/>
+      <w:szCs w:val="28"/>
+    </w:rPr>
+  </w:style>
+  <w:style w:type="character" w:customStyle="1" w:styleId="SubtitleChar">
+    <w:name w:val="Subtitle Char"/>
+    <w:basedOn w:val="DefaultParagraphFont"/>
+    <w:link w:val="Subtitle"/>
+    <w:uiPriority w:val="11"/>
+    <w:rsid w:val="00A10FD9"/>
+    <w:rPr>
+      <w:rFonts w:eastAsiaTheme="majorEastAsia" w:cstheme="majorBidi"/>
+      <w:color w:val="595959" w:themeColor="text1" w:themeTint="A6"/>
+      <w:spacing w:val="15"/>
+      <w:sz w:val="28"/>
+      <w:szCs w:val="28"/>
+    </w:rPr>
+  </w:style>
+  <w:style w:type="paragraph" w:customStyle="1" w:styleId="Author">
+    <w:name w:val="Author"/>
+    <w:basedOn w:val="Title"/>
+    <w:next w:val="BodyText"/>
+    <w:qFormat/>
+    <w:pPr>
+      <w:keepNext/>
+      <w:keepLines/>
+    </w:pPr>
+    <w:rPr>
+      <w:sz w:val="24"/>
+      <w:szCs w:val="24"/>
+    </w:rPr>
+  </w:style>
+  <w:style w:type="paragraph" w:styleId="Date">
+    <w:name w:val="Date"/>
+    <w:basedOn w:val="Title"/>
+    <w:next w:val="BodyText"/>
+    <w:qFormat/>
+    <w:pPr>
+      <w:keepNext/>
+      <w:keepLines/>
+    </w:pPr>
+    <w:rPr>
+      <w:sz w:val="24"/>
+      <w:szCs w:val="24"/>
+    </w:rPr>
+  </w:style>
+  <w:style w:type="paragraph" w:customStyle="1" w:styleId="AbstractTitle">
+    <w:name w:val="Abstract Title"/>
+    <w:basedOn w:val="Normal"/>
+    <w:next w:val="Abstract"/>
+    <w:qFormat/>
+    <w:pPr>
+      <w:keepNext/>
+      <w:keepLines/>
+      <w:spacing w:before="300" w:after="0"/>
+      <w:jc w:val="center"/>
+    </w:pPr>
+    <w:rPr>
+      <w:b/>
+      <w:sz w:val="20"/>
+      <w:szCs w:val="20"/>
+    </w:rPr>
+  </w:style>
+  <w:style w:type="paragraph" w:customStyle="1" w:styleId="Abstract">
+    <w:name w:val="Abstract"/>
+    <w:basedOn w:val="Normal"/>
+    <w:next w:val="BodyText"/>
+    <w:qFormat/>
+    <w:pPr>
+      <w:keepNext/>
+      <w:keepLines/>
+      <w:spacing w:before="100" w:after="300"/>
+    </w:pPr>
+    <w:rPr>
+      <w:sz w:val="20"/>
+      <w:szCs w:val="20"/>
+    </w:rPr>
+  </w:style>
+  <w:style w:type="paragraph" w:styleId="Bibliography">
+    <w:name w:val="Bibliography"/>
+    <w:basedOn w:val="Normal"/>
+    <w:qFormat/>
+  </w:style>
+  <w:style w:type="character" w:customStyle="1" w:styleId="Heading1Char">
     <w:name w:val="Heading 1 Char"/>
     <w:basedOn w:val="DefaultParagraphFont"/>
     <w:link w:val="Heading1"/>
     <w:uiPriority w:val="9"/>
     <w:rsid w:val="00A10FD9"/>
     <w:rPr>
-      <w:rFonts w:asciiTheme="majorHAnsi" w:cstheme="majorBidi" w:eastAsiaTheme="majorEastAsia" w:hAnsiTheme="majorHAnsi"/>
-      <w:color w:themeColor="accent1" w:themeShade="BF" w:val="0F4761"/>
+      <w:rFonts w:asciiTheme="majorHAnsi" w:eastAsiaTheme="majorEastAsia" w:hAnsiTheme="majorHAnsi" w:cstheme="majorBidi"/>
+      <w:color w:val="0F4761" w:themeColor="accent1" w:themeShade="BF"/>
       <w:sz w:val="40"/>
       <w:szCs w:val="40"/>
     </w:rPr>
   </w:style>
-  <w:style w:customStyle="1" w:styleId="Heading2Char" w:type="character">
+  <w:style w:type="character" w:customStyle="1" w:styleId="Heading2Char">
     <w:name w:val="Heading 2 Char"/>
     <w:basedOn w:val="DefaultParagraphFont"/>
     <w:link w:val="Heading2"/>
@@ -4761,13 +4981,13 @@
     <w:semiHidden/>
     <w:rsid w:val="00A10FD9"/>
     <w:rPr>
-      <w:rFonts w:asciiTheme="majorHAnsi" w:cstheme="majorBidi" w:eastAsiaTheme="majorEastAsia" w:hAnsiTheme="majorHAnsi"/>
-      <w:color w:themeColor="accent1" w:themeShade="BF" w:val="0F4761"/>
+      <w:rFonts w:asciiTheme="majorHAnsi" w:eastAsiaTheme="majorEastAsia" w:hAnsiTheme="majorHAnsi" w:cstheme="majorBidi"/>
+      <w:color w:val="0F4761" w:themeColor="accent1" w:themeShade="BF"/>
       <w:sz w:val="32"/>
       <w:szCs w:val="32"/>
     </w:rPr>
   </w:style>
-  <w:style w:customStyle="1" w:styleId="Heading3Char" w:type="character">
+  <w:style w:type="character" w:customStyle="1" w:styleId="Heading3Char">
     <w:name w:val="Heading 3 Char"/>
     <w:basedOn w:val="DefaultParagraphFont"/>
     <w:link w:val="Heading3"/>
@@ -4775,13 +4995,13 @@
     <w:semiHidden/>
     <w:rsid w:val="00A10FD9"/>
     <w:rPr>
-      <w:rFonts w:cstheme="majorBidi" w:eastAsiaTheme="majorEastAsia"/>
-      <w:color w:themeColor="accent1" w:themeShade="BF" w:val="0F4761"/>
+      <w:rFonts w:eastAsiaTheme="majorEastAsia" w:cstheme="majorBidi"/>
+      <w:color w:val="0F4761" w:themeColor="accent1" w:themeShade="BF"/>
       <w:sz w:val="28"/>
       <w:szCs w:val="28"/>
     </w:rPr>
   </w:style>
-  <w:style w:customStyle="1" w:styleId="Heading4Char" w:type="character">
+  <w:style w:type="character" w:customStyle="1" w:styleId="Heading4Char">
     <w:name w:val="Heading 4 Char"/>
     <w:basedOn w:val="DefaultParagraphFont"/>
     <w:link w:val="Heading4"/>
@@ -4789,13 +5009,13 @@
     <w:semiHidden/>
     <w:rsid w:val="00A10FD9"/>
     <w:rPr>
-      <w:rFonts w:cstheme="majorBidi" w:eastAsiaTheme="majorEastAsia"/>
+      <w:rFonts w:eastAsiaTheme="majorEastAsia" w:cstheme="majorBidi"/>
       <w:i/>
       <w:iCs/>
-      <w:color w:themeColor="accent1" w:themeShade="BF" w:val="0F4761"/>
-    </w:rPr>
-  </w:style>
-  <w:style w:customStyle="1" w:styleId="Heading5Char" w:type="character">
+      <w:color w:val="0F4761" w:themeColor="accent1" w:themeShade="BF"/>
+    </w:rPr>
+  </w:style>
+  <w:style w:type="character" w:customStyle="1" w:styleId="Heading5Char">
     <w:name w:val="Heading 5 Char"/>
     <w:basedOn w:val="DefaultParagraphFont"/>
     <w:link w:val="Heading5"/>
@@ -4803,11 +5023,11 @@
     <w:semiHidden/>
     <w:rsid w:val="00A10FD9"/>
     <w:rPr>
-      <w:rFonts w:cstheme="majorBidi" w:eastAsiaTheme="majorEastAsia"/>
-      <w:color w:themeColor="accent1" w:themeShade="BF" w:val="0F4761"/>
-    </w:rPr>
-  </w:style>
-  <w:style w:customStyle="1" w:styleId="Heading6Char" w:type="character">
+      <w:rFonts w:eastAsiaTheme="majorEastAsia" w:cstheme="majorBidi"/>
+      <w:color w:val="0F4761" w:themeColor="accent1" w:themeShade="BF"/>
+    </w:rPr>
+  </w:style>
+  <w:style w:type="character" w:customStyle="1" w:styleId="Heading6Char">
     <w:name w:val="Heading 6 Char"/>
     <w:basedOn w:val="DefaultParagraphFont"/>
     <w:link w:val="Heading6"/>
@@ -4815,13 +5035,13 @@
     <w:semiHidden/>
     <w:rsid w:val="00A10FD9"/>
     <w:rPr>
-      <w:rFonts w:cstheme="majorBidi" w:eastAsiaTheme="majorEastAsia"/>
+      <w:rFonts w:eastAsiaTheme="majorEastAsia" w:cstheme="majorBidi"/>
       <w:i/>
       <w:iCs/>
-      <w:color w:themeColor="text1" w:themeTint="A6" w:val="595959"/>
-    </w:rPr>
-  </w:style>
-  <w:style w:customStyle="1" w:styleId="Heading7Char" w:type="character">
+      <w:color w:val="595959" w:themeColor="text1" w:themeTint="A6"/>
+    </w:rPr>
+  </w:style>
+  <w:style w:type="character" w:customStyle="1" w:styleId="Heading7Char">
     <w:name w:val="Heading 7 Char"/>
     <w:basedOn w:val="DefaultParagraphFont"/>
     <w:link w:val="Heading7"/>
@@ -4829,11 +5049,11 @@
     <w:semiHidden/>
     <w:rsid w:val="00A10FD9"/>
     <w:rPr>
-      <w:rFonts w:cstheme="majorBidi" w:eastAsiaTheme="majorEastAsia"/>
-      <w:color w:themeColor="text1" w:themeTint="A6" w:val="595959"/>
-    </w:rPr>
-  </w:style>
-  <w:style w:customStyle="1" w:styleId="Heading8Char" w:type="character">
+      <w:rFonts w:eastAsiaTheme="majorEastAsia" w:cstheme="majorBidi"/>
+      <w:color w:val="595959" w:themeColor="text1" w:themeTint="A6"/>
+    </w:rPr>
+  </w:style>
+  <w:style w:type="character" w:customStyle="1" w:styleId="Heading8Char">
     <w:name w:val="Heading 8 Char"/>
     <w:basedOn w:val="DefaultParagraphFont"/>
     <w:link w:val="Heading8"/>
@@ -4841,13 +5061,13 @@
     <w:semiHidden/>
     <w:rsid w:val="00A10FD9"/>
     <w:rPr>
-      <w:rFonts w:cstheme="majorBidi" w:eastAsiaTheme="majorEastAsia"/>
+      <w:rFonts w:eastAsiaTheme="majorEastAsia" w:cstheme="majorBidi"/>
       <w:i/>
       <w:iCs/>
-      <w:color w:themeColor="text1" w:themeTint="D8" w:val="272727"/>
-    </w:rPr>
-  </w:style>
-  <w:style w:customStyle="1" w:styleId="Heading9Char" w:type="character">
+      <w:color w:val="272727" w:themeColor="text1" w:themeTint="D8"/>
+    </w:rPr>
+  </w:style>
+  <w:style w:type="character" w:customStyle="1" w:styleId="Heading9Char">
     <w:name w:val="Heading 9 Char"/>
     <w:basedOn w:val="DefaultParagraphFont"/>
     <w:link w:val="Heading9"/>
@@ -4855,11 +5075,11 @@
     <w:semiHidden/>
     <w:rsid w:val="00A10FD9"/>
     <w:rPr>
-      <w:rFonts w:cstheme="majorBidi" w:eastAsiaTheme="majorEastAsia"/>
-      <w:color w:themeColor="text1" w:themeTint="D8" w:val="272727"/>
-    </w:rPr>
-  </w:style>
-  <w:style w:styleId="BlockText" w:type="paragraph">
+      <w:rFonts w:eastAsiaTheme="majorEastAsia" w:cstheme="majorBidi"/>
+      <w:color w:val="272727" w:themeColor="text1" w:themeTint="D8"/>
+    </w:rPr>
+  </w:style>
+  <w:style w:type="paragraph" w:styleId="BlockText">
     <w:name w:val="Block Text"/>
     <w:basedOn w:val="BodyText"/>
     <w:next w:val="BodyText"/>
@@ -4867,19 +5087,18 @@
     <w:unhideWhenUsed/>
     <w:qFormat/>
     <w:pPr>
-      <w:spacing w:after="100" w:before="100"/>
-      <w:ind w:firstLine="0" w:left="480" w:right="480"/>
+      <w:spacing w:before="100" w:after="100"/>
+      <w:ind w:left="480" w:right="480"/>
     </w:pPr>
   </w:style>
-  <w:style w:styleId="FootnoteText" w:type="paragraph">
-    <w:name w:val="Footnote Text"/>
+  <w:style w:type="paragraph" w:styleId="FootnoteText">
+    <w:name w:val="footnote text"/>
     <w:basedOn w:val="Normal"/>
-    <w:next w:val="FootnoteText"/>
     <w:uiPriority w:val="9"/>
     <w:unhideWhenUsed/>
     <w:qFormat/>
   </w:style>
-  <w:style w:styleId="FootnoteBlockText" w:type="paragraph">
+  <w:style w:type="paragraph" w:customStyle="1" w:styleId="FootnoteBlockText">
     <w:name w:val="Footnote Block Text"/>
     <w:basedOn w:val="FootnoteText"/>
     <w:next w:val="FootnoteText"/>
@@ -4887,47 +5106,40 @@
     <w:unhideWhenUsed/>
     <w:qFormat/>
     <w:pPr>
-      <w:spacing w:after="100" w:before="100"/>
-      <w:ind w:firstLine="0" w:left="480" w:right="480"/>
+      <w:spacing w:before="100" w:after="100"/>
+      <w:ind w:left="480" w:right="480"/>
     </w:pPr>
   </w:style>
-  <w:style w:default="1" w:styleId="DefaultParagraphFont" w:type="character">
-    <w:name w:val="Default Paragraph Font"/>
-    <w:semiHidden/>
-    <w:unhideWhenUsed/>
-  </w:style>
-  <w:style w:default="1" w:styleId="Table" w:type="table">
+  <w:style w:type="table" w:customStyle="1" w:styleId="Table">
     <w:name w:val="Table"/>
-    <w:basedOn w:val="TableNormal"/>
     <w:semiHidden/>
     <w:unhideWhenUsed/>
     <w:qFormat/>
     <w:tblPr>
-      <w:tblInd w:type="dxa" w:w="0"/>
+      <w:tblInd w:w="0" w:type="dxa"/>
       <w:tblCellMar>
-        <w:top w:type="dxa" w:w="0"/>
-        <w:left w:type="dxa" w:w="108"/>
-        <w:bottom w:type="dxa" w:w="0"/>
-        <w:right w:type="dxa" w:w="108"/>
+        <w:top w:w="0" w:type="dxa"/>
+        <w:left w:w="108" w:type="dxa"/>
+        <w:bottom w:w="0" w:type="dxa"/>
+        <w:right w:w="108" w:type="dxa"/>
       </w:tblCellMar>
     </w:tblPr>
     <w:tblStylePr w:type="firstRow">
       <w:tblPr>
         <w:jc w:val="left"/>
-        <w:tblInd w:type="dxa" w:w="0"/>
       </w:tblPr>
       <w:trPr>
         <w:jc w:val="left"/>
       </w:trPr>
       <w:tcPr>
         <w:tcBorders>
-          <w:bottom w:val="single"/>
+          <w:bottom w:val="single" w:sz="0" w:space="0" w:color="auto"/>
         </w:tcBorders>
         <w:vAlign w:val="bottom"/>
       </w:tcPr>
     </w:tblStylePr>
   </w:style>
-  <w:style w:customStyle="1" w:styleId="DefinitionTerm" w:type="paragraph">
+  <w:style w:type="paragraph" w:customStyle="1" w:styleId="DefinitionTerm">
     <w:name w:val="Definition Term"/>
     <w:basedOn w:val="Normal"/>
     <w:next w:val="Definition"/>
@@ -4940,75 +5152,76 @@
       <w:b/>
     </w:rPr>
   </w:style>
-  <w:style w:customStyle="1" w:styleId="Definition" w:type="paragraph">
+  <w:style w:type="paragraph" w:customStyle="1" w:styleId="Definition">
     <w:name w:val="Definition"/>
     <w:basedOn w:val="Normal"/>
   </w:style>
-  <w:style w:styleId="Caption" w:type="paragraph">
-    <w:name w:val="Caption"/>
+  <w:style w:type="paragraph" w:styleId="Caption">
+    <w:name w:val="caption"/>
     <w:basedOn w:val="Normal"/>
-    <w:link w:val="BodyTextChar"/>
+    <w:link w:val="CaptionChar"/>
     <w:pPr>
-      <w:spacing w:after="120" w:before="0"/>
+      <w:spacing w:after="120"/>
     </w:pPr>
     <w:rPr>
       <w:i/>
     </w:rPr>
   </w:style>
-  <w:style w:customStyle="1" w:styleId="TableCaption" w:type="paragraph">
+  <w:style w:type="paragraph" w:customStyle="1" w:styleId="TableCaption">
     <w:name w:val="Table Caption"/>
     <w:basedOn w:val="Caption"/>
     <w:pPr>
       <w:keepNext/>
     </w:pPr>
   </w:style>
-  <w:style w:customStyle="1" w:styleId="ImageCaption" w:type="paragraph">
+  <w:style w:type="paragraph" w:customStyle="1" w:styleId="ImageCaption">
     <w:name w:val="Image Caption"/>
     <w:basedOn w:val="Caption"/>
   </w:style>
-  <w:style w:customStyle="1" w:styleId="Figure" w:type="paragraph">
+  <w:style w:type="paragraph" w:customStyle="1" w:styleId="Figure">
     <w:name w:val="Figure"/>
     <w:basedOn w:val="Normal"/>
   </w:style>
-  <w:style w:customStyle="1" w:styleId="CaptionedFigure" w:type="paragraph">
+  <w:style w:type="paragraph" w:customStyle="1" w:styleId="CaptionedFigure">
     <w:name w:val="Captioned Figure"/>
     <w:basedOn w:val="Figure"/>
     <w:pPr>
       <w:keepNext/>
     </w:pPr>
   </w:style>
-  <w:style w:customStyle="1" w:styleId="BodyTextChar" w:type="character">
-    <w:name w:val="Body Text Char"/>
+  <w:style w:type="character" w:customStyle="1" w:styleId="CaptionChar">
+    <w:name w:val="Caption Char"/>
     <w:basedOn w:val="DefaultParagraphFont"/>
-    <w:link w:val="BodyText"/>
-  </w:style>
-  <w:style w:customStyle="1" w:styleId="VerbatimChar" w:type="character">
+    <w:link w:val="Caption"/>
+  </w:style>
+  <w:style w:type="character" w:customStyle="1" w:styleId="VerbatimChar">
     <w:name w:val="Verbatim Char"/>
-    <w:basedOn w:val="BodyTextChar"/>
+    <w:basedOn w:val="CaptionChar"/>
+    <w:link w:val="SourceCode"/>
     <w:rPr>
       <w:rFonts w:ascii="Consolas" w:hAnsi="Consolas"/>
       <w:sz w:val="22"/>
     </w:rPr>
   </w:style>
-  <w:style w:customStyle="1" w:styleId="SectionNumber" w:type="character">
+  <w:style w:type="character" w:customStyle="1" w:styleId="SectionNumber">
     <w:name w:val="Section Number"/>
-    <w:basedOn w:val="BodyTextChar"/>
-  </w:style>
-  <w:style w:styleId="FootnoteReference" w:type="character">
-    <w:name w:val="Footnote Reference"/>
-    <w:basedOn w:val="BodyTextChar"/>
+    <w:basedOn w:val="CaptionChar"/>
+  </w:style>
+  <w:style w:type="character" w:styleId="FootnoteReference">
+    <w:name w:val="footnote reference"/>
+    <w:basedOn w:val="CaptionChar"/>
     <w:rPr>
       <w:vertAlign w:val="superscript"/>
     </w:rPr>
   </w:style>
-  <w:style w:styleId="Hyperlink" w:type="character">
+  <w:style w:type="character" w:styleId="Hyperlink">
     <w:name w:val="Hyperlink"/>
-    <w:basedOn w:val="BodyTextChar"/>
-    <w:rPr>
-      <w:color w:themeColor="accent1" w:val="4F81BD"/>
-    </w:rPr>
-  </w:style>
-  <w:style w:styleId="TOCHeading" w:type="paragraph">
+    <w:basedOn w:val="CaptionChar"/>
+    <w:rPr>
+      <w:color w:val="156082" w:themeColor="accent1"/>
+    </w:rPr>
+  </w:style>
+  <w:style w:type="paragraph" w:styleId="TOCHeading">
     <w:name w:val="TOC Heading"/>
     <w:basedOn w:val="Heading1"/>
     <w:next w:val="BodyText"/>
@@ -5019,281 +5232,337 @@
       <w:spacing w:before="240" w:line="259" w:lineRule="auto"/>
       <w:outlineLvl w:val="9"/>
     </w:pPr>
-    <w:rPr>
-      <w:rFonts w:asciiTheme="majorHAnsi" w:cstheme="majorBidi" w:eastAsiaTheme="majorEastAsia" w:hAnsiTheme="majorHAnsi"/>
-      <w:b w:val="0"/>
-      <w:bCs w:val="0"/>
-      <w:color w:themeColor="accent1" w:themeShade="BF" w:val="365F91"/>
-    </w:rPr>
   </w:style>
   <w:style w:type="paragraph" w:customStyle="1" w:styleId="SourceCode">
     <w:name w:val="Source Code"/>
     <w:basedOn w:val="Normal"/>
     <w:link w:val="VerbatimChar"/>
     <w:pPr>
-      <w:wordWrap w:val="off"/>
-      <w:shd w:val="clear" w:fill="f8f8f8"/>
+      <w:shd w:val="clear" w:color="auto" w:fill="F8F8F8"/>
+      <w:wordWrap w:val="0"/>
     </w:pPr>
   </w:style>
   <w:style w:type="character" w:customStyle="1" w:styleId="KeywordTok">
     <w:name w:val="KeywordTok"/>
     <w:basedOn w:val="VerbatimChar"/>
     <w:rPr>
+      <w:rFonts w:ascii="Consolas" w:hAnsi="Consolas"/>
       <w:b/>
-      <w:color w:val="204a87"/>
-      <w:shd w:val="clear" w:fill="f8f8f8"/>
+      <w:color w:val="204A87"/>
+      <w:sz w:val="22"/>
+      <w:shd w:val="clear" w:color="auto" w:fill="F8F8F8"/>
     </w:rPr>
   </w:style>
   <w:style w:type="character" w:customStyle="1" w:styleId="DataTypeTok">
     <w:name w:val="DataTypeTok"/>
     <w:basedOn w:val="VerbatimChar"/>
     <w:rPr>
-      <w:color w:val="204a87"/>
-      <w:shd w:val="clear" w:fill="f8f8f8"/>
+      <w:rFonts w:ascii="Consolas" w:hAnsi="Consolas"/>
+      <w:color w:val="204A87"/>
+      <w:sz w:val="22"/>
+      <w:shd w:val="clear" w:color="auto" w:fill="F8F8F8"/>
     </w:rPr>
   </w:style>
   <w:style w:type="character" w:customStyle="1" w:styleId="DecValTok">
     <w:name w:val="DecValTok"/>
     <w:basedOn w:val="VerbatimChar"/>
     <w:rPr>
-      <w:color w:val="0000cf"/>
-      <w:shd w:val="clear" w:fill="f8f8f8"/>
+      <w:rFonts w:ascii="Consolas" w:hAnsi="Consolas"/>
+      <w:color w:val="0000CF"/>
+      <w:sz w:val="22"/>
+      <w:shd w:val="clear" w:color="auto" w:fill="F8F8F8"/>
     </w:rPr>
   </w:style>
   <w:style w:type="character" w:customStyle="1" w:styleId="BaseNTok">
     <w:name w:val="BaseNTok"/>
     <w:basedOn w:val="VerbatimChar"/>
     <w:rPr>
-      <w:color w:val="0000cf"/>
-      <w:shd w:val="clear" w:fill="f8f8f8"/>
+      <w:rFonts w:ascii="Consolas" w:hAnsi="Consolas"/>
+      <w:color w:val="0000CF"/>
+      <w:sz w:val="22"/>
+      <w:shd w:val="clear" w:color="auto" w:fill="F8F8F8"/>
     </w:rPr>
   </w:style>
   <w:style w:type="character" w:customStyle="1" w:styleId="FloatTok">
     <w:name w:val="FloatTok"/>
     <w:basedOn w:val="VerbatimChar"/>
     <w:rPr>
-      <w:color w:val="0000cf"/>
-      <w:shd w:val="clear" w:fill="f8f8f8"/>
+      <w:rFonts w:ascii="Consolas" w:hAnsi="Consolas"/>
+      <w:color w:val="0000CF"/>
+      <w:sz w:val="22"/>
+      <w:shd w:val="clear" w:color="auto" w:fill="F8F8F8"/>
     </w:rPr>
   </w:style>
   <w:style w:type="character" w:customStyle="1" w:styleId="ConstantTok">
     <w:name w:val="ConstantTok"/>
     <w:basedOn w:val="VerbatimChar"/>
     <w:rPr>
-      <w:color w:val="8f5902"/>
-      <w:shd w:val="clear" w:fill="f8f8f8"/>
+      <w:rFonts w:ascii="Consolas" w:hAnsi="Consolas"/>
+      <w:color w:val="8F5902"/>
+      <w:sz w:val="22"/>
+      <w:shd w:val="clear" w:color="auto" w:fill="F8F8F8"/>
     </w:rPr>
   </w:style>
   <w:style w:type="character" w:customStyle="1" w:styleId="CharTok">
     <w:name w:val="CharTok"/>
     <w:basedOn w:val="VerbatimChar"/>
     <w:rPr>
-      <w:color w:val="4e9a06"/>
-      <w:shd w:val="clear" w:fill="f8f8f8"/>
+      <w:rFonts w:ascii="Consolas" w:hAnsi="Consolas"/>
+      <w:color w:val="4E9A06"/>
+      <w:sz w:val="22"/>
+      <w:shd w:val="clear" w:color="auto" w:fill="F8F8F8"/>
     </w:rPr>
   </w:style>
   <w:style w:type="character" w:customStyle="1" w:styleId="SpecialCharTok">
     <w:name w:val="SpecialCharTok"/>
     <w:basedOn w:val="VerbatimChar"/>
     <w:rPr>
+      <w:rFonts w:ascii="Consolas" w:hAnsi="Consolas"/>
       <w:b/>
-      <w:color w:val="ce5c00"/>
-      <w:shd w:val="clear" w:fill="f8f8f8"/>
+      <w:color w:val="CE5C00"/>
+      <w:sz w:val="22"/>
+      <w:shd w:val="clear" w:color="auto" w:fill="F8F8F8"/>
     </w:rPr>
   </w:style>
   <w:style w:type="character" w:customStyle="1" w:styleId="StringTok">
     <w:name w:val="StringTok"/>
     <w:basedOn w:val="VerbatimChar"/>
     <w:rPr>
-      <w:color w:val="4e9a06"/>
-      <w:shd w:val="clear" w:fill="f8f8f8"/>
+      <w:rFonts w:ascii="Consolas" w:hAnsi="Consolas"/>
+      <w:color w:val="4E9A06"/>
+      <w:sz w:val="22"/>
+      <w:shd w:val="clear" w:color="auto" w:fill="F8F8F8"/>
     </w:rPr>
   </w:style>
   <w:style w:type="character" w:customStyle="1" w:styleId="VerbatimStringTok">
     <w:name w:val="VerbatimStringTok"/>
     <w:basedOn w:val="VerbatimChar"/>
     <w:rPr>
-      <w:color w:val="4e9a06"/>
-      <w:shd w:val="clear" w:fill="f8f8f8"/>
+      <w:rFonts w:ascii="Consolas" w:hAnsi="Consolas"/>
+      <w:color w:val="4E9A06"/>
+      <w:sz w:val="22"/>
+      <w:shd w:val="clear" w:color="auto" w:fill="F8F8F8"/>
     </w:rPr>
   </w:style>
   <w:style w:type="character" w:customStyle="1" w:styleId="SpecialStringTok">
     <w:name w:val="SpecialStringTok"/>
     <w:basedOn w:val="VerbatimChar"/>
     <w:rPr>
-      <w:color w:val="4e9a06"/>
-      <w:shd w:val="clear" w:fill="f8f8f8"/>
+      <w:rFonts w:ascii="Consolas" w:hAnsi="Consolas"/>
+      <w:color w:val="4E9A06"/>
+      <w:sz w:val="22"/>
+      <w:shd w:val="clear" w:color="auto" w:fill="F8F8F8"/>
     </w:rPr>
   </w:style>
   <w:style w:type="character" w:customStyle="1" w:styleId="ImportTok">
     <w:name w:val="ImportTok"/>
     <w:basedOn w:val="VerbatimChar"/>
     <w:rPr>
-      <w:shd w:val="clear" w:fill="f8f8f8"/>
+      <w:rFonts w:ascii="Consolas" w:hAnsi="Consolas"/>
+      <w:sz w:val="22"/>
+      <w:shd w:val="clear" w:color="auto" w:fill="F8F8F8"/>
     </w:rPr>
   </w:style>
   <w:style w:type="character" w:customStyle="1" w:styleId="CommentTok">
     <w:name w:val="CommentTok"/>
     <w:basedOn w:val="VerbatimChar"/>
     <w:rPr>
+      <w:rFonts w:ascii="Consolas" w:hAnsi="Consolas"/>
       <w:i/>
-      <w:color w:val="8f5902"/>
-      <w:shd w:val="clear" w:fill="f8f8f8"/>
+      <w:color w:val="8F5902"/>
+      <w:sz w:val="22"/>
+      <w:shd w:val="clear" w:color="auto" w:fill="F8F8F8"/>
     </w:rPr>
   </w:style>
   <w:style w:type="character" w:customStyle="1" w:styleId="DocumentationTok">
     <w:name w:val="DocumentationTok"/>
     <w:basedOn w:val="VerbatimChar"/>
     <w:rPr>
+      <w:rFonts w:ascii="Consolas" w:hAnsi="Consolas"/>
       <w:b/>
       <w:i/>
-      <w:color w:val="8f5902"/>
-      <w:shd w:val="clear" w:fill="f8f8f8"/>
+      <w:color w:val="8F5902"/>
+      <w:sz w:val="22"/>
+      <w:shd w:val="clear" w:color="auto" w:fill="F8F8F8"/>
     </w:rPr>
   </w:style>
   <w:style w:type="character" w:customStyle="1" w:styleId="AnnotationTok">
     <w:name w:val="AnnotationTok"/>
     <w:basedOn w:val="VerbatimChar"/>
     <w:rPr>
+      <w:rFonts w:ascii="Consolas" w:hAnsi="Consolas"/>
       <w:b/>
       <w:i/>
-      <w:color w:val="8f5902"/>
-      <w:shd w:val="clear" w:fill="f8f8f8"/>
+      <w:color w:val="8F5902"/>
+      <w:sz w:val="22"/>
+      <w:shd w:val="clear" w:color="auto" w:fill="F8F8F8"/>
     </w:rPr>
   </w:style>
   <w:style w:type="character" w:customStyle="1" w:styleId="CommentVarTok">
     <w:name w:val="CommentVarTok"/>
     <w:basedOn w:val="VerbatimChar"/>
     <w:rPr>
+      <w:rFonts w:ascii="Consolas" w:hAnsi="Consolas"/>
       <w:b/>
       <w:i/>
-      <w:color w:val="8f5902"/>
-      <w:shd w:val="clear" w:fill="f8f8f8"/>
+      <w:color w:val="8F5902"/>
+      <w:sz w:val="22"/>
+      <w:shd w:val="clear" w:color="auto" w:fill="F8F8F8"/>
     </w:rPr>
   </w:style>
   <w:style w:type="character" w:customStyle="1" w:styleId="OtherTok">
     <w:name w:val="OtherTok"/>
     <w:basedOn w:val="VerbatimChar"/>
     <w:rPr>
-      <w:color w:val="8f5902"/>
-      <w:shd w:val="clear" w:fill="f8f8f8"/>
+      <w:rFonts w:ascii="Consolas" w:hAnsi="Consolas"/>
+      <w:color w:val="8F5902"/>
+      <w:sz w:val="22"/>
+      <w:shd w:val="clear" w:color="auto" w:fill="F8F8F8"/>
     </w:rPr>
   </w:style>
   <w:style w:type="character" w:customStyle="1" w:styleId="FunctionTok">
     <w:name w:val="FunctionTok"/>
     <w:basedOn w:val="VerbatimChar"/>
     <w:rPr>
+      <w:rFonts w:ascii="Consolas" w:hAnsi="Consolas"/>
       <w:b/>
-      <w:color w:val="204a87"/>
-      <w:shd w:val="clear" w:fill="f8f8f8"/>
+      <w:color w:val="204A87"/>
+      <w:sz w:val="22"/>
+      <w:shd w:val="clear" w:color="auto" w:fill="F8F8F8"/>
     </w:rPr>
   </w:style>
   <w:style w:type="character" w:customStyle="1" w:styleId="VariableTok">
     <w:name w:val="VariableTok"/>
     <w:basedOn w:val="VerbatimChar"/>
     <w:rPr>
+      <w:rFonts w:ascii="Consolas" w:hAnsi="Consolas"/>
       <w:color w:val="000000"/>
-      <w:shd w:val="clear" w:fill="f8f8f8"/>
+      <w:sz w:val="22"/>
+      <w:shd w:val="clear" w:color="auto" w:fill="F8F8F8"/>
     </w:rPr>
   </w:style>
   <w:style w:type="character" w:customStyle="1" w:styleId="ControlFlowTok">
     <w:name w:val="ControlFlowTok"/>
     <w:basedOn w:val="VerbatimChar"/>
     <w:rPr>
+      <w:rFonts w:ascii="Consolas" w:hAnsi="Consolas"/>
       <w:b/>
-      <w:color w:val="204a87"/>
-      <w:shd w:val="clear" w:fill="f8f8f8"/>
+      <w:color w:val="204A87"/>
+      <w:sz w:val="22"/>
+      <w:shd w:val="clear" w:color="auto" w:fill="F8F8F8"/>
     </w:rPr>
   </w:style>
   <w:style w:type="character" w:customStyle="1" w:styleId="OperatorTok">
     <w:name w:val="OperatorTok"/>
     <w:basedOn w:val="VerbatimChar"/>
     <w:rPr>
+      <w:rFonts w:ascii="Consolas" w:hAnsi="Consolas"/>
       <w:b/>
-      <w:color w:val="ce5c00"/>
-      <w:shd w:val="clear" w:fill="f8f8f8"/>
+      <w:color w:val="CE5C00"/>
+      <w:sz w:val="22"/>
+      <w:shd w:val="clear" w:color="auto" w:fill="F8F8F8"/>
     </w:rPr>
   </w:style>
   <w:style w:type="character" w:customStyle="1" w:styleId="BuiltInTok">
     <w:name w:val="BuiltInTok"/>
     <w:basedOn w:val="VerbatimChar"/>
     <w:rPr>
-      <w:shd w:val="clear" w:fill="f8f8f8"/>
+      <w:rFonts w:ascii="Consolas" w:hAnsi="Consolas"/>
+      <w:sz w:val="22"/>
+      <w:shd w:val="clear" w:color="auto" w:fill="F8F8F8"/>
     </w:rPr>
   </w:style>
   <w:style w:type="character" w:customStyle="1" w:styleId="ExtensionTok">
     <w:name w:val="ExtensionTok"/>
     <w:basedOn w:val="VerbatimChar"/>
     <w:rPr>
-      <w:shd w:val="clear" w:fill="f8f8f8"/>
+      <w:rFonts w:ascii="Consolas" w:hAnsi="Consolas"/>
+      <w:sz w:val="22"/>
+      <w:shd w:val="clear" w:color="auto" w:fill="F8F8F8"/>
     </w:rPr>
   </w:style>
   <w:style w:type="character" w:customStyle="1" w:styleId="PreprocessorTok">
     <w:name w:val="PreprocessorTok"/>
     <w:basedOn w:val="VerbatimChar"/>
     <w:rPr>
+      <w:rFonts w:ascii="Consolas" w:hAnsi="Consolas"/>
       <w:i/>
-      <w:color w:val="8f5902"/>
-      <w:shd w:val="clear" w:fill="f8f8f8"/>
+      <w:color w:val="8F5902"/>
+      <w:sz w:val="22"/>
+      <w:shd w:val="clear" w:color="auto" w:fill="F8F8F8"/>
     </w:rPr>
   </w:style>
   <w:style w:type="character" w:customStyle="1" w:styleId="AttributeTok">
     <w:name w:val="AttributeTok"/>
     <w:basedOn w:val="VerbatimChar"/>
     <w:rPr>
-      <w:color w:val="204a87"/>
-      <w:shd w:val="clear" w:fill="f8f8f8"/>
+      <w:rFonts w:ascii="Consolas" w:hAnsi="Consolas"/>
+      <w:color w:val="204A87"/>
+      <w:sz w:val="22"/>
+      <w:shd w:val="clear" w:color="auto" w:fill="F8F8F8"/>
     </w:rPr>
   </w:style>
   <w:style w:type="character" w:customStyle="1" w:styleId="RegionMarkerTok">
     <w:name w:val="RegionMarkerTok"/>
     <w:basedOn w:val="VerbatimChar"/>
     <w:rPr>
-      <w:shd w:val="clear" w:fill="f8f8f8"/>
+      <w:rFonts w:ascii="Consolas" w:hAnsi="Consolas"/>
+      <w:sz w:val="22"/>
+      <w:shd w:val="clear" w:color="auto" w:fill="F8F8F8"/>
     </w:rPr>
   </w:style>
   <w:style w:type="character" w:customStyle="1" w:styleId="InformationTok">
     <w:name w:val="InformationTok"/>
     <w:basedOn w:val="VerbatimChar"/>
     <w:rPr>
+      <w:rFonts w:ascii="Consolas" w:hAnsi="Consolas"/>
       <w:b/>
       <w:i/>
-      <w:color w:val="8f5902"/>
-      <w:shd w:val="clear" w:fill="f8f8f8"/>
+      <w:color w:val="8F5902"/>
+      <w:sz w:val="22"/>
+      <w:shd w:val="clear" w:color="auto" w:fill="F8F8F8"/>
     </w:rPr>
   </w:style>
   <w:style w:type="character" w:customStyle="1" w:styleId="WarningTok">
     <w:name w:val="WarningTok"/>
     <w:basedOn w:val="VerbatimChar"/>
     <w:rPr>
+      <w:rFonts w:ascii="Consolas" w:hAnsi="Consolas"/>
       <w:b/>
       <w:i/>
-      <w:color w:val="8f5902"/>
-      <w:shd w:val="clear" w:fill="f8f8f8"/>
+      <w:color w:val="8F5902"/>
+      <w:sz w:val="22"/>
+      <w:shd w:val="clear" w:color="auto" w:fill="F8F8F8"/>
     </w:rPr>
   </w:style>
   <w:style w:type="character" w:customStyle="1" w:styleId="AlertTok">
     <w:name w:val="AlertTok"/>
     <w:basedOn w:val="VerbatimChar"/>
     <w:rPr>
-      <w:color w:val="ef2929"/>
-      <w:shd w:val="clear" w:fill="f8f8f8"/>
+      <w:rFonts w:ascii="Consolas" w:hAnsi="Consolas"/>
+      <w:color w:val="EF2929"/>
+      <w:sz w:val="22"/>
+      <w:shd w:val="clear" w:color="auto" w:fill="F8F8F8"/>
     </w:rPr>
   </w:style>
   <w:style w:type="character" w:customStyle="1" w:styleId="ErrorTok">
     <w:name w:val="ErrorTok"/>
     <w:basedOn w:val="VerbatimChar"/>
     <w:rPr>
+      <w:rFonts w:ascii="Consolas" w:hAnsi="Consolas"/>
       <w:b/>
-      <w:color w:val="a40000"/>
-      <w:shd w:val="clear" w:fill="f8f8f8"/>
+      <w:color w:val="A40000"/>
+      <w:sz w:val="22"/>
+      <w:shd w:val="clear" w:color="auto" w:fill="F8F8F8"/>
     </w:rPr>
   </w:style>
   <w:style w:type="character" w:customStyle="1" w:styleId="NormalTok">
     <w:name w:val="NormalTok"/>
     <w:basedOn w:val="VerbatimChar"/>
     <w:rPr>
-      <w:shd w:val="clear" w:fill="f8f8f8"/>
+      <w:rFonts w:ascii="Consolas" w:hAnsi="Consolas"/>
+      <w:sz w:val="22"/>
+      <w:shd w:val="clear" w:color="auto" w:fill="F8F8F8"/>
     </w:rPr>
   </w:style>
 </w:styles>
